--- a/docs/SIMF-LLD-003-Solution-Design-Document-v1.5.docx
+++ b/docs/SIMF-LLD-003-Solution-Design-Document-v1.5.docx
@@ -2238,7 +2238,7 @@
         <w:rPr>
           <w:b w:val="0"/>
         </w:rPr>
-        <w:t>Video platform (YouTube). Receives the live session stream while a session is running, and the session summary video published after it. No attendee record and no personal data accompany either; the platform receives video content and a public video identifier. SIMF stores video links only and holds no video files: images are the only media uploaded into the file store. The public video library is published on the forum’s YouTube channel and surfaced in SIMF as links, so it requires no additional storage, encoding or bandwidth on ministry servers.</w:t>
+        <w:t>Video platform (YouTube). The media team publishes the live session and the summary video on the forum channel; SIMF neither uploads nor relays video. No attendee record and no personal data accompany either; the platform receives video content and a public video identifier. SIMF stores video links only and holds no video files: images are the only media uploaded into the file store. The public video library is published on the forum’s YouTube channel and surfaced in SIMF as links, so it requires no additional storage, encoding or bandwidth on ministry servers.</w:t>
       </w:r>
     </w:p>
     <w:p>
@@ -22465,7 +22465,7 @@
         <w:rPr>
           <w:i/>
         </w:rPr>
-        <w:t>Deployment, exactly as Figure 3 draws it. SSA holds three zones. The access zone is the attendee mobile device, the public website browser and the administrator browser. The perimeter zone is the WAF and load balancer, where TLS terminates. The presentation zone is the mobile edge (SIMF.MobileEdge), the website (SIMF.Web, two nodes) and the Control Panel (SIMF.ControlPanel, two nodes), each 32 GB RAM, 16 vCPU and 300 GB storage on Windows Server 2022. All three call the API over HTTPS 443 across the internal firewall, which admits nothing else. HSA holds two zones. The application zone is the API load balancer and four API nodes (SIMF.Api) of the same specification, the on-site LLM server running GPT OSS 120B, and the on-site mail relay. The data zone is two database nodes at 64 GB RAM, 8 vCPU and 2 TB storage carrying SIMF_Identity and SIMF_App, and MinIO object storage. The API is the only caller of each: HTTPS 443 to the LLM server, SMTP 587 to the mail relay, TCP 1433 to the databases and the S3 API over HTTPS 443 to MinIO. The Control Panel makes the single outbound call, HTTPS 443 to the YouTube caption API. No host in HSA has a route to the internet.</w:t>
+        <w:t>Deployment, exactly as Figure 3 draws it. SSA holds three zones. The access zone is the attendee mobile device, the public website browser and the administrator browser. The perimeter zone is the WAF and load balancer, where TLS terminates. The presentation zone is the mobile edge (SIMF.MobileEdge), the website (SIMF.Web, two nodes) and the Control Panel (SIMF.ControlPanel, two nodes). The web and Control Panel nodes are 32 GB RAM, 16 vCPU and 300 GB storage on Windows Server 2022; the mobile edge is sized with the site. All three call the API over HTTPS 443 across the internal firewall, which admits nothing else. HSA holds two zones. The application zone is the API load balancer and four API nodes (SIMF.Api) of the same specification, the on-site LLM server running GPT OSS 120B, and the on-site mail relay. The data zone is two database nodes at 64 GB RAM, 8 vCPU and 2 TB storage carrying SIMF_Identity and SIMF_App, and MinIO object storage. The API is the only caller of each: HTTPS 443 to the LLM server, SMTP 587 to the mail relay, TCP 1433 to the databases and the S3 API over HTTPS 443 to MinIO. The Control Panel makes the single outbound call, HTTPS 443 to the YouTube caption API. No host in HSA has a route to the internet.</w:t>
       </w:r>
     </w:p>
     <w:p>

--- a/docs/SIMF-LLD-003-Solution-Design-Document-v1.5.docx
+++ b/docs/SIMF-LLD-003-Solution-Design-Document-v1.5.docx
@@ -806,7 +806,7 @@
         <w:rPr>
           <w:b/>
         </w:rPr>
-        <w:t>External systems themselves: only the video platform is external, and it is an integration endpoint called over a public URL, not a component designed here. The AI model, the mail relay and the object store run on site in HSA and are described in this document like any other server. The data crossing the system boundary is itemised in the third-party data statement under the data-flow figure.</w:t>
+        <w:t>External systems themselves: only the video platform is external, and it is an integration endpoint called over a public URL, not a component designed here. The AI model, the mail relay and the object store run on site in HSA and are described in this document like any other server. The data crossing the system boundary is itemised in the per-service data statement under the data-flow figure.</w:t>
       </w:r>
     </w:p>
     <w:p>
@@ -2103,27 +2103,12 @@
         <w:rPr>
           <w:b/>
         </w:rPr>
-        <w:t>Endpoints declare their own authorisation</w:t>
-      </w:r>
-      <w:r>
-        <w:t xml:space="preserve"> in `</w:t>
+        <w:t>Endpoints declare their own authorisation in `Configure()`: `AllowAnonymous()` for the public read endpoints, for the authentication endpoints that run before the caller holds a bearer token, and for the single-use speaker action-token endpoint, or `Policies(...)` naming a permission policy plus `RequireApprovedAccount` for admin actions.</w:t>
       </w:r>
       <w:proofErr w:type="gramStart"/>
-      <w:r>
-        <w:t>Configure(</w:t>
-      </w:r>
       <w:proofErr w:type="gramEnd"/>
-      <w:r>
-        <w:t>)`: `</w:t>
-      </w:r>
       <w:proofErr w:type="gramStart"/>
-      <w:r>
-        <w:t>AllowAnonymous(</w:t>
-      </w:r>
       <w:proofErr w:type="gramEnd"/>
-      <w:r>
-        <w:t>)` for sign-in/sign-up/password-reset only, or `Policies(...)` naming a permission policy plus `RequireApprovedAccount` for admin actions.</w:t>
-      </w:r>
     </w:p>
     <w:p>
       <w:pPr>
@@ -2222,7 +2207,7 @@
         <w:rPr>
           <w:b/>
         </w:rPr>
-        <w:t>Third-party services and the data sent to them</w:t>
+        <w:t>Services the platform calls and the data sent to them</w:t>
       </w:r>
     </w:p>
     <w:p>
@@ -2238,7 +2223,7 @@
         <w:rPr>
           <w:b w:val="0"/>
         </w:rPr>
-        <w:t>Video platform (YouTube). The media team publishes the live session and the summary video on the forum channel; SIMF neither uploads nor relays video. No attendee record and no personal data accompany either; the platform receives video content and a public video identifier. SIMF stores video links only and holds no video files: images are the only media uploaded into the file store. The public video library is published on the forum’s YouTube channel and surfaced in SIMF as links, so it requires no additional storage, encoding or bandwidth on ministry servers.</w:t>
+        <w:t>Video platform (YouTube). The media team publishes the live session and the summary video on the forum channel; SIMF neither uploads nor relays video. No attendee record and no personal data accompany either; the platform receives video content and a public video identifier. The public video library is published on the forum’s YouTube channel and surfaced in SIMF as links, so it requires no additional storage, encoding or bandwidth on ministry servers.</w:t>
       </w:r>
     </w:p>
     <w:p>
@@ -2254,7 +2239,7 @@
         <w:rPr>
           <w:b w:val="0"/>
         </w:rPr>
-        <w:t>E-mail relay. Receives notifications only: the account, booking, session and announcement messages raised by the platform, each addressed to its recipient. It receives no session content and nothing from the AI or video paths.</w:t>
+        <w:t>E-mail relay (on site, HSA). Receives notifications only: the account, booking, session and announcement messages raised by the platform, each addressed to its recipient. It receives no session content and nothing from the AI or video paths.</w:t>
       </w:r>
     </w:p>
     <w:p>
@@ -2442,15 +2427,6 @@
       </w:pPr>
       <w:r>
         <w:t>Gate check-in confirms the seat (checked-in); no admin approval transition and no booking notification are raised on the reservation path.</w:t>
-      </w:r>
-    </w:p>
-    <w:p>
-      <w:pPr>
-        <w:pStyle w:val="ListBullet"/>
-      </w:pPr>
-      <w:r>
-        <w:lastRenderedPageBreak/>
-        <w:t>Reject to `Status = Rejected` with a reason, and a `BookingRejected` notification is queued (exception/alternate path).</w:t>
       </w:r>
     </w:p>
     <w:p>
@@ -4071,7 +4047,7 @@
           </w:tcPr>
           <w:p>
             <w:r>
-              <w:t>QR scan + geofence to `HallAttendance`.</w:t>
+              <w:t>QR scan to `HallAttendance`; geofence arrival is deferred (open item G-OI-2).</w:t>
             </w:r>
           </w:p>
         </w:tc>
@@ -6042,7 +6018,7 @@
           </w:tcPr>
           <w:p>
             <w:r>
-              <w:t>A1 Hall arrival (UC-35): QR at the door records `HallAttendance` enter (`Method = QrScan`); a GPS geofence crossing records `Method = Geofence`; both means update one row. A2 Attendee-to-attendee scan (UC-12): verified QR to `SavedContact`. A3 "Currently inside" derived from the most-recent allowed scan across all gates.</w:t>
+              <w:t>A1 Hall arrival (UC-35): QR at the door records `HallAttendance` enter (`Method = QrScan`); the GPS-geofence method is a deferred enhancement (open item G-OI-2); if both means fire they update one `HallAttendance` row, not two. A2 Attendee-to-attendee scan (UC-12): verified QR to `SavedContact`. A3 "Currently inside" derived from the most-recent allowed scan across all gates.</w:t>
             </w:r>
           </w:p>
         </w:tc>
@@ -6274,7 +6250,7 @@
           </w:tcPr>
           <w:p>
             <w:r>
-              <w:t>Note the legacy Reject / Bulk approve actions are retained but dormant (no attendee booking enters Pending to act on); attendee-facing release happens via the pre-start uncheck-in sweep and cancellation. A3 Cancel (UC-10) a Pending/Approved booking before start, to `Cancelled`, seat released. A4 Random / open-seating reservation kinds (`SeatReservationKind`).</w:t>
+              <w:t>The legacy Reject / Bulk approve actions are retained but dormant (no attendee booking enters Pending to act on); attendee-facing release happens via the pre-start uncheck-in sweep and cancellation. A3 Cancel (UC-10) a Pending/Approved booking before start, to `Cancelled`, seat released. A4 Random / open-seating reservation kinds (`SeatReservationKind`).</w:t>
             </w:r>
           </w:p>
         </w:tc>
@@ -6957,30 +6933,12 @@
     </w:p>
     <w:p>
       <w:r>
-        <w:t xml:space="preserve">SIMF presents three </w:t>
-      </w:r>
-      <w:r>
-        <w:t xml:space="preserve">distinct clients over the one backend API: the Control Panel (internal administration, Blazor Server), the public </w:t>
+        <w:t>SIMF presents three distinct clients over the one backend API: the Control Panel (internal administration, Blazor Server), the public Website (Blazor SSR, static public content), and the Mobile application (Flutter, Android and iOS). This section catalogues the screens of each client, it does not reproduce every wireframe. The authoritative per-page detail (fields, buttons, validation, bilingual toast text, permissions, API calls) lives in the per-page reference documentation and its end-to-end catalogue files, indexed by route; annotated visual wireframes live in Figma (node ids are recorded per screen). The tables below reproduce the Real rows of the page index. No routes are invented here; every route is copied from that index.</w:t>
       </w:r>
       <w:proofErr w:type="gramStart"/>
-      <w:r>
-        <w:t>Website</w:t>
-      </w:r>
       <w:proofErr w:type="gramEnd"/>
-      <w:r>
-        <w:t xml:space="preserve"> (Blazor SSR plus interactive auth islands), and the Mobile application (Flutter, Android and iOS). This section catalogues the screens of each </w:t>
-      </w:r>
       <w:proofErr w:type="gramStart"/>
-      <w:r>
-        <w:t>client,</w:t>
-      </w:r>
       <w:proofErr w:type="gramEnd"/>
-      <w:r>
-        <w:t xml:space="preserve"> it does not reproduce every wireframe. The authoritative per-page detail (fields, buttons, validation, bilingual toast text, permissions, API calls) lives in the per-page reference documentation and its end-to-end catalogue files, indexed by route; annotated visual wireframes live in Figma (node ids are recorded per screen). The tables below reproduce the Real rows of the page index. No routes are invented here; every route is copied</w:t>
-      </w:r>
-      <w:r>
-        <w:t xml:space="preserve"> from that index.</w:t>
-      </w:r>
     </w:p>
     <w:p>
       <w:pPr>
@@ -12511,7 +12469,7 @@
           </w:tcPr>
           <w:p>
             <w:r>
-              <w:t>AI-assistant shell (interim, no API)</w:t>
+              <w:t>AI assistant over the two-level FAQ</w:t>
             </w:r>
           </w:p>
         </w:tc>
@@ -14025,10 +13983,7 @@
         <w:rPr>
           <w:b/>
         </w:rPr>
-        <w:t>Key Functionalities.</w:t>
-      </w:r>
-      <w:r>
-        <w:t xml:space="preserve"> The badge card and its signed-token QR; venue-entry verification by Staff scan; attendee-to-attendee contact exchange by badge scan; hall-arrival capture by QR-at-door plus GPS geofence; and the Gate Module, a first-class configurable access point with a 13-step ordered constraint engine, allow-lists, idempotency, a duplicate-absorption window, a "currently inside" derivation, and a failure-rate circuit breaker.</w:t>
+        <w:t>Key Functionalities. The badge card and its signed-token QR; venue-entry verification by Staff scan; attendee-to-attendee contact exchange by badge scan; hall-arrival capture by QR-at-door (automatic GPS-geofence arrival is a deferred enhancement, open item G-OI-2); and the Gate Module, a first-class configurable access point with a 13-step ordered constraint engine, allow-lists, idempotency, a duplicate-absorption window, a "currently inside" derivation, and a failure-rate circuit breaker.</w:t>
       </w:r>
     </w:p>
     <w:p>
@@ -14036,10 +13991,7 @@
         <w:rPr>
           <w:b/>
         </w:rPr>
-        <w:t>Business Rules.</w:t>
-      </w:r>
-      <w:r>
-        <w:t xml:space="preserve"> The badge QR is a signed token verified server-side; a copied or invented QR fails. A scan is allowed only for an active badge whose holder is `Approved`. Hall arrival is recorded by two means; if both fire for one attendee/session they update one `HallAttendance` row, not two, and one open attendance row per session is enforced. The gate engine runs its steps in a load-bearing order, short-circuiting to a recorded denial with a named `DenialReasonCode`; an empty allow-list passes, a filtered-empty allow-list denies all (safe-default rule); a 5-second window absorbs double-fire; 10 or more denials in 60 s opens a 5-minute circuit. GPS presence is reported on a bounded 30 to 60 s interval in small batches, not a continuous stream. `GateScan` is append-only.</w:t>
+        <w:t>Business Rules. The badge QR is a signed token verified server-side; a copied or invented QR fails. A scan is allowed only for an active badge whose holder is `Approved`. Hall arrival is recorded by QR scan at the hall door. Automatic GPS-geofence arrival is a deferred enhancement (open item G-OI-2). If both means fire for one attendee/session they update one `HallAttendance` row, not two, and one open attendance row per session is enforced. The gate engine runs its steps in a load-bearing order, short-circuiting to a recorded denial with a named `DenialReasonCode`; an empty allow-list passes, a filtered-empty allow-list denies all (safe-default rule); a 5-second window absorbs double-fire; 10 or more denials in 60 s opens a 5-minute circuit. GPS presence, in the deferred geofence chain, is reported on a bounded 30 to 60 s interval in small batches, not a continuous stream. `GateScan` is append-only.</w:t>
       </w:r>
     </w:p>
     <w:p>
@@ -14103,10 +14055,7 @@
         <w:rPr>
           <w:b/>
         </w:rPr>
-        <w:t>Business Rules.</w:t>
-      </w:r>
-      <w:r>
-        <w:t xml:space="preserve"> All programme content is bilingual (Ar/En) and required in both languages. Saving a hall capacity generates one seat per position; reducing capacity removes only unallocated seats and warns on assigned ones. Each hall carries a geofence used by Badge &amp; Access Control. A session's times must fall within the forum dates, end after start, and not overlap another session in the same hall; at least one speaker with a role is required. A session marked live is later streamed by Engagement. Programme records are soft-deleted; a theme in use is not removed while referenced.</w:t>
+        <w:t>Business Rules. All programme content is bilingual (Ar/En) and required in both languages. Saving a hall capacity generates one seat per position; reducing capacity removes only unallocated seats and warns on assigned ones. A geofence per hall belongs to the deferred arrival chain (open item G-OI-2). A session's times must fall within the forum dates, end after start, and not overlap another session in the same hall; at least one speaker with a role is required. A session marked live is later streamed by Engagement. Programme records are soft-deleted; a theme in use is not removed while referenced.</w:t>
       </w:r>
     </w:p>
     <w:p>
@@ -14146,21 +14095,17 @@
     </w:p>
     <w:p>
       <w:r>
-        <w:t>Key Functionalities. Making a booking from the seat map; the no-time-overlap rule; (Legacy) Control-Panel booking approval/rejection queue, retained but dormant; attendee reservations auto-confirm.; cancellation before the session starts; the seat map and "My Seat" view; and session attendance derived from `HallAttendance`. The as-built seat service supports user booking, random assignment, admin-reserved rows and open seating.</w:t>
+        <w:t>Key Functionalities. Making a booking from the seat map; the no-time-overlap rule; (Legacy) Control-Panel booking approval/rejection queue, retained but dormant; attendee reservations auto-confirm; cancellation before the session starts; the seat map and "My Seat" view; and session attendance derived from `HallAttendance`. The as-built seat service supports user booking, random assignment, admin-reserved rows and open seating.</w:t>
       </w:r>
     </w:p>
     <w:p>
       <w:r>
-        <w:t xml:space="preserve">Business Rules. The attendee must be `Approved`; the session must be open with a free seat; the session must not overlap a `Pending` or `Approved` booking of the same attendee. A booking is </w:t>
-      </w:r>
-      <w:r>
-        <w:lastRenderedPageBreak/>
-        <w:t>created `Approved` (reservation-only auto-confirm) and the seat is held; gate check-in confirms it (checked-in); a pre-start sweep releases any hold not checked in; cancellation is allowed only before the session start time. A seat cannot be held or confirmed twice for one session, enforced by a filtered unique index and a graceful constraint-violation handler ("that seat was just taken"); a held Pending seat expires if approval is slow. `Booking.Status` includes `Rejected`. Live counts are computed by aggregating attendance on a short cycle, not by incrementing a hot counter row.</w:t>
+        <w:t>Business Rules. The attendee must be `Approved`; the session must be open with a free seat; the session must not overlap a `Pending` or `Approved` booking of the same attendee. A booking is created `Approved` (reservation-only auto-confirm) and the seat is held; gate check-in confirms it (checked-in); a pre-start sweep releases any hold not checked in; cancellation is allowed only before the session start time. A seat cannot be held or confirmed twice for one session, enforced by a filtered unique index and a graceful constraint-violation handler ("that seat was just taken"). `Booking.Status` includes `Rejected`. Live counts are computed by aggregating attendance on a short cycle, not by incrementing a hot counter row.</w:t>
       </w:r>
     </w:p>
     <w:p>
       <w:r>
-        <w:t>Integration Points. Note the admin `/admin/bookings/{id}/approve|reject` endpoints (and BookingConfirmed/BookingRejected kinds) are retained but dormant; attendee reservations auto-confirm and raise no booking notification. Keep the session-started-no-attendance/no-entry events.</w:t>
+        <w:t>Integration Points. The admin `/admin/bookings/{id}/approve|reject` endpoints (and BookingConfirmed/BookingRejected kinds) are retained but dormant; attendee reservations auto-confirm and raise no booking notification. The session-started-no-attendance/no-entry events are raised to Notifications.</w:t>
       </w:r>
     </w:p>
     <w:p>
@@ -14187,10 +14132,7 @@
         <w:rPr>
           <w:b/>
         </w:rPr>
-        <w:t>Module Purpose.</w:t>
-      </w:r>
-      <w:r>
-        <w:t xml:space="preserve"> Present the exhibition: the booth directory, sponsors and their tiers, and the interactive 2D/3D venue map, so an attendee finds an exhibitor, learns about a sponsor and navigates the venue.</w:t>
+        <w:t>Module Purpose. Present the exhibition: the booth directory, sponsors and their tiers, and the interactive 2D venue map, so an attendee finds an exhibitor, learns about a sponsor and navigates the venue.</w:t>
       </w:r>
     </w:p>
     <w:p>
@@ -14266,7 +14208,7 @@
     </w:p>
     <w:p>
       <w:r>
-        <w:t>Business Rules. A session's questions open for an attendee only after they have a `HallAttendance` arrival record for the session and close at session end; the built window opens 5 minutes before start and closes at end. A question moves `Pending` to `Approved` or `Hidden` (an approved question is pushed on stage via `IsPushed`), set by a moderator who acts only on assigned sessions. Every comment passes AI then admin; the AI is advisory and never auto-approves or auto-hides: a flagged comment is queued, not discarded; only an admin-approved comment appears in the feed. The AI question filter is config-gated (`SessionQuestions:AiFilterEnabled`, default stub) and advisory only. An optional feature can notify users near the venue about live sessions; viewing the live stream is not geographically restricted. A rating fires once per session per user, deduplicated across triggers.</w:t>
+        <w:t>Business Rules. A session's questions close at session end and have no lower bound, so a question can be asked before the session starts. Once the session is live an arrival gate applies, but only to a hall that carries a geofence: the attendee must then hold a `HallAttendance` record for the session, and a hall with no geofence accepts the question because presence cannot be verified. The geofence is a deferred enhancement (open item G-OI-2). A question moves `Pending` to `Approved` or `Hidden` (an approved question is pushed on stage via `IsPushed`), set by a moderator who acts only on assigned sessions. Every comment passes AI then admin; the AI is advisory and never auto-approves or auto-hides: a flagged comment is queued, not discarded; only an admin-approved comment appears in the feed. The AI question filter is config-gated (`SessionQuestions:AiFilterEnabled`, default stub) and advisory only. An optional feature can notify users near the venue about live sessions; viewing the live stream is not geographically restricted. A rating fires once per session per user, deduplicated across triggers.</w:t>
       </w:r>
     </w:p>
     <w:p>
@@ -14491,10 +14433,7 @@
         <w:rPr>
           <w:b/>
         </w:rPr>
-        <w:t>Module Purpose.</w:t>
-      </w:r>
-      <w:r>
-        <w:t xml:space="preserve"> The figures organisers watch before and during the forum, and the live picture of who is in the venue: per-day statistics, overall statistics, live attendance and GPS-presence movement, on the Control-Panel dashboard.</w:t>
+        <w:t>Module Purpose. The figures organisers watch before and during the forum, and the live picture of who is in the venue: per-day statistics, overall statistics and live attendance, on the Control-Panel dashboard.</w:t>
       </w:r>
     </w:p>
     <w:p>
@@ -14502,10 +14441,7 @@
         <w:rPr>
           <w:b/>
         </w:rPr>
-        <w:t>Key Functionalities.</w:t>
-      </w:r>
-      <w:r>
-        <w:t xml:space="preserve"> The dashboard page; per-day figures (registrations, badges printed, VIP and media badges, check-ins, approximate entries); overall figures (themes and topics, speakers, participating countries, registrations and badges, student badges, check-ins per day and total attendance, broadcast hours, audience questions); live venue and per-hall attendance; and GPS-presence movement and dwell-time views.</w:t>
+        <w:t>Key Functionalities. The dashboard page; per-day figures (registrations, badges printed, VIP and media badges, check-ins, approximate entries); overall figures (themes and topics, speakers, participating countries, registrations and badges, student badges, check-ins per day and total attendance, broadcast hours, audience questions); live venue and per-hall attendance. The GPS-presence movement and dwell-time views are a deferred enhancement (open item G-OI-2).</w:t>
       </w:r>
     </w:p>
     <w:p>
@@ -14513,11 +14449,7 @@
         <w:rPr>
           <w:b/>
         </w:rPr>
-        <w:lastRenderedPageBreak/>
-        <w:t>Business Rules.</w:t>
-      </w:r>
-      <w:r>
-        <w:t xml:space="preserve"> The Statistics context owns no source-of-truth records: it reads from the other contexts through their application services, never by cross-context queries. Figures are derived, never hand-entered (the only noted exception is student badges printed outside the CP, to confirm). A heavy figure is recomputed into a `StatisticSnapshot` on a fixed cycle of a few minutes; live figures are computed close to real time by aggregating `VenueEntry` and `HallAttendance` on a short cycle, not from a hot counter row. The dashboard reads GpsPresence rollups, never raw rows live; GPS-presence is sensitive personal data collected only with permission, encrypted at rest, under a confirmed retention rule.</w:t>
+        <w:t>Business Rules. The Statistics context owns no source-of-truth records: it reads from the other contexts through their application services, never by cross-context queries. Figures are derived, never hand-entered (the only noted exception is student badges printed outside the CP, to confirm). A heavy figure is recomputed into a `StatisticSnapshot` on a fixed cycle of a few minutes; live figures are computed close to real time by aggregating `VenueEntry` and `HallAttendance` on a short cycle, not from a hot counter row. The dashboard reads GpsPresence rollups, never raw rows live; GPS-presence is sensitive personal data collected only with permission and encrypted at rest, and its retention period is an open item.</w:t>
       </w:r>
     </w:p>
     <w:p>
@@ -14945,10 +14877,7 @@
         <w:rPr>
           <w:b/>
         </w:rPr>
-        <w:t>Relationships:</w:t>
-      </w:r>
-      <w:r>
-        <w:t xml:space="preserve"> `Badge` belongs to `User`; `VenueEntry` belongs to `Badge`; `HallAttendance` belongs to `User` and `Session` (records enter plus leave time by QR scan or GPS geofence); `SavedContact` links an owner `User` to a scanned `User`; `Gate` has many `GateProfileTypeAllow`, `GateAssignment`, `GateScan`. `GateScan` is an append-only audit log (bigint identity PK; INSTEAD-OF trigger refuses mutation). The gate module uses logical cross-context FKs to Users/UserProfiles/ProfileTypes, enforced at write time by the gate services.</w:t>
+        <w:t>Relationships: `Badge` belongs to `User`; `VenueEntry` belongs to `Badge`; `HallAttendance` belongs to `User` and `Session` (records enter plus leave time by QR scan; the GPS-geofence method is deferred, open item G-OI-2); `SavedContact` links an owner `User` to a scanned `User`; `Gate` has many `GateProfileTypeAllow`, `GateAssignment`, `GateScan`. `GateScan` is an append-only audit log (bigint identity PK; INSTEAD-OF trigger refuses mutation). The gate module uses logical cross-context FKs to Users/UserProfiles/ProfileTypes, enforced at write time by the gate services.</w:t>
       </w:r>
     </w:p>
     <w:p>
@@ -24468,143 +24397,20 @@
       </w:pPr>
       <w:r>
         <w:t>src/</w:t>
-      </w:r>
-      <w:r>
         <w:br/>
-      </w:r>
-      <w:r>
-        <w:rPr>
-          <w:rFonts w:ascii="MS Gothic" w:eastAsia="MS Gothic" w:hAnsi="MS Gothic" w:cs="MS Gothic" w:hint="eastAsia"/>
-        </w:rPr>
-        <w:t>├</w:t>
-      </w:r>
-      <w:r>
-        <w:rPr>
-          <w:rFonts w:cs="Calibri"/>
-        </w:rPr>
-        <w:t>─</w:t>
-      </w:r>
-      <w:r>
-        <w:t xml:space="preserve"> ControlPanel/SIMF.ControlPanel/</w:t>
-      </w:r>
-      <w:r>
+        <w:t>├─ ControlPanel/SIMF.ControlPanel/</w:t>
         <w:br/>
-        <w:t xml:space="preserve">│ </w:t>
-      </w:r>
-      <w:r>
-        <w:rPr>
-          <w:rFonts w:ascii="MS Gothic" w:eastAsia="MS Gothic" w:hAnsi="MS Gothic" w:cs="MS Gothic" w:hint="eastAsia"/>
-        </w:rPr>
-        <w:t>├</w:t>
-      </w:r>
-      <w:r>
-        <w:rPr>
-          <w:rFonts w:cs="Calibri"/>
-        </w:rPr>
-        <w:t>─</w:t>
-      </w:r>
-      <w:r>
-        <w:t xml:space="preserve"> Endpoints/ # AuthEndpoints.cs (BFF credential/2FA + cookie)</w:t>
-      </w:r>
-      <w:r>
+        <w:t>│ ├─ Endpoints/ # AuthEndpoints.cs (BFF credential/2FA + cookie)</w:t>
         <w:br/>
-      </w:r>
-      <w:r>
-        <w:rPr>
-          <w:rFonts w:cs="Calibri"/>
-        </w:rPr>
-        <w:t>│</w:t>
-      </w:r>
-      <w:r>
-        <w:t xml:space="preserve"> </w:t>
-      </w:r>
-      <w:r>
-        <w:rPr>
-          <w:rFonts w:ascii="MS Gothic" w:eastAsia="MS Gothic" w:hAnsi="MS Gothic" w:cs="MS Gothic" w:hint="eastAsia"/>
-        </w:rPr>
-        <w:t>├</w:t>
-      </w:r>
-      <w:r>
-        <w:rPr>
-          <w:rFonts w:cs="Calibri"/>
-        </w:rPr>
-        <w:t>─</w:t>
-      </w:r>
-      <w:r>
-        <w:t xml:space="preserve"> Authorization/ # PermissionAuthorization.cs (policy provider + handler)</w:t>
-      </w:r>
-      <w:r>
+        <w:t>│ ├─ Authorization/ # PermissionAuthorization.cs (policy provider + handler)</w:t>
         <w:br/>
-      </w:r>
-      <w:r>
-        <w:rPr>
-          <w:rFonts w:cs="Calibri"/>
-        </w:rPr>
-        <w:t>│</w:t>
-      </w:r>
-      <w:r>
-        <w:t xml:space="preserve"> </w:t>
-      </w:r>
-      <w:r>
-        <w:rPr>
-          <w:rFonts w:ascii="MS Gothic" w:eastAsia="MS Gothic" w:hAnsi="MS Gothic" w:cs="MS Gothic" w:hint="eastAsia"/>
-        </w:rPr>
-        <w:t>├</w:t>
-      </w:r>
-      <w:r>
-        <w:rPr>
-          <w:rFonts w:cs="Calibri"/>
-        </w:rPr>
-        <w:t>─</w:t>
-      </w:r>
-      <w:r>
-        <w:t xml:space="preserve"> CpNavigation.cs # ~12 nav groups over /admin/* routes</w:t>
-      </w:r>
-      <w:r>
+        <w:t>│ ├─ CpNavigation.cs # ~12 nav groups over /admin/* routes</w:t>
         <w:br/>
-      </w:r>
-      <w:r>
-        <w:rPr>
-          <w:rFonts w:cs="Calibri"/>
-        </w:rPr>
-        <w:t>│</w:t>
-      </w:r>
-      <w:r>
-        <w:t xml:space="preserve"> </w:t>
-      </w:r>
-      <w:r>
-        <w:rPr>
-          <w:rFonts w:cs="Calibri"/>
-        </w:rPr>
-        <w:t>└─</w:t>
-      </w:r>
-      <w:r>
-        <w:t xml:space="preserve"> (pages using SimfDataGrid + CRUD framework)</w:t>
-      </w:r>
-      <w:r>
+        <w:t>│ └─ (pages using SimfDataGrid + CRUD framework)</w:t>
         <w:br/>
-      </w:r>
-      <w:r>
-        <w:rPr>
-          <w:rFonts w:cs="Calibri"/>
-        </w:rPr>
-        <w:t>└─</w:t>
-      </w:r>
-      <w:r>
-        <w:t xml:space="preserve"> Website/SIMF.Web/</w:t>
-      </w:r>
-      <w:r>
+        <w:t>└─ Website/SIMF.Web/</w:t>
         <w:br/>
-        <w:t xml:space="preserve"> </w:t>
-      </w:r>
-      <w:r>
-        <w:rPr>
-          <w:rFonts w:cs="Calibri"/>
-        </w:rPr>
-        <w:t>└─</w:t>
-      </w:r>
-      <w:r>
-        <w:t xml:space="preserve"> (SSR public pages + interactive auth/account islands)</w:t>
+        <w:t xml:space="preserve"> └─ (SSR public pages + interactive islands)</w:t>
       </w:r>
     </w:p>
     <w:p>
@@ -24993,11 +24799,7 @@
     </w:tbl>
     <w:p>
       <w:r>
-        <w:t xml:space="preserve">The dependency rule is strictly inward, Domain to Application to Infrastructure to Api, which keeps the domain testable and the persistence concerns isolated. The Control Panel and Website reference only the shared client/contract/component projects (`SIMF.ApiClient`, `SIMF.Common`, </w:t>
-      </w:r>
-      <w:r>
-        <w:lastRenderedPageBreak/>
-        <w:t>`SIMF.Contracts`, `SIMF.Components`), never the backend directly, so they call the API server-to-server through the typed client.</w:t>
+        <w:t>The Control Panel and Website reference only the shared client/contract/component projects (`SIMF.ApiClient`, `SIMF.Common`, `SIMF.Contracts`, `SIMF.Components`), never the backend directly, so they call the API server-to-server through the typed client.</w:t>
       </w:r>
     </w:p>
     <w:p>

--- a/docs/SIMF-LLD-003-Solution-Design-Document-v1.5.docx
+++ b/docs/SIMF-LLD-003-Solution-Design-Document-v1.5.docx
@@ -1463,7 +1463,7 @@
     </w:p>
     <w:p>
       <w:r>
-        <w:t>At runtime SIMF is a small set of long-running processes talking over HTTP, plus a database and the scheduled jobs the API runs in-process. There is one API and it is the only writer to the databases; the three client surfaces are all clients of that one API.</w:t>
+        <w:t>At runtime SIMF is a small set of long-running processes talking over HTTP, plus a database and the scheduled jobs the API runs in-process. There is one API and it is the only writer to the databases. Four clients call it: the mobile application, the public website, the Control Panel, and the on-site badge desk (SIMF.BadgeDesk, WinForms), which posts its offline badge batches to POST /api/v1/admin/offline/batch. Every host also ships its structured logs to the ministry log collector, over syslog on TCP 6514.</w:t>
       </w:r>
     </w:p>
     <w:p>
@@ -1514,7 +1514,7 @@
         <w:rPr>
           <w:i/>
         </w:rPr>
-        <w:t>Figure 1. SIMF system components and their interaction. A UML component diagram: every component with its technology, and every call labelled with its protocol and port.</w:t>
+        <w:t>Figure 1. SIMF phase one components and their interaction. A UML component diagram: every component with its technology, and every call labelled with its protocol and port.</w:t>
       </w:r>
     </w:p>
     <w:tbl>
@@ -1840,10 +1840,7 @@
         <w:rPr>
           <w:b/>
         </w:rPr>
-        <w:t>All three clients call the same REST API</w:t>
-      </w:r>
-      <w:r>
-        <w:t xml:space="preserve"> under route prefix `api/v1`, split by convention into an app surface (`/api/v1/app/*`) and an admin surface (`/api/v1/admin/*`), exposed as two OpenAPI documents.</w:t>
+        <w:t>All four clients call the same REST API under route prefix `api/v1`, split by convention into an app surface (`/api/v1/app/*`) and an admin surface (`/api/v1/admin/*`), exposed as two OpenAPI documents.</w:t>
       </w:r>
     </w:p>
     <w:p>
@@ -2199,7 +2196,7 @@
         <w:rPr>
           <w:i/>
         </w:rPr>
-        <w:t>Figure 2. SIMF system and data flow. A data flow diagram in Gane and Sarson notation: a level 0 context view and a level 1 decomposition that balances with it. The four walkthroughs below trace paths through it.</w:t>
+        <w:t>Figure 2. SIMF phase one system and data flow. A data flow diagram in Gane and Sarson notation: a level 0 context view and a level 1 decomposition that balances with it. The four walkthroughs below trace paths through it.</w:t>
       </w:r>
     </w:p>
     <w:p>

--- a/docs/SIMF-LLD-003-Solution-Design-Document-v1.5.docx
+++ b/docs/SIMF-LLD-003-Solution-Design-Document-v1.5.docx
@@ -1918,9 +1918,8 @@
         <w:rPr>
           <w:b/>
         </w:rPr>
-        <w:t>Real-time note (as-built): live updates are delivered over REST, polled by the client on a bounded interval. This section describes that REST behaviour. No server-push transport ships in this build.</w:t>
-      </w:r>
-      <w:r/>
+        <w:t>Real-time note (as-built): live updates are delivered over REST, polled by the client on a bounded interval, as section 1.2.1 records. This section describes that REST behaviour.</w:t>
+      </w:r>
     </w:p>
     <w:p>
       <w:pPr>
@@ -4412,7 +4411,7 @@
           </w:tcPr>
           <w:p>
             <w:r>
-              <w:t>Live stream, captions and language, and an optional notification to users near the venue.</w:t>
+              <w:t>Live stream, captions and language, and an optional notification to the session's seat-holders.</w:t>
             </w:r>
           </w:p>
         </w:tc>
@@ -6474,16 +6473,10 @@
           </w:tcPr>
           <w:p>
             <w:r>
-              <w:t xml:space="preserve">A1 </w:t>
+              <w:t>A1 Pre-session mode (B): the same ask card shows a distinct "ask before the session" label while upcoming; flows through the identical pipeline with `Phase = Pre`. A2 Comments (UC-15/UC-26): every comment gets an AI verdict (Passed/Flagged, never discarded) then admin approve/discard; approved appears in the feed. A3 Watch live (UC-13): stream + caption language + an optional notification to the session's seat-holders. A4 Ratings triggers on session-end, hall-departure, live-close, day/programme-end.</w:t>
             </w:r>
             <w:proofErr w:type="gramStart"/>
-            <w:r>
-              <w:t>Pre-session</w:t>
-            </w:r>
             <w:proofErr w:type="gramEnd"/>
-            <w:r>
-              <w:t xml:space="preserve"> mode (B): the same ask card shows a distinct "ask before the session" label while upcoming; flows through the identical pipeline with `Phase = Pre`. A2 Comments (UC-15/UC-26): every comment gets an AI verdict (Passed/Flagged, never discarded) then admin approve/discard; approved appears in the feed. A3 Watch live (UC-13): stream + caption language + an optional notification to users near the venue. A4 Ratings triggers on session-end, hall-departure, live-close, day/programme-end.</w:t>
-            </w:r>
           </w:p>
         </w:tc>
       </w:tr>
@@ -14189,7 +14182,7 @@
         <w:rPr>
           <w:b/>
         </w:rPr>
-        <w:t>Module Purpose. Let the audience take part in a session: the live broadcast and an optional notification to users near the venue, the questions an attendee puts to a moderator, comments with two-stage moderation, and the multi-trigger session, day, programme and app ratings.</w:t>
+        <w:t>Module Purpose. Let the audience take part in a session: the live broadcast and an optional notification to the session's seat-holders, the questions an attendee puts to a moderator, comments with two-stage moderation, and the multi-trigger session, day, programme and app ratings.</w:t>
       </w:r>
     </w:p>
     <w:p>
@@ -14197,15 +14190,12 @@
         <w:rPr>
           <w:b/>
         </w:rPr>
-        <w:t>Key Functionalities.</w:t>
-      </w:r>
-      <w:r>
-        <w:t xml:space="preserve"> Start/stop live broadcast (YouTube via `youtube_player_iframe`, HLS/MP4 fallback) with a caption-language picker and an optional notification to users near the venue; a 3-stage Q&amp;A pipeline (advisory AI filter, then Scientific-Committee CP queue, then per-session moderator desk) across Pre and Live phases; comment posting with an AI filter then admin review; and rating prompts fired end-of-day, end-of-programme, end-of-session (clock), on session-view leave, on hall departure and on live-stream close.</w:t>
+        <w:t>Key Functionalities. Start/stop live broadcast (YouTube via `youtube_player_iframe`, HLS/MP4 fallback) with a caption-language picker and an optional notification to the session's seat-holders; a 3-stage Q&amp;A pipeline (advisory AI filter, then Scientific-Committee CP queue, then per-session moderator desk) across Pre and Live phases; comment posting with an AI filter then admin review; and rating prompts fired end-of-day, end-of-programme, end-of-session (clock), on session-view leave, on hall departure and on live-stream close.</w:t>
       </w:r>
     </w:p>
     <w:p>
       <w:r>
-        <w:t>Business Rules. A session's questions close at session end and have no lower bound, so a question can be asked before the session starts. Once the session is live an arrival gate applies, but only to a hall that carries a geofence: the attendee must then hold a `HallAttendance` record for the session, and a hall with no geofence accepts the question because presence cannot be verified. The geofence is a deferred enhancement (open item G-OI-2). A question moves `Pending` to `Approved` or `Hidden` (an approved question is pushed on stage via `IsPushed`), set by a moderator who acts only on assigned sessions. Every comment passes AI then admin; the AI is advisory and never auto-approves or auto-hides: a flagged comment is queued, not discarded; only an admin-approved comment appears in the feed. The AI question filter is config-gated (`SessionQuestions:AiFilterEnabled`, default stub) and advisory only. An optional feature can notify users near the venue about live sessions; viewing the live stream is not geographically restricted. A rating fires once per session per user, deduplicated across triggers.</w:t>
+        <w:t>Business Rules. A session's questions close at session end and have no lower bound, so a question can be asked before the session starts. Once the session is live an arrival gate applies, but only to a hall that carries a geofence: the attendee must then hold a `HallAttendance` record for the session, and a hall with no geofence accepts the question because presence cannot be verified. The geofence is a deferred enhancement (open item G-OI-2). A question moves `Pending` to `Approved` or `Hidden` (an approved question is pushed on stage via `IsPushed`), set by a moderator who acts only on assigned sessions. Every comment passes AI then admin; the AI is advisory and never auto-approves or auto-hides: a flagged comment is queued, not discarded; only an admin-approved comment appears in the feed. The AI question filter is config-gated (`SessionQuestions:AiFilterEnabled`, default stub) and advisory only. A session broadcast can notify the session's seat-holders, or a chosen audience; there is no location-based targeting. SIMF applies no geographic restriction to viewing the live stream. A rating fires once per session per user, deduplicated across triggers.</w:t>
       </w:r>
     </w:p>
     <w:p>

--- a/docs/SIMF-LLD-003-Solution-Design-Document-v1.5.docx
+++ b/docs/SIMF-LLD-003-Solution-Design-Document-v1.5.docx
@@ -14299,7 +14299,7 @@
         <w:rPr>
           <w:b/>
         </w:rPr>
-        <w:t>Key Functionalities. A calling feature raises an event; the service builds a `Notification` and sends it on the channels configured for its type, recording a `NotificationDelivery` per channel; the in-app inbox with unread count, filters, mark-read and deep-link; session and attendance reminders; and per-type channel-mix configuration. As-built, sending is asynchronous, the API drains the e-mail queue in-process via MailKit, and the session-reminder job dedups on `Session.ReminderSentUtc`.</w:t>
+        <w:t>Key Functionalities. A calling feature raises an event; the service builds a `Notification` and sends it on the channels configured for its type, recording a `NotificationDelivery` per channel; the in-app inbox with unread count, filters, mark-read and deep-link; session and attendance reminders; and per-type channel-mix configuration. As-built, sending is asynchronous, the API drains the e-mail queue in-process via MailKit, and the session-reminder job dedups on `Session.ReminderSentAt`.</w:t>
       </w:r>
     </w:p>
     <w:p>
@@ -14950,10 +14950,7 @@
         <w:rPr>
           <w:b/>
         </w:rPr>
-        <w:t>Entities:</w:t>
-      </w:r>
-      <w:r>
-        <w:t xml:space="preserve"> `LiveSessionState`, `SessionQuestion`, `Comment`.</w:t>
+        <w:t>Entities: `SessionQuestion`. The live state is columns on `Session`, not an entity of its own.</w:t>
       </w:r>
     </w:p>
     <w:p>
@@ -14964,37 +14961,7 @@
         <w:rPr>
           <w:b/>
         </w:rPr>
-        <w:t>Relationships:</w:t>
-      </w:r>
-      <w:r>
-        <w:t xml:space="preserve"> `LiveSessionState` </w:t>
-      </w:r>
-      <w:r>
-        <w:rPr>
-          <w:b/>
-        </w:rPr>
-        <w:t>belongs to</w:t>
-      </w:r>
-      <w:r>
-        <w:t xml:space="preserve"> `Session`; `SessionQuestion` </w:t>
-      </w:r>
-      <w:r>
-        <w:rPr>
-          <w:b/>
-        </w:rPr>
-        <w:t>belongs to</w:t>
-      </w:r>
-      <w:r>
-        <w:t xml:space="preserve"> `Session`, asked-by a `User`; `Comment` </w:t>
-      </w:r>
-      <w:r>
-        <w:rPr>
-          <w:b/>
-        </w:rPr>
-        <w:t>belongs to</w:t>
-      </w:r>
-      <w:r>
-        <w:t xml:space="preserve"> `Session` and an author `User` and always carries both an `AiResult` and an `AdminDecision` (two-stage moderation). A session's questions open only after the asking user has a `HallAttendance` enter record for that session.</w:t>
+        <w:t>Relationships: `SessionQuestion` belongs to `Session`, asked-by a `User`; `Comment` belongs to `Session` and an author `User` and always carries both an `AiResult` and an `AdminDecision` (two-stage moderation). A session's questions open only after the asking user has a `HallAttendance` enter record for that session.</w:t>
       </w:r>
     </w:p>
     <w:p>
@@ -15648,7 +15615,7 @@
           </w:tcPr>
           <w:p>
             <w:r>
-              <w:t>user profile</w:t>
+              <w:t>user profile; the cardinality is 0..1 to 0..1, because a badge holder with no account has a profile row and no user row</w:t>
             </w:r>
           </w:p>
         </w:tc>
@@ -16211,56 +16178,6 @@
           <w:p>
             <w:r>
               <w:t>reserved</w:t>
-            </w:r>
-          </w:p>
-        </w:tc>
-      </w:tr>
-      <w:tr>
-        <w:tc>
-          <w:tcPr>
-            <w:tcW w:w="2160" w:type="dxa"/>
-          </w:tcPr>
-          <w:p>
-            <w:r>
-              <w:t>Session</w:t>
-            </w:r>
-          </w:p>
-        </w:tc>
-        <w:tc>
-          <w:tcPr>
-            <w:tcW w:w="2160" w:type="dxa"/>
-          </w:tcPr>
-          <w:p>
-            <w:r>
-              <w:t>LiveSessionState</w:t>
-            </w:r>
-          </w:p>
-        </w:tc>
-        <w:tc>
-          <w:tcPr>
-            <w:tcW w:w="2160" w:type="dxa"/>
-          </w:tcPr>
-          <w:p>
-            <w:r>
-              <w:t xml:space="preserve">1 to </w:t>
-            </w:r>
-            <w:proofErr w:type="gramStart"/>
-            <w:r>
-              <w:t>0..</w:t>
-            </w:r>
-            <w:proofErr w:type="gramEnd"/>
-            <w:r>
-              <w:t>1</w:t>
-            </w:r>
-          </w:p>
-        </w:tc>
-        <w:tc>
-          <w:tcPr>
-            <w:tcW w:w="2160" w:type="dxa"/>
-          </w:tcPr>
-          <w:p>
-            <w:r>
-              <w:t>has</w:t>
             </w:r>
           </w:p>
         </w:tc>
@@ -17198,7 +17115,7 @@
           </w:tcPr>
           <w:p>
             <w:r>
-              <w:t>Visitor=0, (1 reserved), Admin=2</w:t>
+              <w:t>Visitor or Admin, stored as the enum name in `nvarchar(16)`. The integer 1 is reserved</w:t>
             </w:r>
           </w:p>
         </w:tc>
@@ -17262,7 +17179,7 @@
           </w:tcPr>
           <w:p>
             <w:r>
-              <w:t>PasswordChangedAtUtc</w:t>
+              <w:t>PasswordChangedAt</w:t>
             </w:r>
           </w:p>
         </w:tc>
@@ -17319,7 +17236,7 @@
           </w:tcPr>
           <w:p>
             <w:r>
-              <w:t>LastSuccessfulSignInAtUtc</w:t>
+              <w:t>LastSuccessfulSignInAt</w:t>
             </w:r>
           </w:p>
         </w:tc>
@@ -17376,7 +17293,7 @@
           </w:tcPr>
           <w:p>
             <w:r>
-              <w:t>AvatarRelativePath</w:t>
+              <w:t>AvatarFileId</w:t>
             </w:r>
           </w:p>
         </w:tc>
@@ -17596,7 +17513,7 @@
           </w:tcPr>
           <w:p>
             <w:r>
-              <w:t>Permission code (`Page.Action`)</w:t>
+              <w:t>Permission code, in the format `Page.Action`. With `Id` this is the whole table; the page, action and display name are read from `PermissionCatalog` in process and are not stored.</w:t>
             </w:r>
           </w:p>
         </w:tc>
@@ -18569,7 +18486,7 @@
           </w:tcPr>
           <w:p>
             <w:r>
-              <w:t>EmailVerification/PasswordReset/SignInOtp/BadgeActivationOtp/BiometricEnrolStepUp</w:t>
+              <w:t>EmailVerification, PasswordReset, SignInOtp, BadgeActivationOtp, BiometricEnrolStepUp, EmailChangeVerification. Persisted as the value name in `nvarchar(32)`, not as an integer. The code belongs either to a `UserId` or to a `UserProfileId`, never both and never neither (`CK_AccountCodes_OneOwner`); BadgeActivationOtp is the profile-owned case, issued before the holder has an account.</w:t>
             </w:r>
           </w:p>
         </w:tc>
@@ -18952,7 +18869,7 @@
           </w:tcPr>
           <w:p>
             <w:r>
-              <w:t>Unique; logical FK to AspNetUsers</w:t>
+              <w:t>Filtered unique index over non-null rows; logical link to the Identity `Users` table</w:t>
             </w:r>
           </w:p>
         </w:tc>
@@ -19078,7 +18995,7 @@
           </w:tcPr>
           <w:p>
             <w:r>
-              <w:t>NationalId / IqamaNumber / PassportNumber</w:t>
+              <w:t>Number (on child table `ProfileIdentityDocuments`)</w:t>
             </w:r>
           </w:p>
         </w:tc>
@@ -19213,7 +19130,7 @@
           </w:tcPr>
           <w:p>
             <w:r>
-              <w:t>logical FK to Organisation</w:t>
+              <w:t>FK to Organisation</w:t>
             </w:r>
           </w:p>
         </w:tc>
@@ -19379,7 +19296,7 @@
           </w:tcPr>
           <w:p>
             <w:r>
-              <w:t>Badge QR identifier</w:t>
+              <w:t>Badge QR identifier. Null until the attendee is approved; minted when `AdmissionState` reaches Approved. Filtered unique index over non-null rows.</w:t>
             </w:r>
           </w:p>
         </w:tc>
@@ -19935,7 +19852,7 @@
           </w:tcPr>
           <w:p>
             <w:r>
-              <w:t>LiveStreamUrl</w:t>
+              <w:t>LiveStreamFileId</w:t>
             </w:r>
           </w:p>
         </w:tc>
@@ -19987,7 +19904,7 @@
           </w:tcPr>
           <w:p>
             <w:r>
-              <w:t>LiveSignLanguageUrl</w:t>
+              <w:t>LiveSignLanguageFileId</w:t>
             </w:r>
           </w:p>
         </w:tc>
@@ -20039,7 +19956,7 @@
           </w:tcPr>
           <w:p>
             <w:r>
-              <w:t>LiveCaptions (Arabic)</w:t>
+              <w:t>LiveCaptions / LiveCaptionsArabic</w:t>
             </w:r>
           </w:p>
         </w:tc>
@@ -20091,7 +20008,7 @@
           </w:tcPr>
           <w:p>
             <w:r>
-              <w:t>(recording columns)</w:t>
+              <w:t>RecordingFileId</w:t>
             </w:r>
           </w:p>
         </w:tc>
@@ -20143,7 +20060,7 @@
           </w:tcPr>
           <w:p>
             <w:r>
-              <w:t>ReminderSentUtc</w:t>
+              <w:t>ReminderSentAt</w:t>
             </w:r>
           </w:p>
         </w:tc>
@@ -20375,7 +20292,7 @@
           </w:tcPr>
           <w:p>
             <w:r>
-              <w:t>(SeatId)</w:t>
+              <w:t>RowLabel / SeatNumber</w:t>
             </w:r>
           </w:p>
         </w:tc>
@@ -20467,7 +20384,7 @@
           </w:tcPr>
           <w:p>
             <w:r>
-              <w:t>UserBooking/RandomAssignment/AdminReservedRow/OpenSeating</w:t>
+              <w:t>UserBooking=0, AdminReservedRow=1, RandomAssignment=2, OpenSeating=3</w:t>
             </w:r>
           </w:p>
         </w:tc>
@@ -20519,7 +20436,7 @@
           </w:tcPr>
           <w:p>
             <w:r>
-              <w:t>Pending/Approved/Rejected</w:t>
+              <w:t>Approved on every create path, Cancelled on release. Pending and Rejected remain in the enum but no path writes them; the Control Panel approve and reject actions are dormant.</w:t>
             </w:r>
           </w:p>
         </w:tc>
@@ -20874,12 +20791,9 @@
           <w:p>
             <w:proofErr w:type="gramStart"/>
             <w:r>
-              <w:t>string(</w:t>
+              <w:t>string(96)</w:t>
             </w:r>
             <w:proofErr w:type="gramEnd"/>
-            <w:r>
-              <w:t>12)</w:t>
-            </w:r>
           </w:p>
         </w:tc>
         <w:tc>
@@ -21064,19 +20978,19 @@
           </w:tcPr>
           <w:p>
             <w:r>
-              <w:t>Reason when denied</w:t>
-            </w:r>
-          </w:p>
-        </w:tc>
-      </w:tr>
-      <w:tr>
-        <w:tc>
-          <w:tcPr>
-            <w:tcW w:w="1728" w:type="dxa"/>
-          </w:tcPr>
-          <w:p>
-            <w:r>
-              <w:t>ScannedAtUtc</w:t>
+              <w:t>Denial reason, an integer enum in the range 0 to 8. `CK_GateScans_DenialPin` requires it on a denial and forbids it on an allow.</w:t>
+            </w:r>
+          </w:p>
+        </w:tc>
+      </w:tr>
+      <w:tr>
+        <w:tc>
+          <w:tcPr>
+            <w:tcW w:w="1728" w:type="dxa"/>
+          </w:tcPr>
+          <w:p>
+            <w:r>
+              <w:t>ScannedAt</w:t>
             </w:r>
           </w:p>
         </w:tc>
@@ -21133,7 +21047,7 @@
           </w:tcPr>
           <w:p>
             <w:r>
-              <w:t>ClientScannedAtUtc</w:t>
+              <w:t>ClientScannedAt</w:t>
             </w:r>
           </w:p>
         </w:tc>
@@ -21668,7 +21582,7 @@
           </w:tcPr>
           <w:p>
             <w:r>
-              <w:t>NotificationKind (by name)</w:t>
+              <w:t>NotificationKind, stored as its name in `nvarchar(64)`, not as an integer</w:t>
             </w:r>
           </w:p>
         </w:tc>
@@ -22095,7 +22009,7 @@
           </w:tcPr>
           <w:p>
             <w:r>
-              <w:t>Exhibition (section 5.5)</w:t>
+              <w:t>Exhibition (section 5.6)</w:t>
             </w:r>
           </w:p>
         </w:tc>
@@ -22127,7 +22041,7 @@
           </w:tcPr>
           <w:p>
             <w:r>
-              <w:t>LiveSessionState, SessionQuestion, Comment</w:t>
+              <w:t>SessionQuestion</w:t>
             </w:r>
           </w:p>
         </w:tc>
@@ -22237,7 +22151,7 @@
           </w:tcPr>
           <w:p>
             <w:r>
-              <w:t>GpsPresence, StatisticSnapshot</w:t>
+              <w:t>DevicePositionPing</w:t>
             </w:r>
           </w:p>
         </w:tc>
@@ -22462,7 +22376,7 @@
           </w:tcPr>
           <w:p>
             <w:r>
-              <w:t>Entities, aggregates, enums, domain rules; no framework dependencies</w:t>
+              <w:t>Entities, aggregates, enums and domain rules. One framework package, `Microsoft.Extensions.Identity.Stores`, because `SimfUser` derives from `IdentityUser&lt;Guid&gt;`</w:t>
             </w:r>
           </w:p>
         </w:tc>
@@ -22917,7 +22831,7 @@
           </w:tcPr>
           <w:p>
             <w:r>
-              <w:t>Global per-IP + named policies (`auth`, `auth-email`, `ai-test`)</w:t>
+              <w:t>Global per-IP cap plus six named policies: `auth`, `auth-email`, `ai-test`, `ai-assistant`, `operational` and `lookup`.</w:t>
             </w:r>
           </w:p>
         </w:tc>
@@ -24714,7 +24628,7 @@
           </w:tcPr>
           <w:p>
             <w:r>
-              <w:t>Shared Blazor components + theme</w:t>
+              <w:t>Shared Blazor components + theme; references `SIMF.Common`</w:t>
             </w:r>
           </w:p>
         </w:tc>
@@ -26143,7 +26057,7 @@
           </w:tcPr>
           <w:p>
             <w:r>
-              <w:t>^2.6.1</w:t>
+              <w:t>^3.4.2</w:t>
             </w:r>
           </w:p>
         </w:tc>
@@ -26709,7 +26623,7 @@
           </w:tcPr>
           <w:p>
             <w:r>
-              <w:t>pretty_dio_logger</w:t>
+              <w:t>pointycastle</w:t>
             </w:r>
           </w:p>
         </w:tc>

--- a/docs/SIMF-LLD-003-Solution-Design-Document-v1.5.docx
+++ b/docs/SIMF-LLD-003-Solution-Design-Document-v1.5.docx
@@ -564,23 +564,6 @@
     </w:p>
     <w:p>
       <w:r>
-        <w:fldChar w:fldCharType="begin"/>
-      </w:r>
-      <w:r>
-        <w:instrText>TOC \o "1-3" \h \z \u</w:instrText>
-      </w:r>
-      <w:r>
-        <w:fldChar w:fldCharType="separate"/>
-      </w:r>
-      <w:r>
-        <w:t>Right-click and “Update Field” to build the table of contents.</w:t>
-      </w:r>
-      <w:r>
-        <w:fldChar w:fldCharType="end"/>
-      </w:r>
-    </w:p>
-    <w:p>
-      <w:r>
         <w:br w:type="page"/>
       </w:r>
     </w:p>
@@ -608,7 +591,7 @@
     </w:p>
     <w:p>
       <w:r>
-        <w:t>The intended audience is the engineering team implementing and maintaining SIMF (architects and developers), the QA function verifying it, and the Ministry of Defense reviewer assessing the design. The document is the reference baseline against which development is carried out and against which the delivered system is reviewed, it is detailed enough to implement against and to review against.</w:t>
+        <w:t>The intended audience is the engineering team implementing and maintaining SIMF (architects and developers), the QA function verifying it, and the Ministry of Defense reviewer assessing the design. The document is the reference baseline against which development is carried out and against which the delivered system is reviewed.</w:t>
       </w:r>
     </w:p>
     <w:p>
@@ -806,7 +789,7 @@
         <w:rPr>
           <w:b/>
         </w:rPr>
-        <w:t>External systems themselves: only the video platform is external, and it is an integration endpoint called over a public URL, not a component designed here. The AI model, the mail relay and the object store run on site in HSA and are described in this document like any other server. The data crossing the system boundary is itemised in the per-service data statement under the data-flow figure.</w:t>
+        <w:t>External systems themselves: only the video platform is external, and it is an integration endpoint called over a public URL, not a component designed here. The AI model, the mail relay and the object store run on site in HSA, the security area that carries internal traffic only and has no internet path. They are described in this document like any other server. The data crossing the system boundary is itemised in the per-service data statement under the data-flow figure.</w:t>
       </w:r>
     </w:p>
     <w:p>
@@ -1224,7 +1207,7 @@
           </w:tcPr>
           <w:p>
             <w:r>
-              <w:t>The mobile privilege model: None / Visitor / Staff / Moderator</w:t>
+              <w:t>The mobile privilege model: None / Visitor / Staff / Moderator / Exhibitor</w:t>
             </w:r>
           </w:p>
         </w:tc>
@@ -1808,7 +1791,7 @@
           </w:tcPr>
           <w:p>
             <w:r>
-              <w:t>App DB, e-mail</w:t>
+              <w:t>App DB, Identity DB, e-mail</w:t>
             </w:r>
           </w:p>
         </w:tc>
@@ -1911,14 +1894,6 @@
           <w:b/>
         </w:rPr>
         <w:t>Scheduled jobs run in-process as hosted services inside the API and do not participate in the request path: `DormantAccountSweepService`, `RegistrationGateAutoCloseWorker`, `SessionReminderWorker`, and the e-mail dispatcher. There is no separate worker server.</w:t>
-      </w:r>
-    </w:p>
-    <w:p>
-      <w:r>
-        <w:rPr>
-          <w:b/>
-        </w:rPr>
-        <w:t>Real-time note (as-built): live updates are delivered over REST, polled by the client on a bounded interval, as section 1.2.1 records. This section describes that REST behaviour.</w:t>
       </w:r>
     </w:p>
     <w:p>
@@ -2099,7 +2074,7 @@
         <w:rPr>
           <w:b/>
         </w:rPr>
-        <w:t>Endpoints declare their own authorisation in `Configure()`: `AllowAnonymous()` for the public read endpoints, for the authentication endpoints that run before the caller holds a bearer token, and for the single-use speaker action-token endpoint, or `Policies(...)` naming a permission policy plus `RequireApprovedAccount` for admin actions.</w:t>
+        <w:t>Endpoints declare their own authorisation in `Configure()`: `AllowAnonymous()` for the public read endpoints, for the authentication endpoints that run before the caller holds a bearer token, for the single-use speaker action-token endpoint, for the public contact form `POST /app/contact-inquiry`, and for the two AI endpoints `POST /app/ai/faq` and `POST /app/ai/translate`, or `Policies(...)` naming a permission policy plus `RequireApprovedAccount` for admin actions. The speaker action-token endpoint, the contact form and the two AI endpoints are rate-limited under the `auth` policy.</w:t>
       </w:r>
       <w:proofErr w:type="gramStart"/>
       <w:proofErr w:type="gramEnd"/>
@@ -2219,7 +2194,7 @@
         <w:rPr>
           <w:b w:val="0"/>
         </w:rPr>
-        <w:t>Video platform (YouTube). The media team publishes the live session and the summary video on the forum channel; SIMF neither uploads nor relays video. No attendee record and no personal data accompany either; the platform receives video content and a public video identifier. The public video library is published on the forum’s YouTube channel and surfaced in SIMF as links, so it requires no additional storage, encoding or bandwidth on ministry servers.</w:t>
+        <w:t>Video platform (YouTube). The media team publishes the live session and the summary video on the forum channel; SIMF uploads nothing to the platform and relays none of its streams. No attendee record and no personal data accompany either; the platform receives video content and a public video identifier. The public video library is published on the forum’s YouTube channel and surfaced in SIMF as links, so the library itself needs no storage, encoding or bandwidth on ministry servers. Session recordings are the exception. An administrator uploads the recording file. The API stores it in the file store and streams its bytes to the app against a stream token.</w:t>
       </w:r>
     </w:p>
     <w:p>
@@ -2401,28 +2376,14 @@
     </w:p>
     <w:p>
       <w:r>
-        <w:t xml:space="preserve">5. The reservation is confirmed immediately and stands as a provisional hold; a pre-start </w:t>
+        <w:t>5. The reservation is confirmed immediately and stands as a provisional hold; a sweep runs every minute and releases any hold whose holder has not checked in by three minutes before the session starts. A reservation made after that deadline is exempt, and so is a walk-in hold recorded at the door.</w:t>
       </w:r>
       <w:proofErr w:type="gramStart"/>
-      <w:r>
-        <w:t>sweep</w:t>
-      </w:r>
       <w:proofErr w:type="gramEnd"/>
-      <w:r>
-        <w:t xml:space="preserve"> auto-releases any hold not checked in shortly before the session starts.</w:t>
-      </w:r>
     </w:p>
     <w:p>
       <w:r>
         <w:t>6. The attendee checks in at the hall gate (staff scans their QR), which marks the held seat confirmed (checked-in). (The legacy approve/reject endpoints are retained but dormant.)</w:t>
-      </w:r>
-    </w:p>
-    <w:p>
-      <w:pPr>
-        <w:pStyle w:val="ListBullet"/>
-      </w:pPr>
-      <w:r>
-        <w:t>Gate check-in confirms the seat (checked-in); no admin approval transition and no booking notification are raised on the reservation path.</w:t>
       </w:r>
     </w:p>
     <w:p>
@@ -2502,16 +2463,10 @@
     </w:p>
     <w:p>
       <w:r>
-        <w:t xml:space="preserve">The SIMF actor set is drawn from the account/role model (including `MobileAppRole`) and the role/permission model those </w:t>
+        <w:t>The SIMF actor set is drawn from the account/role model (including `MobileAppRole`) and the role/permission model in the Roles and Permissions document (reference 7). `MobileAppRole` has five values: `None / Visitor / Staff / Moderator / Exhibitor`. The Flutter app adds `Guest` for a caller holding no token. `Exhibitor` gates the booth lead-capture screens and the endpoints behind them. Control Panel access is roles-only with `Administrator = "*"`.</w:t>
       </w:r>
       <w:proofErr w:type="gramStart"/>
-      <w:r>
-        <w:t>docs</w:t>
-      </w:r>
       <w:proofErr w:type="gramEnd"/>
-      <w:r>
-        <w:t xml:space="preserve"> reference. The mobile privilege enum is `Guest / Visitor / Staff / Moderator`; Control Panel access is roles-only with `Administrator = "*"`.</w:t>
-      </w:r>
     </w:p>
     <w:tbl>
       <w:tblPr>
@@ -2713,7 +2668,7 @@
           </w:tcPr>
           <w:p>
             <w:r>
-              <w:t>Scans badges at gates/hall doors, captures exhibitor leads, runs on-site registration desk.</w:t>
+              <w:t>Scans badges at gates/hall doors, runs on-site registration desk.</w:t>
             </w:r>
           </w:p>
         </w:tc>
@@ -3441,7 +3396,7 @@
           </w:tcPr>
           <w:p>
             <w:r>
-              <w:t>Manual plus auto-close at last forum day.</w:t>
+              <w:t>Manual plus auto-close at an administrator-set date and time.</w:t>
             </w:r>
           </w:p>
         </w:tc>
@@ -3765,7 +3720,7 @@
           </w:tcPr>
           <w:p>
             <w:r>
-              <w:t>Pick seat, no-overlap rule, reserve seat then confirmed immediately (provisional hold until gate check-in).</w:t>
+              <w:t>Pick a seat, no-overlap rule, the reservation is confirmed on create. A sweep releases the seat three minutes before the session starts if the holder has not checked in at the hall gate.</w:t>
             </w:r>
           </w:p>
         </w:tc>
@@ -3829,7 +3784,7 @@
           </w:tcPr>
           <w:p>
             <w:r>
-              <w:t>Approve a booking (legacy, retained but dormant; no attendee booking enters Pending)</w:t>
+              <w:t>Approve a booking (legacy)</w:t>
             </w:r>
           </w:p>
         </w:tc>
@@ -3849,7 +3804,7 @@
           </w:tcPr>
           <w:p>
             <w:r>
-              <w:t>Legacy approve/reject/bulk-approve retained but dormant; attendee reservations auto-confirm on create and confirm at gate check-in.</w:t>
+              <w:t>Legacy approve, reject and bulk-approve are retained but dormant. An attendee reservation is created in `Approved` and stays in `Approved` until it is cancelled or released.</w:t>
             </w:r>
           </w:p>
         </w:tc>
@@ -4001,7 +3956,7 @@
           </w:tcPr>
           <w:p>
             <w:r>
-              <w:t>Scan then verify then record `GateScan`/`VenueEntry`.</w:t>
+              <w:t>Scan then verify then record a `GateScan` row.</w:t>
             </w:r>
           </w:p>
         </w:tc>
@@ -4185,7 +4140,7 @@
           </w:tcPr>
           <w:p>
             <w:r>
-              <w:t>Staff (Exhibitor)</w:t>
+              <w:t>Exhibitor (approved)</w:t>
             </w:r>
           </w:p>
         </w:tc>
@@ -4732,7 +4687,7 @@
           </w:tcPr>
           <w:p>
             <w:r>
-              <w:t>Assistant over two-level FAQ.</w:t>
+              <w:t>Assistant grounded on the programme, the FAQ and the booth list.</w:t>
             </w:r>
           </w:p>
         </w:tc>
@@ -4826,7 +4781,7 @@
           </w:tcPr>
           <w:p>
             <w:r>
-              <w:t>Accessibility AI</w:t>
+              <w:t>Accessibility settings</w:t>
             </w:r>
           </w:p>
         </w:tc>
@@ -4846,7 +4801,7 @@
           </w:tcPr>
           <w:p>
             <w:r>
-              <w:t>Assistant, summaries, question filtering.</w:t>
+              <w:t>Text size, high contrast, reduced motion, screen-reader assist and captions.</w:t>
             </w:r>
           </w:p>
         </w:tc>
@@ -4952,7 +4907,7 @@
           </w:tcPr>
           <w:p>
             <w:r>
-              <w:t>Attendee request to admin review against hall availability to speaker double-opt-in (build-ready).</w:t>
+              <w:t>Attendee request to admin review against hall availability to speaker double-opt-in.</w:t>
             </w:r>
           </w:p>
         </w:tc>
@@ -5024,7 +4979,7 @@
           </w:tcPr>
           <w:p>
             <w:r>
-              <w:t>One abstraction, channels in-app/email/SMS/WhatsApp; inbox; reminders (see section 5).</w:t>
+              <w:t>One abstraction, channels in-app/email; inbox; reminders (see section 5).</w:t>
             </w:r>
           </w:p>
         </w:tc>
@@ -5096,7 +5051,7 @@
           </w:tcPr>
           <w:p>
             <w:r>
-              <w:t>Per-day, overall, live attendance, GPS presence (see section 5).</w:t>
+              <w:t>Per-day, overall, live attendance (see section 5).</w:t>
             </w:r>
           </w:p>
         </w:tc>
@@ -5362,7 +5317,7 @@
     </w:tbl>
     <w:p>
       <w:r>
-        <w:t>This summary is representative of the major use cases per module; the exhaustive per-page and per-action inventory covers the Control Panel, Website, and roughly 34 mobile screens, together with the per-page E2E catalogue. No module is omitted.</w:t>
+        <w:t>This summary is representative of the major use cases per module; the exhaustive per-page and per-action inventory covers the Control Panel, Website and every mobile screen, together with the per-page E2E catalogue. No module is omitted.</w:t>
       </w:r>
     </w:p>
     <w:p>
@@ -5809,7 +5764,7 @@
           </w:tcPr>
           <w:p>
             <w:r>
-              <w:t>Missing mandatory field / no terms consent to `VALIDATION_FAILED` (submission blocked). Reject to mandatory 10-500 char reason, account to `Rejected`. Re-approve/re-reject a non-pending user to 409 `ADMIN_USER_NOT_PENDING`. Unknown nationality code to `VISITOR_NATIONALITY_UNKNOWN`. Registration closed to submission refused with a clear message.</w:t>
+              <w:t>Missing mandatory field / no terms consent to `VALIDATION_FAILED` (submission blocked). Reject to mandatory 10-500 char reason, account to `Rejected`. Re-approve/re-reject a non-pending user to 409 `ADMIN_USER_NOT_PENDING`. Unknown nationality code to `PROFILE_NATIONALITY_UNKNOWN`. Registration closed to submission refused with a clear message.</w:t>
             </w:r>
           </w:p>
         </w:tc>
@@ -6036,11 +5991,7 @@
           </w:tcPr>
           <w:p>
             <w:r>
-              <w:t xml:space="preserve">`QR_UNKNOWN`, `GATE_INACTIVE_AT_SCAN`, `HOLDER_NOT_APPROVED`/`HOLDER_DISABLED`/`HOLDER_LOCKED`, `PROFILE_TYPE_INACTIVE`, `PROFILE_TYPE_NOT_ALLOWED` (all </w:t>
-            </w:r>
-            <w:r>
-              <w:lastRenderedPageBreak/>
-              <w:t>recorded). `IDEMPOTENCY_KEY_CONFLICT` (409). Failure-rate circuit: 10 or more denials / 60 s, 429 `GATE_FAILURE_CIRCUIT_OPEN` for 5 min.</w:t>
+              <w:t>`QR_UNKNOWN`, `GATE_INACTIVE_AT_SCAN`, `HOLDER_NOT_APPROVED`/`HOLDER_DISABLED`/`HOLDER_LOCKED`, `PROFILE_TYPE_INACTIVE`, `PROFILE_TYPE_NOT_ALLOWED` (all recorded). `IDEMPOTENCY_KEY_CONFLICT` (409). Failure-rate circuit: 10 or more system faults at one gate within 60 s open the circuit for 5 min, and further scans answer 429 `GATE_FAILURE_CIRCUIT_OPEN`. The denials above do not feed the circuit.</w:t>
             </w:r>
           </w:p>
         </w:tc>
@@ -6737,7 +6688,7 @@
           </w:tcPr>
           <w:p>
             <w:r>
-              <w:t>UC-16 Request one-to-one meeting (Visitor to PR approval); UC-17 AI assistant over two-level FAQ; meet-people-like-you matchmaking (&gt;=80% recommend/push); AI session summary; AI assistant and summaries.</w:t>
+              <w:t>UC-16 Request one-to-one meeting (Visitor to PR approval); UC-17 AI assistant grounded on the programme, the FAQ and the booth list; meet-people-like-you matchmaking (&gt;=80% recommend/push); AI session summary.</w:t>
             </w:r>
           </w:p>
         </w:tc>
@@ -6908,11 +6859,6 @@
         </w:tc>
       </w:tr>
     </w:tbl>
-    <w:p>
-      <w:r>
-        <w:t>The exhaustive per-page and per-endpoint realisation of every use case above (routes, permissions, buttons, bilingual states) is maintained in the per-page reference documentation and the Gherkin end-to-end test catalogue.</w:t>
-      </w:r>
-    </w:p>
     <w:p>
       <w:pPr>
         <w:pStyle w:val="Heading1"/>
@@ -6940,24 +6886,14 @@
     </w:p>
     <w:p>
       <w:r>
-        <w:t xml:space="preserve">The Control Panel is a Blazor Server application (interactive-server render, prerendering disabled) served at `/admin/*` under cookie authentication. Every list page is built on the shared SimfDataGrid (filter, select-all, row checkbox, quiet per-row icon actions) with the common CRUD framework (`CrudShell`, `CrudPageFrame`, `CrudDialogFrame`, `CrudFormBase`), dialog-vs-full-page being a per-page user preference (CpPreferences in localStorage). Navigation is organised into ~12 permission-gated groups (Overview, People, Access Control, Programme, Scientific Committee, Exhibition, Engagement, Knowledge, Content, Public Relations, Gates, Reference Data). Localisation is via </w:t>
-      </w:r>
-      <w:r>
-        <w:lastRenderedPageBreak/>
-        <w:t xml:space="preserve">`IStringLocalizer&lt;Strings&gt;` with `dir` set from the current UI culture (bilingual Arabic/English, RTL); colours and typography come from `theme.tokens.css`. Every `/admin/*` page and action </w:t>
+        <w:t>The Control Panel is a Blazor Server application (interactive-server render, prerendering disabled) served at `/admin/*` under cookie authentication. Every list page is built on the shared SimfDataGrid (filter, select-all, row checkbox, quiet per-row icon actions) with the common CRUD framework (`CrudShell`, `CrudPageFrame`, `CrudDialogFrame`, `CrudFormBase`), dialog-vs-full-page being a per-page user preference (CpPreferences in localStorage). Navigation is organised into 14 permission-gated groups: Overview, People, Access Control, Programme, Scientific Committee, Exhibition, Engagement, Knowledge, Content, Public Relations, Gates, Reference Data, System and Reports. Localisation is via `IStringLocalizer&lt;Strings&gt;` with `dir` set from the current UI culture (bilingual Arabic/English, RTL); colours and typography come from `theme.tokens.css`. Every `/admin/*` page and action is gated by a `PermissionCatalog` code: the "Administrator" audience below denotes the baseline role that holds the page's permission; the exact code per page is in the per-page documentation and enforced by build-failing tests.</w:t>
       </w:r>
       <w:proofErr w:type="gramStart"/>
-      <w:r>
-        <w:t>is</w:t>
-      </w:r>
       <w:proofErr w:type="gramEnd"/>
-      <w:r>
-        <w:t xml:space="preserve"> gated by a `PermissionCatalog` code: the "Administrator" audience below denotes the baseline role that holds the page's permission; the exact code per page is in the per-page documentation and enforced by build-failing tests.</w:t>
-      </w:r>
     </w:p>
     <w:p>
       <w:r>
-        <w:t>The following table lists the Control Panel pages. The single stub route `/m/{module}` (ModulePlaceholder) is omitted.</w:t>
+        <w:t>The following table lists Control Panel pages. It is not the complete set: the stub route `/m/{module}` (ModulePlaceholder) and the nine reporting pages under `/admin/reports` are not listed. The page index carries every route.</w:t>
       </w:r>
     </w:p>
     <w:tbl>
@@ -7405,7 +7341,7 @@
           </w:tcPr>
           <w:p>
             <w:r>
-              <w:t>Register VVIP/VIP (Mawj fields, VIP photo); creates pending account</w:t>
+              <w:t>Register VVIP/VIP: the welcome-message fields for the external Mawj system (Mawj system id, honorific, preferred language) and the VIP photo; creates pending account</w:t>
             </w:r>
           </w:p>
         </w:tc>
@@ -7800,48 +7736,6 @@
           </w:tcPr>
           <w:p>
             <w:r>
-              <w:t>`/admin/contacts`</w:t>
-            </w:r>
-          </w:p>
-        </w:tc>
-        <w:tc>
-          <w:tcPr>
-            <w:tcW w:w="2160" w:type="dxa"/>
-          </w:tcPr>
-          <w:p>
-            <w:r>
-              <w:t>Contacts</w:t>
-            </w:r>
-          </w:p>
-        </w:tc>
-        <w:tc>
-          <w:tcPr>
-            <w:tcW w:w="2160" w:type="dxa"/>
-          </w:tcPr>
-          <w:p>
-            <w:r>
-              <w:t>Administrator</w:t>
-            </w:r>
-          </w:p>
-        </w:tc>
-        <w:tc>
-          <w:tcPr>
-            <w:tcW w:w="2160" w:type="dxa"/>
-          </w:tcPr>
-          <w:p>
-            <w:r>
-              <w:t>Shared contact records</w:t>
-            </w:r>
-          </w:p>
-        </w:tc>
-      </w:tr>
-      <w:tr>
-        <w:tc>
-          <w:tcPr>
-            <w:tcW w:w="2160" w:type="dxa"/>
-          </w:tcPr>
-          <w:p>
-            <w:r>
               <w:t>`/admin/countries`</w:t>
             </w:r>
           </w:p>
@@ -8701,7 +8595,7 @@
           </w:tcPr>
           <w:p>
             <w:r>
-              <w:t>Team-defined availability windows to VIP free slots</w:t>
+              <w:t>Speaker availability windows that generate the free slots offered when a visitor requests a speaker meeting</w:t>
             </w:r>
           </w:p>
         </w:tc>
@@ -9268,48 +9162,6 @@
             <w:tcW w:w="2160" w:type="dxa"/>
           </w:tcPr>
           <w:p/>
-        </w:tc>
-      </w:tr>
-      <w:tr>
-        <w:tc>
-          <w:tcPr>
-            <w:tcW w:w="2160" w:type="dxa"/>
-          </w:tcPr>
-          <w:p>
-            <w:r>
-              <w:t>`/admin/companies`</w:t>
-            </w:r>
-          </w:p>
-        </w:tc>
-        <w:tc>
-          <w:tcPr>
-            <w:tcW w:w="2160" w:type="dxa"/>
-          </w:tcPr>
-          <w:p>
-            <w:r>
-              <w:t>Companies</w:t>
-            </w:r>
-          </w:p>
-        </w:tc>
-        <w:tc>
-          <w:tcPr>
-            <w:tcW w:w="2160" w:type="dxa"/>
-          </w:tcPr>
-          <w:p>
-            <w:r>
-              <w:t>Administrator</w:t>
-            </w:r>
-          </w:p>
-        </w:tc>
-        <w:tc>
-          <w:tcPr>
-            <w:tcW w:w="2160" w:type="dxa"/>
-          </w:tcPr>
-          <w:p>
-            <w:r>
-              <w:t>Company records</w:t>
-            </w:r>
-          </w:p>
         </w:tc>
       </w:tr>
       <w:tr>
@@ -10322,7 +10174,7 @@
           </w:tcPr>
           <w:p>
             <w:r>
-              <w:t>DB-backed override editor for the 6 transactional identity emails</w:t>
+              <w:t>DB-backed override editor for the 10 transactional emails</w:t>
             </w:r>
           </w:p>
         </w:tc>
@@ -10638,12 +10490,10 @@
     </w:p>
     <w:p>
       <w:r>
-        <w:t>The public Website is Blazor SSR, rendering static informational content about the forum and its programme for speed. It carries no sign-in, registration or account page and stores no personal data: registration and all visitor data live in the mobile application and the Control Panel. Public reads go through `SimfPublicClient`. Two interactive exceptions exist by design: the visitor assistant, which passes the question text to the AI service without storing the visitor’s identity, and the meeting-confirmation page (`/meeting/confirm`), whose only credential is an opaque per-speaker token supplied in the link. There is no public navigation menu: every page is reached by direct URL. The public pages share the bilingual AR/EN RTL design system and the `ln-` SSR component kit noted per route in the page index.</w:t>
+        <w:t>The public Website is Blazor SSR, rendering static informational content about the forum and its programme for speed. It carries no sign-in, registration or account page and stores no personal data: registration and all visitor data live in the mobile application and the Control Panel. Public reads go through `SimfPublicClient`. Two interactive exceptions exist by design: the visitor assistant, which passes the question text to the AI service without storing the visitor’s identity, and the meeting-confirmation page (`/meeting/confirm`), whose only credential is an opaque per-speaker token supplied in the link. The top navigation menu carries five entries: About, Programmes, Speakers, Discover Saudi Arabia and Archive, with an off-canvas version on small screens. About and Programmes open drop-downs; Discover Saudi Arabia links out to visitsaudi.com. The public pages share the bilingual AR/EN RTL design system and the `ln-` SSR component kit noted per route in the page index.</w:t>
       </w:r>
       <w:proofErr w:type="gramStart"/>
-      <w:r/>
       <w:proofErr w:type="gramEnd"/>
-      <w:r/>
     </w:p>
     <w:tbl>
       <w:tblPr>
@@ -11350,11 +11200,7 @@
     </w:p>
     <w:p>
       <w:r>
-        <w:t xml:space="preserve">The Flutter app (`src/Mobile/simf_app`; Riverpod + go_router + Dio) presents a persistent 5-tab bottom-nav shell (`StatefulShellRoute.indexedStack`), Home, Sessions, Badge, Map, Profile, with per-tab state preserved and auth/role gates (staff/moderator) redirecting appropriately. The theme is navy-always (dark pinned), bilingual with automatic RTL for Arabic, and every in-app page carries a global app-bar invariant (notifications bell + language toggle + dark-mode indicator + hamburger). There are ~34 feature folders under `lib/features/`; the page index enumerates each screen with its </w:t>
-      </w:r>
-      <w:r>
-        <w:lastRenderedPageBreak/>
-        <w:t>Figma node, backing `/app/*` endpoint and clean-code freeze decision. The table groups the built mobile screens by feature area (a superset of those folders); per-screen field detail and wireframes live in Figma and the per-page mobile documentation.</w:t>
+        <w:t>The Flutter app (`src/Mobile/simf_app`; Riverpod + go_router + Dio) presents a persistent 5-tab bottom-nav shell, Home, Sessions, Badge, Map, Profile, held in one `IndexedStack` under a single route so per-tab state is preserved, with auth/role gates (staff/moderator) redirecting appropriately. The theme is navy-always (dark pinned), bilingual with automatic RTL for Arabic, and every in-app page carries a global app-bar invariant (notifications bell + language toggle + dark-mode indicator + hamburger). There are 42 feature folders under `lib/features/`; the page index enumerates each screen with its Figma node, backing `/app/*` endpoint and clean-code freeze decision. The table groups the built mobile screens by feature area (a superset of those folders); per-screen field detail and wireframes live in Figma and the per-page mobile documentation.</w:t>
       </w:r>
     </w:p>
     <w:tbl>
@@ -12459,7 +12305,7 @@
           </w:tcPr>
           <w:p>
             <w:r>
-              <w:t>AI assistant over the two-level FAQ</w:t>
+              <w:t>AI assistant grounded on the programme, the FAQ and the booth list</w:t>
             </w:r>
           </w:p>
         </w:tc>
@@ -12506,7 +12352,7 @@
           </w:tcPr>
           <w:p>
             <w:r>
-              <w:t>Visitor+</w:t>
+              <w:t>Guest+</w:t>
             </w:r>
           </w:p>
         </w:tc>
@@ -13797,7 +13643,7 @@
     </w:tbl>
     <w:p>
       <w:r>
-        <w:t>Not silently dropped, removed/reserved screens: `signUpType` (#4, removed), `audienceComments` (#28, removed), `savedSessions` (#8, removed), and `myMeetings` (#115, removed) are recorded in the index but are not part of the shipped app and are therefore excluded from the catalogue above. The Flutter screens are an interim UI over the live `/app/*` API; the definitive per-screen build state, Figma node and E2E file for every row is in the page index and the per-page mobile documentation.</w:t>
+        <w:t>Not silently dropped, removed/reserved screens: `signUpType` (#4, removed), `audienceComments` (#28, removed), `savedSessions` (#8, removed), and `myMeetings` (#115, removed) are recorded in the index but are not part of the shipped app and are therefore excluded from the catalogue above. Two shipped screens sit outside the catalogue: `meetingConfirm` (#117), the other-party meeting confirmation opened from a notification deep link at `/meeting-confirm`, and `staffSeating` (#118), the staff guest-seating desk at `/staff/seating/{sessionId}`. The Flutter screens are an interim UI over the live `/app/*` API; the definitive per-screen build state, Figma node and E2E file for every row is in the page index and the per-page mobile documentation.</w:t>
       </w:r>
     </w:p>
     <w:p>
@@ -13973,7 +13819,7 @@
         <w:rPr>
           <w:b/>
         </w:rPr>
-        <w:t>Key Functionalities. The badge card and its signed-token QR; venue-entry verification by Staff scan; attendee-to-attendee contact exchange by badge scan; hall-arrival capture by QR-at-door (automatic GPS-geofence arrival is a deferred enhancement, open item G-OI-2); and the Gate Module, a first-class configurable access point with a 13-step ordered constraint engine, allow-lists, idempotency, a duplicate-absorption window, a "currently inside" derivation, and a failure-rate circuit breaker.</w:t>
+        <w:t>Key Functionalities. The badge card and its signed-token QR; venue-entry verification by Staff scan; attendee-to-attendee contact exchange by badge scan; hall-arrival capture by QR-at-door; and the Gate Module, a first-class configurable access point with a 13-step ordered constraint engine, allow-lists, idempotency, a duplicate-absorption window, a "currently inside" derivation, and a failure-rate circuit breaker.</w:t>
       </w:r>
     </w:p>
     <w:p>
@@ -13981,7 +13827,7 @@
         <w:rPr>
           <w:b/>
         </w:rPr>
-        <w:t>Business Rules. The badge QR is a signed token verified server-side; a copied or invented QR fails. A scan is allowed only for an active badge whose holder is `Approved`. Hall arrival is recorded by QR scan at the hall door. Automatic GPS-geofence arrival is a deferred enhancement (open item G-OI-2). If both means fire for one attendee/session they update one `HallAttendance` row, not two, and one open attendance row per session is enforced. The gate engine runs its steps in a load-bearing order, short-circuiting to a recorded denial with a named `DenialReasonCode`; an empty allow-list passes, a filtered-empty allow-list denies all (safe-default rule); a 5-second window absorbs double-fire; 10 or more denials in 60 s opens a 5-minute circuit. GPS presence, in the deferred geofence chain, is reported on a bounded 30 to 60 s interval in small batches, not a continuous stream. `GateScan` is append-only.</w:t>
+        <w:t>Business Rules. The badge QR is a signed token verified server-side; a copied or invented QR fails. A scan is allowed only for an active badge whose holder is `Approved`. Hall arrival is recorded by QR scan at the hall door. Automatic GPS-geofence arrival is a deferred enhancement (open item G-OI-2). If both means fire for one attendee/session they update one `HallAttendance` row, not two, and one open attendance row per session is enforced. The gate engine runs its steps in a load-bearing order, short-circuiting to a recorded denial with a named `DenialReasonCode`; an empty allow-list passes, a filtered-empty allow-list denies all (safe-default rule); a 5-second window absorbs double-fire; 10 or more backend faults in 60 s opens a 5-minute circuit, and a recorded policy denial never feeds it. GPS presence, in the deferred geofence chain, is reported on a bounded 30 to 60 s interval in small batches, not a continuous stream. `GateScan` is append-only.</w:t>
       </w:r>
     </w:p>
     <w:p>
@@ -14085,7 +13931,7 @@
     </w:p>
     <w:p>
       <w:r>
-        <w:t>Key Functionalities. Making a booking from the seat map; the no-time-overlap rule; (Legacy) Control-Panel booking approval/rejection queue, retained but dormant; attendee reservations auto-confirm; cancellation before the session starts; the seat map and "My Seat" view; and session attendance derived from `HallAttendance`. The as-built seat service supports user booking, random assignment, admin-reserved rows and open seating.</w:t>
+        <w:t>Key Functionalities. Making a booking from the seat map; the no-time-overlap rule; cancellation before the session starts; the seat map and "My Seat" view; and session attendance derived from `HallAttendance`. The as-built seat service supports user booking, random assignment, admin-reserved rows and open seating.</w:t>
       </w:r>
     </w:p>
     <w:p>
@@ -14241,7 +14087,7 @@
         <w:rPr>
           <w:b/>
         </w:rPr>
-        <w:t>Key Functionalities. Interest selection (a dynamic `Category`); "meet people like you" matchmaking with a match score and reason from shared interests/sessions, raising a recommendation plus push at greater than or equal to 80%; one-to-one meeting requests routed to PR for approval; a conversational AI assistant backed by a two-level FAQ (groups to entries); AI session summaries stored as `SessionSummary`; plus a CP AI-settings page. The as-built summary uses the central `IAiService`; the networking `Connection` and speaker/delegation `MeetingRequest` entities are shipped.</w:t>
+        <w:t>Key Functionalities. Interest selection (a dynamic `Category`); "meet people like you" matchmaking with a match score and reason from shared interests/sessions, raising a recommendation plus push; one-to-one meeting requests routed to PR for approval; a conversational AI assistant grounded on the whole programme, the whole FAQ and the whole booth list; AI session summaries stored as `SessionSummary`; plus a CP AI-settings page. The as-built summary uses the central `IAiService`; the networking `Connection` and speaker/delegation `MeetingRequest` entities are shipped.</w:t>
       </w:r>
     </w:p>
     <w:p>
@@ -14249,11 +14095,7 @@
         <w:rPr>
           <w:b/>
         </w:rPr>
-        <w:lastRenderedPageBreak/>
-        <w:t>Business Rules.</w:t>
-      </w:r>
-      <w:r>
-        <w:t xml:space="preserve"> A meeting request needs a topic and an existing, Approved target other than the requester; a decline records a reason; the request moves `Pending` to `Approved`/`Declined` and, on approval, appears in both attendees' areas. Matchmaking exposes only what the other attendee's profile already shows; a recommendation triggers at a score greater than or equal to 80%. The AI assistant narrows to a FAQ group then an entry; FAQ groups/entries are bilingual and CP-managed. Every AI capability runs through the cognitive-AI abstraction: the provider is configuration, not code; only the data a capability needs is passed to the provider. The AI never acts as a final authority on comments (that gate belongs to Engagement).</w:t>
+        <w:t>Business Rules. A meeting request needs a topic and an existing, Approved target other than the requester; a decline records a reason; the request moves `Pending` to `Approved`/`Declined` and, on approval, appears in both attendees' areas. Matchmaking exposes only what the other attendee's profile already shows; a recommendation triggers at a score greater than or equal to 80%. The AI assistant answers free text from the event content it is given, and the system prompt restricts it to that content. FAQ groups and entries are bilingual and CP-managed, and the FAQ screen is where an attendee browses them. Every AI capability runs through the cognitive-AI abstraction: the provider is configuration, not code; only the data a capability needs is passed to the provider. The AI never acts as a final authority on comments (that gate belongs to Engagement).</w:t>
       </w:r>
     </w:p>
     <w:p>
@@ -14401,10 +14243,7 @@
         <w:rPr>
           <w:b/>
         </w:rPr>
-        <w:t>Error Handling.</w:t>
-      </w:r>
-      <w:r>
-        <w:t xml:space="preserve"> Missing bilingual fields, a missing category or image, or a duplicate edition year produce `VALIDATION_FAILED` per field. Create, edit, deactivate and visibility changes are written to the operation log; an uploaded content-block image is type- and size-restricted.</w:t>
+        <w:t>Error Handling. Missing bilingual fields, a missing category or image, or a duplicate edition year produce `VALIDATION_FAILED` per field. Create, edit, deactivate and visibility changes are written to the operation log.</w:t>
       </w:r>
     </w:p>
     <w:p>
@@ -14436,7 +14275,7 @@
         <w:rPr>
           <w:b/>
         </w:rPr>
-        <w:t>Business Rules. The Statistics context owns no source-of-truth records: it reads from the other contexts through their application services, never by cross-context queries. Figures are derived, never hand-entered (the only noted exception is student badges printed outside the CP, to confirm). A heavy figure is recomputed into a `StatisticSnapshot` on a fixed cycle of a few minutes; live figures are computed close to real time by aggregating `VenueEntry` and `HallAttendance` on a short cycle, not from a hot counter row. The dashboard reads GpsPresence rollups, never raw rows live; GPS-presence is sensitive personal data collected only with permission and encrypted at rest, and its retention period is an open item.</w:t>
+        <w:t>Business Rules. The Statistics context owns no source-of-truth records: it reads from the other contexts through their application services, never by cross-context queries. Figures are derived, never hand-entered (the only noted exception is student badges printed outside the CP, to confirm). Every figure is computed on request by aggregating `VenueEntry` and `HallAttendance` through the owning contexts; nothing is persistle, not from a hot counter row. The dashboard reads GpsPresence rollups, never raw rows live; GPS-presence is sensitive personal data collected only with permission and encrypted at rest, and its retention period is an open item.</w:t>
       </w:r>
     </w:p>
     <w:p>
@@ -14444,10 +14283,7 @@
         <w:rPr>
           <w:b/>
         </w:rPr>
-        <w:t>Integration Points.</w:t>
-      </w:r>
-      <w:r>
-        <w:t xml:space="preserve"> Exposes `GET /admin/statistics` and reads (via owning-context services) `RegistrationRequest`, `Badge`, `VenueEntry`, `HallAttendance`, `Session`, `SessionQuestion`, `Theme`, `Speaker` and `Category`; uses `StatisticSnapshot` and `GpsPresence`. Live panels refresh over REST on a bounded interval.</w:t>
+        <w:t>Integration Points. Exposes `GET /admin/statistics` and reads (via owning-context services) `RegistrationRequest`, `Badge`, `VenueEntry`, `HallAttendance`, `Session`, `SessionQuestion`, `Theme`, `Speaker` and `Category`; uses `GpsPresence`, whose as-built table is `DevicePositionPings`. Live panels refresh over REST on a bounded interval.</w:t>
       </w:r>
     </w:p>
     <w:p>
@@ -14741,7 +14577,7 @@
         <w:pStyle w:val="ListBullet"/>
       </w:pPr>
       <w:r>
-        <w:t>As-built: `User`/`Role`/`UserRole` are realised on ASP.NET Core Identity (`SimfUser: IdentityUser&lt;Guid&gt;`, `SimfRole`, `AspNetUserRoles`); `TotpSecret` is the Identity authenticator-key token store (no separate table); `EmailVerificationCode` is realised as `AccountCode` with a `Purpose` field.</w:t>
+        <w:t>As-built: `User`/`Role`/`UserRole` are realised on ASP.NET Core Identity (`SimfUser: IdentityUser&lt;Guid&gt;`, `SimfRole`, `UserRoles`); `TotpSecret` is the Identity authenticator-key token store (no separate table); `EmailVerificationCode` is realised as `AccountCode` with a `Purpose` field.</w:t>
       </w:r>
     </w:p>
     <w:p>
@@ -15170,10 +15006,7 @@
         <w:rPr>
           <w:b/>
         </w:rPr>
-        <w:t>Entities:</w:t>
-      </w:r>
-      <w:r>
-        <w:t xml:space="preserve"> `GpsPresence`, `StatisticSnapshot`.</w:t>
+        <w:t>Entities: `GpsPresence`.</w:t>
       </w:r>
     </w:p>
     <w:p>
@@ -15184,10 +15017,7 @@
         <w:rPr>
           <w:b/>
         </w:rPr>
-        <w:t>Relationships:</w:t>
-      </w:r>
-      <w:r>
-        <w:t xml:space="preserve"> `GpsPresence` belongs to `User`, batched append-only telemetry with a rolling retention purge. `StatisticSnapshot` stores computed dashboard figures; the context mostly reads from the others.</w:t>
+        <w:t>Relationships: `GpsPresence` (as-built table `DevicePositionPings`) belongs to `User` and is batched append-only telemetry. `StatisticSnapshot` is not built: the dashboard figures are computed on each request from the other contexts.</w:t>
       </w:r>
     </w:p>
     <w:p>
@@ -16681,7 +16511,7 @@
     </w:p>
     <w:p>
       <w:r>
-        <w:t>AspNetUsers (`SimfUser: IdentityUser&lt;Guid&gt;`), SIMF_Identity</w:t>
+        <w:t>Users (`SimfUser: IdentityUser&lt;Guid&gt;`), SIMF_Identity</w:t>
       </w:r>
     </w:p>
     <w:tbl>
@@ -17341,7 +17171,7 @@
     </w:tbl>
     <w:p>
       <w:r>
-        <w:t>Note: lockout and two-factor state are the standard ASP.NET Core Identity columns on `AspNetUsers`.</w:t>
+        <w:t>Note: lockout and two-factor state are the standard ASP.NET Core Identity columns on `Users`. The ASP.NET Core Identity tables in SIMF_Identity carry no `AspNet` prefix: `Users`, `Roles`, `UserRoles`, `UserClaims`, `UserLogins`, `UserTokens` and `RoleClaims`.</w:t>
       </w:r>
     </w:p>
     <w:p>
@@ -17782,7 +17612,7 @@
           </w:tcPr>
           <w:p>
             <w:r>
-              <w:t>PK part; FK to AspNetRoles</w:t>
+              <w:t>PK part; FK to Roles</w:t>
             </w:r>
           </w:p>
         </w:tc>
@@ -18031,7 +17861,7 @@
           </w:tcPr>
           <w:p>
             <w:r>
-              <w:t>FK to AspNetUsers</w:t>
+              <w:t>FK to the Identity Users table</w:t>
             </w:r>
           </w:p>
         </w:tc>
@@ -18424,7 +18254,7 @@
           </w:tcPr>
           <w:p>
             <w:r>
-              <w:t>FK to AspNetUsers</w:t>
+              <w:t>FK to the Identity Users table</w:t>
             </w:r>
           </w:p>
         </w:tc>
@@ -18712,7 +18542,7 @@
     </w:tbl>
     <w:p>
       <w:r>
-        <w:t>UserProfile, SIMF_App. Bilingual `AttendeeProfile` as built.</w:t>
+        <w:t>UserProfile, SIMF_App (`AttendeeProfile`). Bilingual.</w:t>
       </w:r>
     </w:p>
     <w:tbl>
@@ -20302,7 +20132,7 @@
           </w:tcPr>
           <w:p>
             <w:r>
-              <w:t>GUID</w:t>
+              <w:t>string(8) / int</w:t>
             </w:r>
           </w:p>
         </w:tc>
@@ -20322,7 +20152,7 @@
           </w:tcPr>
           <w:p>
             <w:r>
-              <w:t>FK to Seat</w:t>
+              <w:t>Seat position on the hall grid</w:t>
             </w:r>
           </w:p>
         </w:tc>
@@ -21530,7 +21360,7 @@
           </w:tcPr>
           <w:p>
             <w:r>
-              <w:t>FK to AspNetUsers</w:t>
+              <w:t>FK to the Identity Users table</w:t>
             </w:r>
           </w:p>
         </w:tc>
@@ -22209,7 +22039,7 @@
     </w:p>
     <w:p>
       <w:r>
-        <w:t>This section describes the technical architecture of the SIMF platform: the layered logical view, the concrete solution structure (technology stack, folder layouts, project dependencies), the patterns and practices applied throughout, and a categorised inventory of every third-party package. All facts are grounded in the current source tree and the deterministic project/package inventory read from the repository. Where a source marks something as reserved or not-yet-implemented, this section says so rather than inventing detail.</w:t>
+        <w:t>This section describes the technical architecture of the SIMF platform: the layered logical view, the concrete solution structure (technology stack, folder layouts, project dependencies), the patterns and practices applied throughout, and a categorised inventory of every third-party package.</w:t>
       </w:r>
     </w:p>
     <w:p>
@@ -22284,17 +22114,6 @@
         <w:rPr>
           <w:i/>
         </w:rPr>
-        <w:t>Phase one places every service that holds or processes SIMF data inside HSA: the API servers, the databases, the AI model, the mail relay and the file store. The AI runs on the SITE-hosted GPT OSS 120B model on an on-site LLM server, reached over an OpenAI-compatible API. Mail is sent through an on-site SMTP relay. Files are written to MinIO object storage over the S3 API, in place of a directory on a file share. HSA has no internet path. SSA holds the access, perimeter and presentation zones and is the only area with internet access, and the one remaining internet call, the YouTube caption fetch, is made from the Control Panel.</w:t>
-      </w:r>
-    </w:p>
-    <w:p>
-      <w:pPr>
-        <w:jc w:val="center"/>
-      </w:pPr>
-      <w:r>
-        <w:rPr>
-          <w:i/>
-        </w:rPr>
         <w:t>Deployment, exactly as Figure 3 draws it. SSA holds three zones. The access zone is the attendee mobile device, the public website browser and the administrator browser. The perimeter zone is the WAF and load balancer, where TLS terminates. The presentation zone is the mobile edge (SIMF.MobileEdge), the website (SIMF.Web, two nodes) and the Control Panel (SIMF.ControlPanel, two nodes). The web and Control Panel nodes are 32 GB RAM, 16 vCPU and 300 GB storage on Windows Server 2022; the mobile edge is sized with the site. All three call the API over HTTPS 443 across the internal firewall, which admits nothing else. HSA holds two zones. The application zone is the API load balancer and four API nodes (SIMF.Api) of the same specification, the on-site LLM server running GPT OSS 120B, and the on-site mail relay. The data zone is two database nodes at 64 GB RAM, 8 vCPU and 2 TB storage carrying SIMF_Identity and SIMF_App, and MinIO object storage. The API is the only caller of each: HTTPS 443 to the LLM server, SMTP 587 to the mail relay, TCP 1433 to the databases and the S3 API over HTTPS 443 to MinIO. The Control Panel makes the single outbound call, HTTPS 443 to the YouTube caption API. No host in HSA has a route to the internet.</w:t>
       </w:r>
     </w:p>
@@ -22855,7 +22674,7 @@
     </w:p>
     <w:p>
       <w:r>
-        <w:t>Versions below are the exact package/runtime versions read from the repository. Where the ground-truth inventory does not carry an explicit version for a technology, it is marked accordingly.</w:t>
+        <w:t>Versions below are read from the repository. A technology with no pinned version is marked as such.</w:t>
       </w:r>
     </w:p>
     <w:tbl>
@@ -23420,7 +23239,7 @@
     </w:tbl>
     <w:p>
       <w:r>
-        <w:t>Note on the component library: the shared `Simf*` Blazor component library (`SIMF.Components`) and `theme.tokens.css` form the CP/Website UI foundation; the repository's package inventory does not pin a MudBlazor package (a single stray razor reference aside), so the UI foundation is recorded here as `SIMF.Components` plus `Cropper.Blazor` rather than MudBlazor.</w:t>
+        <w:t>Note on the component library: the shared `Simf*` Blazor component library (`SIMF.Components`) and `theme.tokens.css` form the CP/Website UI foundation, with `Cropper.Blazor` for image cropping.</w:t>
       </w:r>
     </w:p>
     <w:p>
@@ -23690,7 +23509,7 @@
     </w:p>
     <w:p>
       <w:r>
-        <w:t>`SIMF.Api/Endpoints/` is organised by feature folder (bounded-context aligned): Account, Admin, Ai, Archive, Assets, Attendance, Auth, BusinessMeetings, Contacts, Exhibitors, Feedback, Files, Gates, Networking, News, Operations, Programme, Public, PublicRelations, Recommendations, Requests, Sessions, Sponsors, Staff, Statistics, Support.</w:t>
+        <w:t>`SIMF.Api/Endpoints/` is organised by feature folder (bounded-context aligned): Account, Admin, Ai, Archive, Assets, Attendance, Auth, BusinessMeetings, Contacts, Exhibitors, Feedback, Files, Gates, Networking, News, Operations, Programme, Public, PublicRelations, Recommendations, Reporting, Requests, Sessions, Sponsors, Staff, Statistics, Support.</w:t>
       </w:r>
     </w:p>
     <w:p>
@@ -23698,10 +23517,7 @@
         <w:rPr>
           <w:b/>
         </w:rPr>
-        <w:t>SIMF.Infrastructure internals</w:t>
-      </w:r>
-      <w:r>
-        <w:t xml:space="preserve"> (feature/service folders): AccessControl, Ai, Archive, Assets, Attendance, Auditing, BusinessMeetings, Cms, Common, Configuration, Contacts, Delegations, Email, Excel, Exhibition, Exhibitors, Faq, Feedback, Files, Identity, IdentityAccess, Logs, Media, MeetingRequests, MyArea, Networking, Operations, Organisations, Persistence, Programme, PublicRelations, Recommendations, Regions, Requests, SeatReservations, Seeding, SessionQuestions, Sponsors, Statistics, Support, Venue. (Full list; not summarised.)</w:t>
+        <w:t>SIMF.Infrastructure internals (feature/service folders): AccessControl, Ai, Archive, Assets, Attendance, Auditing, BusinessMeetings, Cms, Common, Configuration, Contacts, Delegations, Editions, Email, Excel, Exhibition, Exhibitors, Faq, Feedback, Files, Identity, IdentityAccess, Logs, Media, MeetingRequests, MyArea, Networking, Notifications, Operations, Organisations, Persistence, Preferences, Programme, PublicRelations, Recommendations, Regions, Reporting, Requests, SeatReservations, Seeding, SessionQuestions, Sponsors, Statistics, Support, Venue. (Full list; not summarised.)</w:t>
       </w:r>
     </w:p>
     <w:p>
@@ -23732,547 +23548,54 @@
       </w:pPr>
       <w:r>
         <w:t>lib/</w:t>
-      </w:r>
-      <w:r>
         <w:br/>
-      </w:r>
-      <w:r>
-        <w:rPr>
-          <w:rFonts w:ascii="MS Gothic" w:eastAsia="MS Gothic" w:hAnsi="MS Gothic" w:cs="MS Gothic" w:hint="eastAsia"/>
-        </w:rPr>
-        <w:t>├</w:t>
-      </w:r>
-      <w:r>
-        <w:rPr>
-          <w:rFonts w:cs="Calibri"/>
-        </w:rPr>
-        <w:t>─</w:t>
-      </w:r>
-      <w:r>
-        <w:t xml:space="preserve"> app/</w:t>
-      </w:r>
-      <w:r>
+        <w:t>├─ app/</w:t>
         <w:br/>
-      </w:r>
-      <w:r>
-        <w:rPr>
-          <w:rFonts w:cs="Calibri"/>
-        </w:rPr>
-        <w:t>│</w:t>
-      </w:r>
-      <w:r>
-        <w:t xml:space="preserve"> </w:t>
-      </w:r>
-      <w:r>
-        <w:rPr>
-          <w:rFonts w:ascii="MS Gothic" w:eastAsia="MS Gothic" w:hAnsi="MS Gothic" w:cs="MS Gothic" w:hint="eastAsia"/>
-        </w:rPr>
-        <w:t>├</w:t>
-      </w:r>
-      <w:r>
-        <w:rPr>
-          <w:rFonts w:cs="Calibri"/>
-        </w:rPr>
-        <w:t>─</w:t>
-      </w:r>
-      <w:r>
-        <w:t xml:space="preserve"> localization/ # bilingual (Arabic/English) resources</w:t>
-      </w:r>
-      <w:r>
+        <w:t>│ ├─ localization/ # bilingual (Arabic/English) resources</w:t>
         <w:br/>
-      </w:r>
-      <w:r>
-        <w:rPr>
-          <w:rFonts w:cs="Calibri"/>
-        </w:rPr>
-        <w:t>│</w:t>
-      </w:r>
-      <w:r>
-        <w:t xml:space="preserve"> </w:t>
-      </w:r>
-      <w:r>
-        <w:rPr>
-          <w:rFonts w:ascii="MS Gothic" w:eastAsia="MS Gothic" w:hAnsi="MS Gothic" w:cs="MS Gothic" w:hint="eastAsia"/>
-        </w:rPr>
-        <w:t>├</w:t>
-      </w:r>
-      <w:r>
-        <w:rPr>
-          <w:rFonts w:cs="Calibri"/>
-        </w:rPr>
-        <w:t>─</w:t>
-      </w:r>
-      <w:r>
-        <w:t xml:space="preserve"> theme/ # navy-always theme</w:t>
-      </w:r>
-      <w:r>
+        <w:t>│ ├─ theme/ # navy-always theme</w:t>
         <w:br/>
-      </w:r>
-      <w:r>
-        <w:rPr>
-          <w:rFonts w:cs="Calibri"/>
-        </w:rPr>
-        <w:t>│</w:t>
-      </w:r>
-      <w:r>
-        <w:t xml:space="preserve"> </w:t>
-      </w:r>
-      <w:r>
-        <w:rPr>
-          <w:rFonts w:cs="Calibri"/>
-        </w:rPr>
-        <w:t>└─</w:t>
-      </w:r>
-      <w:r>
-        <w:t xml:space="preserve"> widgets/ # global app-bar invariant + shared widgets</w:t>
-      </w:r>
-      <w:r>
+        <w:t>│ └─ widgets/ # global app-bar invariant + shared widgets</w:t>
         <w:br/>
-      </w:r>
-      <w:r>
-        <w:rPr>
-          <w:rFonts w:ascii="MS Gothic" w:eastAsia="MS Gothic" w:hAnsi="MS Gothic" w:cs="MS Gothic" w:hint="eastAsia"/>
-        </w:rPr>
-        <w:t>├</w:t>
-      </w:r>
-      <w:r>
-        <w:rPr>
-          <w:rFonts w:cs="Calibri"/>
-        </w:rPr>
-        <w:t>─</w:t>
-      </w:r>
-      <w:r>
-        <w:t xml:space="preserve"> core/</w:t>
-      </w:r>
-      <w:r>
+        <w:t>├─ core/</w:t>
         <w:br/>
-      </w:r>
-      <w:r>
-        <w:rPr>
-          <w:rFonts w:cs="Calibri"/>
-        </w:rPr>
-        <w:t>│</w:t>
-      </w:r>
-      <w:r>
-        <w:t xml:space="preserve"> </w:t>
-      </w:r>
-      <w:r>
-        <w:rPr>
-          <w:rFonts w:ascii="MS Gothic" w:eastAsia="MS Gothic" w:hAnsi="MS Gothic" w:cs="MS Gothic" w:hint="eastAsia"/>
-        </w:rPr>
-        <w:t>├</w:t>
-      </w:r>
-      <w:r>
-        <w:rPr>
-          <w:rFonts w:cs="Calibri"/>
-        </w:rPr>
-        <w:t>─</w:t>
-      </w:r>
-      <w:r>
-        <w:t xml:space="preserve"> env/ # environment / API base</w:t>
-      </w:r>
-      <w:r>
+        <w:t>│ ├─ env/ # environment / API base</w:t>
         <w:br/>
-      </w:r>
-      <w:r>
-        <w:rPr>
-          <w:rFonts w:cs="Calibri"/>
-        </w:rPr>
-        <w:t>│</w:t>
-      </w:r>
-      <w:r>
-        <w:t xml:space="preserve"> </w:t>
-      </w:r>
-      <w:r>
-        <w:rPr>
-          <w:rFonts w:ascii="MS Gothic" w:eastAsia="MS Gothic" w:hAnsi="MS Gothic" w:cs="MS Gothic" w:hint="eastAsia"/>
-        </w:rPr>
-        <w:t>├</w:t>
-      </w:r>
-      <w:r>
-        <w:rPr>
-          <w:rFonts w:cs="Calibri"/>
-        </w:rPr>
-        <w:t>─</w:t>
-      </w:r>
-      <w:r>
-        <w:t xml:space="preserve"> errors/</w:t>
-      </w:r>
-      <w:r>
+        <w:t>│ ├─ errors/</w:t>
         <w:br/>
-      </w:r>
-      <w:r>
-        <w:rPr>
-          <w:rFonts w:cs="Calibri"/>
-        </w:rPr>
-        <w:t>│</w:t>
-      </w:r>
-      <w:r>
-        <w:t xml:space="preserve"> </w:t>
-      </w:r>
-      <w:r>
-        <w:rPr>
-          <w:rFonts w:ascii="MS Gothic" w:eastAsia="MS Gothic" w:hAnsi="MS Gothic" w:cs="MS Gothic" w:hint="eastAsia"/>
-        </w:rPr>
-        <w:t>├</w:t>
-      </w:r>
-      <w:r>
-        <w:rPr>
-          <w:rFonts w:cs="Calibri"/>
-        </w:rPr>
-        <w:t>─</w:t>
-      </w:r>
-      <w:r>
-        <w:t xml:space="preserve"> net/ # networking glue</w:t>
-      </w:r>
-      <w:r>
+        <w:t>│ ├─ net/ # networking glue</w:t>
         <w:br/>
-      </w:r>
-      <w:r>
-        <w:rPr>
-          <w:rFonts w:cs="Calibri"/>
-        </w:rPr>
-        <w:t>│</w:t>
-      </w:r>
-      <w:r>
-        <w:t xml:space="preserve"> </w:t>
-      </w:r>
-      <w:r>
-        <w:rPr>
-          <w:rFonts w:ascii="MS Gothic" w:eastAsia="MS Gothic" w:hAnsi="MS Gothic" w:cs="MS Gothic" w:hint="eastAsia"/>
-        </w:rPr>
-        <w:t>├</w:t>
-      </w:r>
-      <w:r>
-        <w:rPr>
-          <w:rFonts w:cs="Calibri"/>
-        </w:rPr>
-        <w:t>─</w:t>
-      </w:r>
-      <w:r>
-        <w:t xml:space="preserve"> organization_profile/</w:t>
-      </w:r>
-      <w:r>
+        <w:t>│ ├─ organization_profile/</w:t>
         <w:br/>
-      </w:r>
-      <w:r>
-        <w:rPr>
-          <w:rFonts w:cs="Calibri"/>
-        </w:rPr>
-        <w:t>│</w:t>
-      </w:r>
-      <w:r>
-        <w:t xml:space="preserve"> </w:t>
-      </w:r>
-      <w:r>
-        <w:rPr>
-          <w:rFonts w:ascii="MS Gothic" w:eastAsia="MS Gothic" w:hAnsi="MS Gothic" w:cs="MS Gothic" w:hint="eastAsia"/>
-        </w:rPr>
-        <w:t>├</w:t>
-      </w:r>
-      <w:r>
-        <w:rPr>
-          <w:rFonts w:cs="Calibri"/>
-        </w:rPr>
-        <w:t>─</w:t>
-      </w:r>
-      <w:r>
-        <w:t xml:space="preserve"> responsive/ # flexible-width helpers</w:t>
-      </w:r>
-      <w:r>
+        <w:t>│ ├─ responsive/ # flexible-width helpers</w:t>
         <w:br/>
-      </w:r>
-      <w:r>
-        <w:rPr>
-          <w:rFonts w:cs="Calibri"/>
-        </w:rPr>
-        <w:t>│</w:t>
-      </w:r>
-      <w:r>
-        <w:t xml:space="preserve"> </w:t>
-      </w:r>
-      <w:r>
-        <w:rPr>
-          <w:rFonts w:ascii="MS Gothic" w:eastAsia="MS Gothic" w:hAnsi="MS Gothic" w:cs="MS Gothic" w:hint="eastAsia"/>
-        </w:rPr>
-        <w:t>├</w:t>
-      </w:r>
-      <w:r>
-        <w:rPr>
-          <w:rFonts w:cs="Calibri"/>
-        </w:rPr>
-        <w:t>─</w:t>
-      </w:r>
-      <w:r>
-        <w:t xml:space="preserve"> session/</w:t>
-      </w:r>
-      <w:r>
+        <w:t>│ ├─ session/</w:t>
         <w:br/>
-      </w:r>
-      <w:r>
-        <w:rPr>
-          <w:rFonts w:cs="Calibri"/>
-        </w:rPr>
-        <w:t>│</w:t>
-      </w:r>
-      <w:r>
-        <w:t xml:space="preserve"> </w:t>
-      </w:r>
-      <w:r>
-        <w:rPr>
-          <w:rFonts w:ascii="MS Gothic" w:eastAsia="MS Gothic" w:hAnsi="MS Gothic" w:cs="MS Gothic" w:hint="eastAsia"/>
-        </w:rPr>
-        <w:t>├</w:t>
-      </w:r>
-      <w:r>
-        <w:rPr>
-          <w:rFonts w:cs="Calibri"/>
-        </w:rPr>
-        <w:t>─</w:t>
-      </w:r>
-      <w:r>
-        <w:t xml:space="preserve"> sharing/</w:t>
-      </w:r>
-      <w:r>
+        <w:t>│ ├─ sharing/</w:t>
         <w:br/>
-      </w:r>
-      <w:r>
-        <w:rPr>
-          <w:rFonts w:cs="Calibri"/>
-        </w:rPr>
-        <w:t>│</w:t>
-      </w:r>
-      <w:r>
-        <w:t xml:space="preserve"> </w:t>
-      </w:r>
-      <w:r>
-        <w:rPr>
-          <w:rFonts w:ascii="MS Gothic" w:eastAsia="MS Gothic" w:hAnsi="MS Gothic" w:cs="MS Gothic" w:hint="eastAsia"/>
-        </w:rPr>
-        <w:t>├</w:t>
-      </w:r>
-      <w:r>
-        <w:rPr>
-          <w:rFonts w:cs="Calibri"/>
-        </w:rPr>
-        <w:t>─</w:t>
-      </w:r>
-      <w:r>
-        <w:t xml:space="preserve"> site_settings/</w:t>
-      </w:r>
-      <w:r>
+        <w:t>│ ├─ site_settings/</w:t>
         <w:br/>
-      </w:r>
-      <w:r>
-        <w:rPr>
-          <w:rFonts w:cs="Calibri"/>
-        </w:rPr>
-        <w:t>│</w:t>
-      </w:r>
-      <w:r>
-        <w:t xml:space="preserve"> </w:t>
-      </w:r>
-      <w:r>
-        <w:rPr>
-          <w:rFonts w:ascii="MS Gothic" w:eastAsia="MS Gothic" w:hAnsi="MS Gothic" w:cs="MS Gothic" w:hint="eastAsia"/>
-        </w:rPr>
-        <w:t>├</w:t>
-      </w:r>
-      <w:r>
-        <w:rPr>
-          <w:rFonts w:cs="Calibri"/>
-        </w:rPr>
-        <w:t>─</w:t>
-      </w:r>
-      <w:r>
-        <w:t xml:space="preserve"> startup/ # cold-start auth restore / splash gate</w:t>
-      </w:r>
-      <w:r>
+        <w:t>│ ├─ startup/ # cold-start auth restore / splash gate</w:t>
         <w:br/>
-      </w:r>
-      <w:r>
-        <w:rPr>
-          <w:rFonts w:cs="Calibri"/>
-        </w:rPr>
-        <w:t>│</w:t>
-      </w:r>
-      <w:r>
-        <w:t xml:space="preserve"> </w:t>
-      </w:r>
-      <w:r>
-        <w:rPr>
-          <w:rFonts w:ascii="MS Gothic" w:eastAsia="MS Gothic" w:hAnsi="MS Gothic" w:cs="MS Gothic" w:hint="eastAsia"/>
-        </w:rPr>
-        <w:t>├</w:t>
-      </w:r>
-      <w:r>
-        <w:rPr>
-          <w:rFonts w:cs="Calibri"/>
-        </w:rPr>
-        <w:t>─</w:t>
-      </w:r>
-      <w:r>
-        <w:t xml:space="preserve"> utils/</w:t>
-      </w:r>
-      <w:r>
+        <w:t>│ ├─ utils/</w:t>
         <w:br/>
-        <w:t xml:space="preserve">│ </w:t>
-      </w:r>
-      <w:r>
-        <w:rPr>
-          <w:rFonts w:ascii="MS Gothic" w:eastAsia="MS Gothic" w:hAnsi="MS Gothic" w:cs="MS Gothic" w:hint="eastAsia"/>
-        </w:rPr>
-        <w:t>├</w:t>
-      </w:r>
-      <w:r>
-        <w:rPr>
-          <w:rFonts w:cs="Calibri"/>
-        </w:rPr>
-        <w:t>─</w:t>
-      </w:r>
-      <w:r>
-        <w:t xml:space="preserve"> validation/</w:t>
-      </w:r>
-      <w:r>
+        <w:t>│ ├─ validation/</w:t>
         <w:br/>
-      </w:r>
-      <w:r>
-        <w:rPr>
-          <w:rFonts w:cs="Calibri"/>
-        </w:rPr>
-        <w:t>│</w:t>
-      </w:r>
-      <w:r>
-        <w:t xml:space="preserve"> </w:t>
-      </w:r>
-      <w:r>
-        <w:rPr>
-          <w:rFonts w:cs="Calibri"/>
-        </w:rPr>
-        <w:t>└─</w:t>
-      </w:r>
-      <w:r>
-        <w:t xml:space="preserve"> widgets/</w:t>
-      </w:r>
-      <w:r>
+        <w:t>│ └─ widgets/</w:t>
         <w:br/>
-      </w:r>
-      <w:r>
-        <w:rPr>
-          <w:rFonts w:cs="Calibri"/>
-        </w:rPr>
-        <w:t>└─</w:t>
-      </w:r>
-      <w:r>
-        <w:t xml:space="preserve"> features/ # ~34 feature folders (per-screen)</w:t>
-      </w:r>
-      <w:r>
+        <w:t>└─ features/ # one folder per feature area</w:t>
         <w:br/>
-        <w:t xml:space="preserve"> </w:t>
-      </w:r>
-      <w:r>
-        <w:rPr>
-          <w:rFonts w:ascii="MS Gothic" w:eastAsia="MS Gothic" w:hAnsi="MS Gothic" w:cs="MS Gothic" w:hint="eastAsia"/>
-        </w:rPr>
-        <w:t>├</w:t>
-      </w:r>
-      <w:r>
-        <w:rPr>
-          <w:rFonts w:cs="Calibri"/>
-        </w:rPr>
-        <w:t>─</w:t>
-      </w:r>
-      <w:r>
-        <w:t xml:space="preserve"> about, accessibility, account, ai_summary, archive, badge, booths,</w:t>
-      </w:r>
-      <w:r>
+        <w:t xml:space="preserve"> ├─ about, accessibility, account, ai_summary, archive, badge, booths,</w:t>
         <w:br/>
-        <w:t xml:space="preserve"> </w:t>
-      </w:r>
-      <w:r>
-        <w:rPr>
-          <w:rFonts w:ascii="MS Gothic" w:eastAsia="MS Gothic" w:hAnsi="MS Gothic" w:cs="MS Gothic" w:hint="eastAsia"/>
-        </w:rPr>
-        <w:t>├</w:t>
-      </w:r>
-      <w:r>
-        <w:rPr>
-          <w:rFonts w:cs="Calibri"/>
-        </w:rPr>
-        <w:t>─</w:t>
-      </w:r>
-      <w:r>
-        <w:t xml:space="preserve"> chatbot, contact_us, contacts, content, delegations, exhibition,</w:t>
-      </w:r>
-      <w:r>
+        <w:t xml:space="preserve"> ├─ chatbot, contact_us, contacts, content, delegations, exhibition,</w:t>
         <w:br/>
-        <w:t xml:space="preserve"> </w:t>
-      </w:r>
-      <w:r>
-        <w:rPr>
-          <w:rFonts w:ascii="MS Gothic" w:eastAsia="MS Gothic" w:hAnsi="MS Gothic" w:cs="MS Gothic" w:hint="eastAsia"/>
-        </w:rPr>
-        <w:t>├</w:t>
-      </w:r>
-      <w:r>
-        <w:rPr>
-          <w:rFonts w:cs="Calibri"/>
-        </w:rPr>
-        <w:t>─</w:t>
-      </w:r>
-      <w:r>
-        <w:t xml:space="preserve"> exhibitor, faq, feedback, forum_guide, gallery, gates, guest, home,</w:t>
-      </w:r>
-      <w:r>
+        <w:t xml:space="preserve"> ├─ exhibitor, faq, feedback, forum_guide, gallery, gates, guest, home,</w:t>
         <w:br/>
-        <w:t xml:space="preserve"> </w:t>
-      </w:r>
-      <w:r>
-        <w:rPr>
-          <w:rFonts w:ascii="MS Gothic" w:eastAsia="MS Gothic" w:hAnsi="MS Gothic" w:cs="MS Gothic" w:hint="eastAsia"/>
-        </w:rPr>
-        <w:t>├</w:t>
-      </w:r>
-      <w:r>
-        <w:rPr>
-          <w:rFonts w:cs="Calibri"/>
-        </w:rPr>
-        <w:t>─</w:t>
-      </w:r>
-      <w:r>
-        <w:t xml:space="preserve"> live, media_partners, meet, meetings, moderation, more, myarea, news,</w:t>
-      </w:r>
-      <w:r>
+        <w:t xml:space="preserve"> ├─ live, media_partners, meet, meetings, moderation, more, myarea, news,</w:t>
         <w:br/>
-        <w:t xml:space="preserve"> </w:t>
-      </w:r>
-      <w:r>
-        <w:rPr>
-          <w:rFonts w:ascii="MS Gothic" w:eastAsia="MS Gothic" w:hAnsi="MS Gothic" w:cs="MS Gothic" w:hint="eastAsia"/>
-        </w:rPr>
-        <w:t>├</w:t>
-      </w:r>
-      <w:r>
-        <w:rPr>
-          <w:rFonts w:cs="Calibri"/>
-        </w:rPr>
-        <w:t>─</w:t>
-      </w:r>
-      <w:r>
-        <w:t xml:space="preserve"> notifications, onboarding, questions, registration, requests, sessions,</w:t>
-      </w:r>
-      <w:r>
+        <w:t xml:space="preserve"> ├─ notifications, onboarding, questions, registration, requests, sessions,</w:t>
         <w:br/>
-        <w:t xml:space="preserve"> </w:t>
-      </w:r>
-      <w:r>
-        <w:rPr>
-          <w:rFonts w:cs="Calibri"/>
-        </w:rPr>
-        <w:t>└─</w:t>
-      </w:r>
-      <w:r>
-        <w:t xml:space="preserve"> speakers, splash, sponsors, staff, venuemap</w:t>
+        <w:t xml:space="preserve"> └─ speakers, splash, sponsors, staff, venuemap</w:t>
       </w:r>
     </w:p>
     <w:p>
@@ -24874,10 +24197,7 @@
         <w:rPr>
           <w:b/>
         </w:rPr>
-        <w:t>Pagination</w:t>
-      </w:r>
-      <w:r>
-        <w:t>: app GETs use `?page=&amp;pageSize=&amp;sort=&amp;search=`; admin grids POST a `GridQuery` body returning `GridPage&lt;T&gt;`; default page size 20, grid cap 200.</w:t>
+        <w:t>Pagination: the paged app GETs use `?skip=&amp;top=`, except `GET /app/news`, which uses `?page=&amp;pageSize=`; admin grids POST a `GridQuery` body returning `GridPage&lt;T&gt;`, and each grid declares its own default page size and its own maximum, applied by `GridQuery.ClampPage`.</w:t>
       </w:r>
     </w:p>
     <w:p>
@@ -24901,16 +24221,7 @@
     </w:p>
     <w:p>
       <w:r>
-        <w:t xml:space="preserve">The backend tables below list the </w:t>
-      </w:r>
-      <w:r>
-        <w:rPr>
-          <w:b/>
-        </w:rPr>
-        <w:t>exact</w:t>
-      </w:r>
-      <w:r>
-        <w:t xml:space="preserve"> NuGet packages and versions read from the repository (deduped across projects). Only packages present in the ground-truth inventory are listed.</w:t>
+        <w:t>The backend tables below list the NuGet packages and versions read from the repository, deduped across projects. Three further packages are referenced: QuestPDF 2026.7.1 for badge PDF generation, Yarp.ReverseProxy 2.3.0 for the mobile edge reverse proxy, and Microsoft.AspNetCore.Components.Authorization 10.0.7 for the shared component library.</w:t>
       </w:r>
     </w:p>
     <w:p>

--- a/docs/SIMF-LLD-003-Solution-Design-Document-v1.5.docx
+++ b/docs/SIMF-LLD-003-Solution-Design-Document-v1.5.docx
@@ -4461,90 +4461,6 @@
           <w:tcPr>
             <w:tcW w:w="2160" w:type="dxa"/>
           </w:tcPr>
-          <w:p>
-            <w:r>
-              <w:t>UC-15</w:t>
-            </w:r>
-          </w:p>
-        </w:tc>
-        <w:tc>
-          <w:tcPr>
-            <w:tcW w:w="2160" w:type="dxa"/>
-          </w:tcPr>
-          <w:p>
-            <w:r>
-              <w:t>Comment on a session</w:t>
-            </w:r>
-          </w:p>
-        </w:tc>
-        <w:tc>
-          <w:tcPr>
-            <w:tcW w:w="2160" w:type="dxa"/>
-          </w:tcPr>
-          <w:p>
-            <w:r>
-              <w:t>Visitor</w:t>
-            </w:r>
-          </w:p>
-        </w:tc>
-        <w:tc>
-          <w:tcPr>
-            <w:tcW w:w="2160" w:type="dxa"/>
-          </w:tcPr>
-          <w:p>
-            <w:r>
-              <w:t>Post comment.</w:t>
-            </w:r>
-          </w:p>
-        </w:tc>
-      </w:tr>
-      <w:tr>
-        <w:tc>
-          <w:tcPr>
-            <w:tcW w:w="2160" w:type="dxa"/>
-          </w:tcPr>
-          <w:p>
-            <w:r>
-              <w:t>UC-26</w:t>
-            </w:r>
-          </w:p>
-        </w:tc>
-        <w:tc>
-          <w:tcPr>
-            <w:tcW w:w="2160" w:type="dxa"/>
-          </w:tcPr>
-          <w:p>
-            <w:r>
-              <w:t>Moderate comments</w:t>
-            </w:r>
-          </w:p>
-        </w:tc>
-        <w:tc>
-          <w:tcPr>
-            <w:tcW w:w="2160" w:type="dxa"/>
-          </w:tcPr>
-          <w:p>
-            <w:r>
-              <w:t>Admin, Scientific</w:t>
-            </w:r>
-          </w:p>
-        </w:tc>
-        <w:tc>
-          <w:tcPr>
-            <w:tcW w:w="2160" w:type="dxa"/>
-          </w:tcPr>
-          <w:p>
-            <w:r>
-              <w:t>AI filter then admin approve/discard.</w:t>
-            </w:r>
-          </w:p>
-        </w:tc>
-      </w:tr>
-      <w:tr>
-        <w:tc>
-          <w:tcPr>
-            <w:tcW w:w="2160" w:type="dxa"/>
-          </w:tcPr>
           <w:p/>
         </w:tc>
         <w:tc>
@@ -6314,7 +6230,7 @@
           </w:tcPr>
           <w:p>
             <w:r>
-              <w:t>UC-14 (ask), UC-36 (moderate); UC-13 watch, UC-15/UC-26 comment</w:t>
+              <w:t>UC-14 (ask), UC-36 (moderate); UC-13 watch</w:t>
             </w:r>
           </w:p>
         </w:tc>
@@ -6380,7 +6296,7 @@
           </w:tcPr>
           <w:p>
             <w:r>
-              <w:t>Session exists; attendee is Approved and has a `HallAttendance` enter record for the session; question window open (5 min before `StartUtc` to `EndUtc`).</w:t>
+              <w:t>Session exists and is active; attendee is Approved; the session has not ended. Once the session is live, a hall that carries a geofence also requires a `HallAttendance` enter record for the session.</w:t>
             </w:r>
           </w:p>
         </w:tc>
@@ -6424,7 +6340,7 @@
           </w:tcPr>
           <w:p>
             <w:r>
-              <w:t>A1 Pre-session mode (B): the same ask card shows a distinct "ask before the session" label while upcoming; flows through the identical pipeline with `Phase = Pre`. A2 Comments (UC-15/UC-26): every comment gets an AI verdict (Passed/Flagged, never discarded) then admin approve/discard; approved appears in the feed. A3 Watch live (UC-13): stream + caption language + an optional notification to the session's seat-holders. A4 Ratings triggers on session-end, hall-departure, live-close, day/programme-end.</w:t>
+              <w:t>A1 Pre-session mode (B): the same ask card shows a distinct "ask before the session" label while upcoming; flows through the identical pipeline with `Phase = Pre`. A2 Watch live (UC-13): stream + caption language + an optional notification to the session's seat-holders. A3 Ratings triggers on session-end, hall-departure, live-close, day/programme-end.</w:t>
             </w:r>
             <w:proofErr w:type="gramStart"/>
             <w:proofErr w:type="gramEnd"/>
@@ -6471,7 +6387,7 @@
           </w:tcPr>
           <w:p>
             <w:r>
-              <w:t>`SessionQuestion` progresses `Pending` to `Approved` or `Hidden` (an approved question is pushed on stage via `IsPushed`); moderator/admin actions written to the operation log; comment feed reflects only admin-approved comments.</w:t>
+              <w:t>`SessionQuestion` progresses `Pending` to `Approved` or `Hidden` (an approved question is pushed on stage via `IsPushed`); moderator and admin actions are written to the operation log.</w:t>
             </w:r>
           </w:p>
         </w:tc>
@@ -6487,7 +6403,7 @@
     </w:p>
     <w:p>
       <w:r>
-        <w:t>Full flows for these modules live in their governing functional design specifications; the design here does not restate flows beyond what each specification defines. Note: audience-comments were removed from the app, though the comment feature and Control Panel moderation remain.</w:t>
+        <w:t>Full flows for these modules live in their governing functional design specifications; the design here does not restate flows beyond what each specification defines. Attendee comments on a session are not delivered: no entity, no table, no endpoint and no Control Panel page implements them.</w:t>
       </w:r>
     </w:p>
     <w:tbl>
@@ -14020,7 +13936,7 @@
         <w:pStyle w:val="Heading2"/>
       </w:pPr>
       <w:r>
-        <w:t>5.7 Engagement, Live, Q&amp;A, Comments, Ratings</w:t>
+        <w:t>5.7 Engagement, Live, Q&amp;A, Ratings</w:t>
       </w:r>
     </w:p>
     <w:p>
@@ -14028,7 +13944,7 @@
         <w:rPr>
           <w:b/>
         </w:rPr>
-        <w:t>Module Purpose. Let the audience take part in a session: the live broadcast and an optional notification to the session's seat-holders, the questions an attendee puts to a moderator, comments with two-stage moderation, and the multi-trigger session, day, programme and app ratings.</w:t>
+        <w:t>Module Purpose. Let the audience take part in a session: the live broadcast and an optional notification to the session's seat-holders, the questions an attendee puts to a moderator, and the multi-trigger session, day, programme and app ratings.</w:t>
       </w:r>
     </w:p>
     <w:p>
@@ -14036,12 +13952,12 @@
         <w:rPr>
           <w:b/>
         </w:rPr>
-        <w:t>Key Functionalities. Start/stop live broadcast (YouTube via `youtube_player_iframe`, HLS/MP4 fallback) with a caption-language picker and an optional notification to the session's seat-holders; a 3-stage Q&amp;A pipeline (advisory AI filter, then Scientific-Committee CP queue, then per-session moderator desk) across Pre and Live phases; comment posting with an AI filter then admin review; and rating prompts fired end-of-day, end-of-programme, end-of-session (clock), on session-view leave, on hall departure and on live-stream close.</w:t>
+        <w:t>Key Functionalities. Start/stop live broadcast (YouTube via `youtube_player_iframe`, HLS/MP4 fallback) with a caption-language picker and an optional notification to the session's seat-holders; a 3-stage Q&amp;A pipeline (advisory AI filter, then Scientific-Committee CP queue, then per-session moderator desk) across Pre and Live phases; and rating prompts fired end-of-day, end-of-programme, end-of-session (clock), on session-view leave, on hall departure and on live-stream close.</w:t>
       </w:r>
     </w:p>
     <w:p>
       <w:r>
-        <w:t>Business Rules. A session's questions close at session end and have no lower bound, so a question can be asked before the session starts. Once the session is live an arrival gate applies, but only to a hall that carries a geofence: the attendee must then hold a `HallAttendance` record for the session, and a hall with no geofence accepts the question because presence cannot be verified. The geofence is a deferred enhancement (open item G-OI-2). A question moves `Pending` to `Approved` or `Hidden` (an approved question is pushed on stage via `IsPushed`), set by a moderator who acts only on assigned sessions. Every comment passes AI then admin; the AI is advisory and never auto-approves or auto-hides: a flagged comment is queued, not discarded; only an admin-approved comment appears in the feed. The AI question filter is config-gated (`SessionQuestions:AiFilterEnabled`, default stub) and advisory only. A session broadcast can notify the session's seat-holders, or a chosen audience; there is no location-based targeting. SIMF applies no geographic restriction to viewing the live stream. A rating fires once per session per user, deduplicated across triggers.</w:t>
+        <w:t>Business Rules. A session's questions close at session end and have no lower bound, so a question can be asked before the session starts. Once the session is live an arrival gate applies, but only to a hall that carries a geofence: the attendee must then hold a `HallAttendance` record for the session, and a hall with no geofence accepts the question because presence cannot be verified. The geofence is a deferred enhancement (open item G-OI-2). A question moves `Pending` to `Approved` or `Hidden` (an approved question is pushed on stage via `IsPushed`), set by a moderator who acts only on assigned sessions. The AI question filter is config-gated (`SessionQuestions:AiFilterEnabled`, default stub) and advisory only. A session broadcast can notify the session's seat-holders, or a chosen audience; there is no location-based targeting. SIMF applies no geographic restriction to viewing the live stream. A rating fires once per session per user, deduplicated across triggers.</w:t>
       </w:r>
     </w:p>
     <w:p>
@@ -14049,10 +13965,7 @@
         <w:rPr>
           <w:b/>
         </w:rPr>
-        <w:t>Integration Points.</w:t>
-      </w:r>
-      <w:r>
-        <w:t xml:space="preserve"> Exposes the app session-question, moderator-desk, comment and `/rate` endpoints and admin `POST /admin/session-comments/{id}/approve` and the Scientific-Committee `/admin/questions/queue`. Reads `Session`/`User`/`HallAttendance`; routes AI through the shared `IAiService`/cognitive-AI abstraction. Real-time updates are delivered over REST, polled by the client on a bounded interval. Raises live-session-starting and rating-request notifications to Notifications.</w:t>
+        <w:t>Integration Points. Exposes the app session-question, moderator-desk and `/rate` endpoints and the Scientific-Committee `/admin/questions/queue`. Reads `Session`/`User`/`HallAttendance`; routes AI through the shared `IAiService`/cognitive-AI abstraction. Real-time updates are delivered over REST, polled by the client on a bounded interval. Raises live-session-starting and rating-request notifications to Notifications.</w:t>
       </w:r>
     </w:p>
     <w:p>
@@ -14060,10 +13973,7 @@
         <w:rPr>
           <w:b/>
         </w:rPr>
-        <w:t>Error Handling.</w:t>
-      </w:r>
-      <w:r>
-        <w:t xml:space="preserve"> Question composer is hidden without an arrival record and after session end (by design, not an error); moderator access to an unassigned session's queue is refused. If the AI filter is unavailable, comments still queue for admin review (graceful degradation; the AI never auto-approves) and the question filter falls back to `ai-unavailable`.</w:t>
+        <w:t>Error Handling. Question composer is hidden without an arrival record and after session end (by design, not an error); moderator access to an unassigned session's queue is refused. If the AI filter is unavailable the question filter falls back to `ai-unavailable`, and the question still reaches the Scientific-Committee queue.</w:t>
       </w:r>
     </w:p>
     <w:p>
@@ -14095,7 +14005,7 @@
         <w:rPr>
           <w:b/>
         </w:rPr>
-        <w:t>Business Rules. A meeting request needs a topic and an existing, Approved target other than the requester; a decline records a reason; the request moves `Pending` to `Approved`/`Declined` and, on approval, appears in both attendees' areas. Matchmaking exposes only what the other attendee's profile already shows; a recommendation triggers at a score greater than or equal to 80%. The AI assistant answers free text from the event content it is given, and the system prompt restricts it to that content. FAQ groups and entries are bilingual and CP-managed, and the FAQ screen is where an attendee browses them. Every AI capability runs through the cognitive-AI abstraction: the provider is configuration, not code; only the data a capability needs is passed to the provider. The AI never acts as a final authority on comments (that gate belongs to Engagement).</w:t>
+        <w:t>Business Rules. A meeting request needs a topic and an existing, Approved target other than the requester; a decline records a reason; the request moves `Pending` to `Approved`/`Declined` and, on approval, appears in both attendees' areas. Matchmaking exposes only what the other attendee's profile already shows; a recommendation triggers at a score greater than or equal to 80%. The AI assistant answers free text from the event content it is given, and the system prompt restricts it to that content. FAQ groups and entries are bilingual and CP-managed, and the FAQ screen is where an attendee browses them. Every AI capability runs through the cognitive-AI abstraction: the provider is configuration, not code; only the data a capability needs is passed to the provider. The AI never acts as a final authority on a question; the Scientific Committee and the session moderator decide.</w:t>
       </w:r>
     </w:p>
     <w:p>
@@ -14103,10 +14013,7 @@
         <w:rPr>
           <w:b/>
         </w:rPr>
-        <w:t>Integration Points.</w:t>
-      </w:r>
-      <w:r>
-        <w:t xml:space="preserve"> Exposes `POST /app/account/connections`, `POST /app/programme/speaker-meeting-request`, `GET /app/my-meetings`, the AI-assistant/FAQ and AI-summary endpoints, and admin `POST /admin/business-meetings/list`, `POST /admin/delegation-meetings/list` and the FAQ/AI-settings pages. Reads `User`/`Session`/`Category`; shares the AI abstraction with Engagement's comment filter and captions. Raises match-recommendation and meeting notifications to Notifications.</w:t>
+        <w:t>Integration Points. Exposes `POST /app/account/connections`, `POST /app/programme/speaker-meeting-request`, `GET /app/my-meetings`, the AI-assistant/FAQ and AI-summary endpoints, and admin `POST /admin/business-meetings/list`, `POST /admin/delegation-meetings/list` and the FAQ/AI-settings pages. Reads `User`/`Session`/`Category`; shares the AI abstraction with Engagement's question filter and captions. Raises match-recommendation and meeting notifications to Notifications.</w:t>
       </w:r>
     </w:p>
     <w:p>
@@ -14525,7 +14432,7 @@
     </w:p>
     <w:p>
       <w:r>
-        <w:t>Conventions. Every table has a GUID `Id` primary key. Tables and columns are PascalCase; tables are singular. Soft delete uses an `IsActive` boolean (list queries filter on it). Entities that change over time carry `CreatedAt`, `CreatedBy`, `ModifiedAt`, `ModifiedBy`. Foreign keys are named `&lt;Entity&gt;Id`. Fixed software-owned sets are enums; client-maintained sets (registration sub-types, session categories, interests) are data in the `Category` table, not enums. Bilingual text uses paired columns (`TitleAr`/`TitleEn`) rather than a translations table. Timestamps are stored in UTC.</w:t>
+        <w:t>Conventions. Every table has a GUID `Id` primary key. Tables and columns are PascalCase; tables are singular. Soft delete uses an `IsActive` boolean (list queries filter on it). Entities that change over time carry `CreatedAt`, `CreatedBy`, `ModifiedAt`, `ModifiedBy`. Foreign keys are named `&lt;Entity&gt;Id`. Fixed software-owned sets are enums; client-maintained sets (registration sub-types, session categories, interests) are data in the `Category` table, not enums. Bilingual text uses paired columns (`TitleAr`/`TitleEn`) rather than a translations table. Timestamps are stored as Saudi local wall-clock time, with no conversion on the way in or out.</w:t>
       </w:r>
     </w:p>
     <w:p>
@@ -14797,7 +14704,7 @@
         <w:rPr>
           <w:b/>
         </w:rPr>
-        <w:t>Relationships: `SessionQuestion` belongs to `Session`, asked-by a `User`; `Comment` belongs to `Session` and an author `User` and always carries both an `AiResult` and an `AdminDecision` (two-stage moderation). A session's questions open only after the asking user has a `HallAttendance` enter record for that session.</w:t>
+        <w:t>Relationships: `SessionQuestion` belongs to `Session`, asked-by a `User`. A session's questions close at session end and have no lower bound; once the session is live, a hall that carries a geofence also requires a `HallAttendance` enter record.</w:t>
       </w:r>
     </w:p>
     <w:p>
@@ -15070,10 +14977,7 @@
         <w:rPr>
           <w:b/>
         </w:rPr>
-        <w:t>Note.</w:t>
-      </w:r>
-      <w:r>
-        <w:t xml:space="preserve"> The entity names above are the logical model. The as-built table names differ in places (e.g. `AttendeeProfile` to `UserProfile`, `VenueEntry` to gate/`HallAttendance` model, `Booking` to `SeatReservation`, `Comment` to `SessionComment`, `MeetingRequest` to `SpeakerMeetingRequest`/`BusinessMeeting`/`DelegationMeetingRequest`). The mapping is given in section 6.3 and the migrations are canonical.</w:t>
+        <w:t>Note. The entity names above are the logical model. The as-built table names differ in places (e.g. `AttendeeProfile` to `UserProfile`, `VenueEntry` to gate/`HallAttendance` model, `Booking` to `SeatReservation`, `MeetingRequest` to `SpeakerMeetingRequest`/`BusinessMeeting`/`DelegationMeetingRequest`). The mapping is given in section 6.3 and the migrations are canonical.</w:t>
       </w:r>
     </w:p>
     <w:p>
@@ -15427,6 +15331,50 @@
           </w:tcPr>
           <w:p>
             <w:r>
+              <w:t>0..1 to 0..1</w:t>
+            </w:r>
+            <w:proofErr w:type="gramStart"/>
+            <w:proofErr w:type="gramEnd"/>
+          </w:p>
+        </w:tc>
+        <w:tc>
+          <w:tcPr>
+            <w:tcW w:w="2160" w:type="dxa"/>
+          </w:tcPr>
+          <w:p>
+            <w:r>
+              <w:t>user profile; a badge holder with no account has a profile row and no user row</w:t>
+            </w:r>
+          </w:p>
+        </w:tc>
+      </w:tr>
+      <w:tr>
+        <w:tc>
+          <w:tcPr>
+            <w:tcW w:w="2160" w:type="dxa"/>
+          </w:tcPr>
+          <w:p>
+            <w:r>
+              <w:t>User</w:t>
+            </w:r>
+          </w:p>
+        </w:tc>
+        <w:tc>
+          <w:tcPr>
+            <w:tcW w:w="2160" w:type="dxa"/>
+          </w:tcPr>
+          <w:p>
+            <w:r>
+              <w:t>ExhibitorProfile</w:t>
+            </w:r>
+          </w:p>
+        </w:tc>
+        <w:tc>
+          <w:tcPr>
+            <w:tcW w:w="2160" w:type="dxa"/>
+          </w:tcPr>
+          <w:p>
+            <w:r>
               <w:t xml:space="preserve">1 to </w:t>
             </w:r>
             <w:proofErr w:type="gramStart"/>
@@ -15445,7 +15393,7 @@
           </w:tcPr>
           <w:p>
             <w:r>
-              <w:t>user profile; the cardinality is 0..1 to 0..1, because a badge holder with no account has a profile row and no user row</w:t>
+              <w:t>exhibitor profile</w:t>
             </w:r>
           </w:p>
         </w:tc>
@@ -15467,7 +15415,91 @@
           </w:tcPr>
           <w:p>
             <w:r>
-              <w:t>ExhibitorProfile</w:t>
+              <w:t>RegistrationRequest</w:t>
+            </w:r>
+          </w:p>
+        </w:tc>
+        <w:tc>
+          <w:tcPr>
+            <w:tcW w:w="2160" w:type="dxa"/>
+          </w:tcPr>
+          <w:p>
+            <w:r>
+              <w:t>1 to many</w:t>
+            </w:r>
+          </w:p>
+        </w:tc>
+        <w:tc>
+          <w:tcPr>
+            <w:tcW w:w="2160" w:type="dxa"/>
+          </w:tcPr>
+          <w:p>
+            <w:r>
+              <w:t>submits</w:t>
+            </w:r>
+          </w:p>
+        </w:tc>
+      </w:tr>
+      <w:tr>
+        <w:tc>
+          <w:tcPr>
+            <w:tcW w:w="2160" w:type="dxa"/>
+          </w:tcPr>
+          <w:p>
+            <w:r>
+              <w:t>RegistrationRequest</w:t>
+            </w:r>
+          </w:p>
+        </w:tc>
+        <w:tc>
+          <w:tcPr>
+            <w:tcW w:w="2160" w:type="dxa"/>
+          </w:tcPr>
+          <w:p>
+            <w:r>
+              <w:t>Attachment</w:t>
+            </w:r>
+          </w:p>
+        </w:tc>
+        <w:tc>
+          <w:tcPr>
+            <w:tcW w:w="2160" w:type="dxa"/>
+          </w:tcPr>
+          <w:p>
+            <w:r>
+              <w:t>1 to many</w:t>
+            </w:r>
+          </w:p>
+        </w:tc>
+        <w:tc>
+          <w:tcPr>
+            <w:tcW w:w="2160" w:type="dxa"/>
+          </w:tcPr>
+          <w:p>
+            <w:r>
+              <w:t>includes</w:t>
+            </w:r>
+          </w:p>
+        </w:tc>
+      </w:tr>
+      <w:tr>
+        <w:tc>
+          <w:tcPr>
+            <w:tcW w:w="2160" w:type="dxa"/>
+          </w:tcPr>
+          <w:p>
+            <w:r>
+              <w:t>User</w:t>
+            </w:r>
+          </w:p>
+        </w:tc>
+        <w:tc>
+          <w:tcPr>
+            <w:tcW w:w="2160" w:type="dxa"/>
+          </w:tcPr>
+          <w:p>
+            <w:r>
+              <w:t>Badge</w:t>
             </w:r>
           </w:p>
         </w:tc>
@@ -15495,7 +15527,49 @@
           </w:tcPr>
           <w:p>
             <w:r>
-              <w:t>exhibitor profile</w:t>
+              <w:t>holds</w:t>
+            </w:r>
+          </w:p>
+        </w:tc>
+      </w:tr>
+      <w:tr>
+        <w:tc>
+          <w:tcPr>
+            <w:tcW w:w="2160" w:type="dxa"/>
+          </w:tcPr>
+          <w:p>
+            <w:r>
+              <w:t>Badge</w:t>
+            </w:r>
+          </w:p>
+        </w:tc>
+        <w:tc>
+          <w:tcPr>
+            <w:tcW w:w="2160" w:type="dxa"/>
+          </w:tcPr>
+          <w:p>
+            <w:r>
+              <w:t>VenueEntry</w:t>
+            </w:r>
+          </w:p>
+        </w:tc>
+        <w:tc>
+          <w:tcPr>
+            <w:tcW w:w="2160" w:type="dxa"/>
+          </w:tcPr>
+          <w:p>
+            <w:r>
+              <w:t>1 to many</w:t>
+            </w:r>
+          </w:p>
+        </w:tc>
+        <w:tc>
+          <w:tcPr>
+            <w:tcW w:w="2160" w:type="dxa"/>
+          </w:tcPr>
+          <w:p>
+            <w:r>
+              <w:t>records scans</w:t>
             </w:r>
           </w:p>
         </w:tc>
@@ -15517,7 +15591,7 @@
           </w:tcPr>
           <w:p>
             <w:r>
-              <w:t>RegistrationRequest</w:t>
+              <w:t>HallAttendance</w:t>
             </w:r>
           </w:p>
         </w:tc>
@@ -15537,29 +15611,29 @@
           </w:tcPr>
           <w:p>
             <w:r>
-              <w:t>submits</w:t>
-            </w:r>
-          </w:p>
-        </w:tc>
-      </w:tr>
-      <w:tr>
-        <w:tc>
-          <w:tcPr>
-            <w:tcW w:w="2160" w:type="dxa"/>
-          </w:tcPr>
-          <w:p>
-            <w:r>
-              <w:t>RegistrationRequest</w:t>
-            </w:r>
-          </w:p>
-        </w:tc>
-        <w:tc>
-          <w:tcPr>
-            <w:tcW w:w="2160" w:type="dxa"/>
-          </w:tcPr>
-          <w:p>
-            <w:r>
-              <w:t>Attachment</w:t>
+              <w:t>records</w:t>
+            </w:r>
+          </w:p>
+        </w:tc>
+      </w:tr>
+      <w:tr>
+        <w:tc>
+          <w:tcPr>
+            <w:tcW w:w="2160" w:type="dxa"/>
+          </w:tcPr>
+          <w:p>
+            <w:r>
+              <w:t>User</w:t>
+            </w:r>
+          </w:p>
+        </w:tc>
+        <w:tc>
+          <w:tcPr>
+            <w:tcW w:w="2160" w:type="dxa"/>
+          </w:tcPr>
+          <w:p>
+            <w:r>
+              <w:t>Booking</w:t>
             </w:r>
           </w:p>
         </w:tc>
@@ -15579,79 +15653,29 @@
           </w:tcPr>
           <w:p>
             <w:r>
-              <w:t>includes</w:t>
-            </w:r>
-          </w:p>
-        </w:tc>
-      </w:tr>
-      <w:tr>
-        <w:tc>
-          <w:tcPr>
-            <w:tcW w:w="2160" w:type="dxa"/>
-          </w:tcPr>
-          <w:p>
-            <w:r>
-              <w:t>User</w:t>
-            </w:r>
-          </w:p>
-        </w:tc>
-        <w:tc>
-          <w:tcPr>
-            <w:tcW w:w="2160" w:type="dxa"/>
-          </w:tcPr>
-          <w:p>
-            <w:r>
-              <w:t>Badge</w:t>
-            </w:r>
-          </w:p>
-        </w:tc>
-        <w:tc>
-          <w:tcPr>
-            <w:tcW w:w="2160" w:type="dxa"/>
-          </w:tcPr>
-          <w:p>
-            <w:r>
-              <w:t xml:space="preserve">1 to </w:t>
-            </w:r>
-            <w:proofErr w:type="gramStart"/>
-            <w:r>
-              <w:t>0..</w:t>
-            </w:r>
-            <w:proofErr w:type="gramEnd"/>
-            <w:r>
-              <w:t>1</w:t>
-            </w:r>
-          </w:p>
-        </w:tc>
-        <w:tc>
-          <w:tcPr>
-            <w:tcW w:w="2160" w:type="dxa"/>
-          </w:tcPr>
-          <w:p>
-            <w:r>
-              <w:t>holds</w:t>
-            </w:r>
-          </w:p>
-        </w:tc>
-      </w:tr>
-      <w:tr>
-        <w:tc>
-          <w:tcPr>
-            <w:tcW w:w="2160" w:type="dxa"/>
-          </w:tcPr>
-          <w:p>
-            <w:r>
-              <w:t>Badge</w:t>
-            </w:r>
-          </w:p>
-        </w:tc>
-        <w:tc>
-          <w:tcPr>
-            <w:tcW w:w="2160" w:type="dxa"/>
-          </w:tcPr>
-          <w:p>
-            <w:r>
-              <w:t>VenueEntry</w:t>
+              <w:t>makes</w:t>
+            </w:r>
+          </w:p>
+        </w:tc>
+      </w:tr>
+      <w:tr>
+        <w:tc>
+          <w:tcPr>
+            <w:tcW w:w="2160" w:type="dxa"/>
+          </w:tcPr>
+          <w:p>
+            <w:r>
+              <w:t>Theme</w:t>
+            </w:r>
+          </w:p>
+        </w:tc>
+        <w:tc>
+          <w:tcPr>
+            <w:tcW w:w="2160" w:type="dxa"/>
+          </w:tcPr>
+          <w:p>
+            <w:r>
+              <w:t>SubTopic / Session</w:t>
             </w:r>
           </w:p>
         </w:tc>
@@ -15671,29 +15695,29 @@
           </w:tcPr>
           <w:p>
             <w:r>
-              <w:t>records scans</w:t>
-            </w:r>
-          </w:p>
-        </w:tc>
-      </w:tr>
-      <w:tr>
-        <w:tc>
-          <w:tcPr>
-            <w:tcW w:w="2160" w:type="dxa"/>
-          </w:tcPr>
-          <w:p>
-            <w:r>
-              <w:t>User</w:t>
-            </w:r>
-          </w:p>
-        </w:tc>
-        <w:tc>
-          <w:tcPr>
-            <w:tcW w:w="2160" w:type="dxa"/>
-          </w:tcPr>
-          <w:p>
-            <w:r>
-              <w:t>HallAttendance</w:t>
+              <w:t>contains / groups</w:t>
+            </w:r>
+          </w:p>
+        </w:tc>
+      </w:tr>
+      <w:tr>
+        <w:tc>
+          <w:tcPr>
+            <w:tcW w:w="2160" w:type="dxa"/>
+          </w:tcPr>
+          <w:p>
+            <w:r>
+              <w:t>Hall</w:t>
+            </w:r>
+          </w:p>
+        </w:tc>
+        <w:tc>
+          <w:tcPr>
+            <w:tcW w:w="2160" w:type="dxa"/>
+          </w:tcPr>
+          <w:p>
+            <w:r>
+              <w:t>Seat / Session</w:t>
             </w:r>
           </w:p>
         </w:tc>
@@ -15713,19 +15737,103 @@
           </w:tcPr>
           <w:p>
             <w:r>
-              <w:t>records</w:t>
-            </w:r>
-          </w:p>
-        </w:tc>
-      </w:tr>
-      <w:tr>
-        <w:tc>
-          <w:tcPr>
-            <w:tcW w:w="2160" w:type="dxa"/>
-          </w:tcPr>
-          <w:p>
-            <w:r>
-              <w:t>User</w:t>
+              <w:t>contains / hosts</w:t>
+            </w:r>
+          </w:p>
+        </w:tc>
+      </w:tr>
+      <w:tr>
+        <w:tc>
+          <w:tcPr>
+            <w:tcW w:w="2160" w:type="dxa"/>
+          </w:tcPr>
+          <w:p>
+            <w:r>
+              <w:t>Session</w:t>
+            </w:r>
+          </w:p>
+        </w:tc>
+        <w:tc>
+          <w:tcPr>
+            <w:tcW w:w="2160" w:type="dxa"/>
+          </w:tcPr>
+          <w:p>
+            <w:r>
+              <w:t>SessionSpeaker</w:t>
+            </w:r>
+          </w:p>
+        </w:tc>
+        <w:tc>
+          <w:tcPr>
+            <w:tcW w:w="2160" w:type="dxa"/>
+          </w:tcPr>
+          <w:p>
+            <w:r>
+              <w:t>1 to many</w:t>
+            </w:r>
+          </w:p>
+        </w:tc>
+        <w:tc>
+          <w:tcPr>
+            <w:tcW w:w="2160" w:type="dxa"/>
+          </w:tcPr>
+          <w:p>
+            <w:r>
+              <w:t>features</w:t>
+            </w:r>
+          </w:p>
+        </w:tc>
+      </w:tr>
+      <w:tr>
+        <w:tc>
+          <w:tcPr>
+            <w:tcW w:w="2160" w:type="dxa"/>
+          </w:tcPr>
+          <w:p>
+            <w:r>
+              <w:t>Speaker</w:t>
+            </w:r>
+          </w:p>
+        </w:tc>
+        <w:tc>
+          <w:tcPr>
+            <w:tcW w:w="2160" w:type="dxa"/>
+          </w:tcPr>
+          <w:p>
+            <w:r>
+              <w:t>SessionSpeaker</w:t>
+            </w:r>
+          </w:p>
+        </w:tc>
+        <w:tc>
+          <w:tcPr>
+            <w:tcW w:w="2160" w:type="dxa"/>
+          </w:tcPr>
+          <w:p>
+            <w:r>
+              <w:t>1 to many</w:t>
+            </w:r>
+          </w:p>
+        </w:tc>
+        <w:tc>
+          <w:tcPr>
+            <w:tcW w:w="2160" w:type="dxa"/>
+          </w:tcPr>
+          <w:p>
+            <w:r>
+              <w:t>appears in</w:t>
+            </w:r>
+          </w:p>
+        </w:tc>
+      </w:tr>
+      <w:tr>
+        <w:tc>
+          <w:tcPr>
+            <w:tcW w:w="2160" w:type="dxa"/>
+          </w:tcPr>
+          <w:p>
+            <w:r>
+              <w:t>Session</w:t>
             </w:r>
           </w:p>
         </w:tc>
@@ -15755,29 +15863,29 @@
           </w:tcPr>
           <w:p>
             <w:r>
-              <w:t>makes</w:t>
-            </w:r>
-          </w:p>
-        </w:tc>
-      </w:tr>
-      <w:tr>
-        <w:tc>
-          <w:tcPr>
-            <w:tcW w:w="2160" w:type="dxa"/>
-          </w:tcPr>
-          <w:p>
-            <w:r>
-              <w:t>Theme</w:t>
-            </w:r>
-          </w:p>
-        </w:tc>
-        <w:tc>
-          <w:tcPr>
-            <w:tcW w:w="2160" w:type="dxa"/>
-          </w:tcPr>
-          <w:p>
-            <w:r>
-              <w:t>SubTopic / Session</w:t>
+              <w:t>booked</w:t>
+            </w:r>
+          </w:p>
+        </w:tc>
+      </w:tr>
+      <w:tr>
+        <w:tc>
+          <w:tcPr>
+            <w:tcW w:w="2160" w:type="dxa"/>
+          </w:tcPr>
+          <w:p>
+            <w:r>
+              <w:t>Seat</w:t>
+            </w:r>
+          </w:p>
+        </w:tc>
+        <w:tc>
+          <w:tcPr>
+            <w:tcW w:w="2160" w:type="dxa"/>
+          </w:tcPr>
+          <w:p>
+            <w:r>
+              <w:t>Booking</w:t>
             </w:r>
           </w:p>
         </w:tc>
@@ -15797,49 +15905,7 @@
           </w:tcPr>
           <w:p>
             <w:r>
-              <w:t>contains / groups</w:t>
-            </w:r>
-          </w:p>
-        </w:tc>
-      </w:tr>
-      <w:tr>
-        <w:tc>
-          <w:tcPr>
-            <w:tcW w:w="2160" w:type="dxa"/>
-          </w:tcPr>
-          <w:p>
-            <w:r>
-              <w:t>Hall</w:t>
-            </w:r>
-          </w:p>
-        </w:tc>
-        <w:tc>
-          <w:tcPr>
-            <w:tcW w:w="2160" w:type="dxa"/>
-          </w:tcPr>
-          <w:p>
-            <w:r>
-              <w:t>Seat / Session</w:t>
-            </w:r>
-          </w:p>
-        </w:tc>
-        <w:tc>
-          <w:tcPr>
-            <w:tcW w:w="2160" w:type="dxa"/>
-          </w:tcPr>
-          <w:p>
-            <w:r>
-              <w:t>1 to many</w:t>
-            </w:r>
-          </w:p>
-        </w:tc>
-        <w:tc>
-          <w:tcPr>
-            <w:tcW w:w="2160" w:type="dxa"/>
-          </w:tcPr>
-          <w:p>
-            <w:r>
-              <w:t>contains / hosts</w:t>
+              <w:t>reserved</w:t>
             </w:r>
           </w:p>
         </w:tc>
@@ -15861,175 +15927,7 @@
           </w:tcPr>
           <w:p>
             <w:r>
-              <w:t>SessionSpeaker</w:t>
-            </w:r>
-          </w:p>
-        </w:tc>
-        <w:tc>
-          <w:tcPr>
-            <w:tcW w:w="2160" w:type="dxa"/>
-          </w:tcPr>
-          <w:p>
-            <w:r>
-              <w:t>1 to many</w:t>
-            </w:r>
-          </w:p>
-        </w:tc>
-        <w:tc>
-          <w:tcPr>
-            <w:tcW w:w="2160" w:type="dxa"/>
-          </w:tcPr>
-          <w:p>
-            <w:r>
-              <w:t>features</w:t>
-            </w:r>
-          </w:p>
-        </w:tc>
-      </w:tr>
-      <w:tr>
-        <w:tc>
-          <w:tcPr>
-            <w:tcW w:w="2160" w:type="dxa"/>
-          </w:tcPr>
-          <w:p>
-            <w:r>
-              <w:t>Speaker</w:t>
-            </w:r>
-          </w:p>
-        </w:tc>
-        <w:tc>
-          <w:tcPr>
-            <w:tcW w:w="2160" w:type="dxa"/>
-          </w:tcPr>
-          <w:p>
-            <w:r>
-              <w:t>SessionSpeaker</w:t>
-            </w:r>
-          </w:p>
-        </w:tc>
-        <w:tc>
-          <w:tcPr>
-            <w:tcW w:w="2160" w:type="dxa"/>
-          </w:tcPr>
-          <w:p>
-            <w:r>
-              <w:t>1 to many</w:t>
-            </w:r>
-          </w:p>
-        </w:tc>
-        <w:tc>
-          <w:tcPr>
-            <w:tcW w:w="2160" w:type="dxa"/>
-          </w:tcPr>
-          <w:p>
-            <w:r>
-              <w:t>appears in</w:t>
-            </w:r>
-          </w:p>
-        </w:tc>
-      </w:tr>
-      <w:tr>
-        <w:tc>
-          <w:tcPr>
-            <w:tcW w:w="2160" w:type="dxa"/>
-          </w:tcPr>
-          <w:p>
-            <w:r>
-              <w:t>Session</w:t>
-            </w:r>
-          </w:p>
-        </w:tc>
-        <w:tc>
-          <w:tcPr>
-            <w:tcW w:w="2160" w:type="dxa"/>
-          </w:tcPr>
-          <w:p>
-            <w:r>
-              <w:t>Booking</w:t>
-            </w:r>
-          </w:p>
-        </w:tc>
-        <w:tc>
-          <w:tcPr>
-            <w:tcW w:w="2160" w:type="dxa"/>
-          </w:tcPr>
-          <w:p>
-            <w:r>
-              <w:t>1 to many</w:t>
-            </w:r>
-          </w:p>
-        </w:tc>
-        <w:tc>
-          <w:tcPr>
-            <w:tcW w:w="2160" w:type="dxa"/>
-          </w:tcPr>
-          <w:p>
-            <w:r>
-              <w:t>booked</w:t>
-            </w:r>
-          </w:p>
-        </w:tc>
-      </w:tr>
-      <w:tr>
-        <w:tc>
-          <w:tcPr>
-            <w:tcW w:w="2160" w:type="dxa"/>
-          </w:tcPr>
-          <w:p>
-            <w:r>
-              <w:t>Seat</w:t>
-            </w:r>
-          </w:p>
-        </w:tc>
-        <w:tc>
-          <w:tcPr>
-            <w:tcW w:w="2160" w:type="dxa"/>
-          </w:tcPr>
-          <w:p>
-            <w:r>
-              <w:t>Booking</w:t>
-            </w:r>
-          </w:p>
-        </w:tc>
-        <w:tc>
-          <w:tcPr>
-            <w:tcW w:w="2160" w:type="dxa"/>
-          </w:tcPr>
-          <w:p>
-            <w:r>
-              <w:t>1 to many</w:t>
-            </w:r>
-          </w:p>
-        </w:tc>
-        <w:tc>
-          <w:tcPr>
-            <w:tcW w:w="2160" w:type="dxa"/>
-          </w:tcPr>
-          <w:p>
-            <w:r>
-              <w:t>reserved</w:t>
-            </w:r>
-          </w:p>
-        </w:tc>
-      </w:tr>
-      <w:tr>
-        <w:tc>
-          <w:tcPr>
-            <w:tcW w:w="2160" w:type="dxa"/>
-          </w:tcPr>
-          <w:p>
-            <w:r>
-              <w:t>Session</w:t>
-            </w:r>
-          </w:p>
-        </w:tc>
-        <w:tc>
-          <w:tcPr>
-            <w:tcW w:w="2160" w:type="dxa"/>
-          </w:tcPr>
-          <w:p>
-            <w:r>
-              <w:t>SessionQuestion / Comment</w:t>
+              <w:t>SessionQuestion</w:t>
             </w:r>
           </w:p>
         </w:tc>
@@ -16506,7 +16404,7 @@
     </w:p>
     <w:p>
       <w:r>
-        <w:t>The tables below are the highest-value tables. Type conventions: `GUID` = the standard `Id`/FK primary/foreign key type; `enum(int)` = integer-backed, C#-owned; `datetime(UTC)` = UTC timestamp; `string` = text whose exact length is fixed in the EF configuration/migration (lengths not reproduced here to avoid fabrication). Standard audit columns (`CreatedAt/By`, `UpdatedAt/By`, `IsActive`, `DeletedAt`) apply per `BaseAuditEntity` and are not repeated except where load-bearing.</w:t>
+        <w:t>The tables below are the highest-value tables. Type conventions: `GUID` = the standard `Id`/FK primary/foreign key type; `enum(int)` = integer-backed, C#-owned; `datetime (Saudi local)` = Saudi local wall-clock timestamp; `string` = text whose exact length is fixed in the EF configuration/migration (lengths not reproduced here to avoid fabrication). Standard audit columns (`CreatedAt/By`, `UpdatedAt/By`, `IsActive`, `DeletedAt`) apply per `BaseAuditEntity` and are not repeated except where load-bearing.</w:t>
       </w:r>
     </w:p>
     <w:p>
@@ -17020,12 +16918,9 @@
           <w:p>
             <w:proofErr w:type="gramStart"/>
             <w:r>
-              <w:t>datetime(</w:t>
+              <w:t>datetime (Saudi local)</w:t>
             </w:r>
             <w:proofErr w:type="gramEnd"/>
-            <w:r>
-              <w:t>UTC)</w:t>
-            </w:r>
           </w:p>
         </w:tc>
         <w:tc>
@@ -17077,12 +16972,9 @@
           <w:p>
             <w:proofErr w:type="gramStart"/>
             <w:r>
-              <w:t>datetime(</w:t>
+              <w:t>datetime (Saudi local)</w:t>
             </w:r>
             <w:proofErr w:type="gramEnd"/>
-            <w:r>
-              <w:t>UTC)</w:t>
-            </w:r>
           </w:p>
         </w:tc>
         <w:tc>
@@ -17348,162 +17240,6 @@
           </w:p>
         </w:tc>
       </w:tr>
-      <w:tr>
-        <w:tc>
-          <w:tcPr>
-            <w:tcW w:w="1728" w:type="dxa"/>
-          </w:tcPr>
-          <w:p>
-            <w:r>
-              <w:t>Page</w:t>
-            </w:r>
-          </w:p>
-        </w:tc>
-        <w:tc>
-          <w:tcPr>
-            <w:tcW w:w="1728" w:type="dxa"/>
-          </w:tcPr>
-          <w:p>
-            <w:r>
-              <w:t>string</w:t>
-            </w:r>
-          </w:p>
-        </w:tc>
-        <w:tc>
-          <w:tcPr>
-            <w:tcW w:w="1728" w:type="dxa"/>
-          </w:tcPr>
-          <w:p>
-            <w:r>
-              <w:t>No</w:t>
-            </w:r>
-          </w:p>
-        </w:tc>
-        <w:tc>
-          <w:tcPr>
-            <w:tcW w:w="1728" w:type="dxa"/>
-          </w:tcPr>
-          <w:p>
-            <w:r>
-              <w:t>-</w:t>
-            </w:r>
-          </w:p>
-        </w:tc>
-        <w:tc>
-          <w:tcPr>
-            <w:tcW w:w="1728" w:type="dxa"/>
-          </w:tcPr>
-          <w:p>
-            <w:r>
-              <w:t>Page the action belongs to</w:t>
-            </w:r>
-          </w:p>
-        </w:tc>
-      </w:tr>
-      <w:tr>
-        <w:tc>
-          <w:tcPr>
-            <w:tcW w:w="1728" w:type="dxa"/>
-          </w:tcPr>
-          <w:p>
-            <w:r>
-              <w:t>Action</w:t>
-            </w:r>
-          </w:p>
-        </w:tc>
-        <w:tc>
-          <w:tcPr>
-            <w:tcW w:w="1728" w:type="dxa"/>
-          </w:tcPr>
-          <w:p>
-            <w:r>
-              <w:t>string</w:t>
-            </w:r>
-          </w:p>
-        </w:tc>
-        <w:tc>
-          <w:tcPr>
-            <w:tcW w:w="1728" w:type="dxa"/>
-          </w:tcPr>
-          <w:p>
-            <w:r>
-              <w:t>No</w:t>
-            </w:r>
-          </w:p>
-        </w:tc>
-        <w:tc>
-          <w:tcPr>
-            <w:tcW w:w="1728" w:type="dxa"/>
-          </w:tcPr>
-          <w:p>
-            <w:r>
-              <w:t>-</w:t>
-            </w:r>
-          </w:p>
-        </w:tc>
-        <w:tc>
-          <w:tcPr>
-            <w:tcW w:w="1728" w:type="dxa"/>
-          </w:tcPr>
-          <w:p>
-            <w:r>
-              <w:t>Action on the page</w:t>
-            </w:r>
-          </w:p>
-        </w:tc>
-      </w:tr>
-      <w:tr>
-        <w:tc>
-          <w:tcPr>
-            <w:tcW w:w="1728" w:type="dxa"/>
-          </w:tcPr>
-          <w:p>
-            <w:r>
-              <w:t>DisplayName</w:t>
-            </w:r>
-          </w:p>
-        </w:tc>
-        <w:tc>
-          <w:tcPr>
-            <w:tcW w:w="1728" w:type="dxa"/>
-          </w:tcPr>
-          <w:p>
-            <w:r>
-              <w:t>string</w:t>
-            </w:r>
-          </w:p>
-        </w:tc>
-        <w:tc>
-          <w:tcPr>
-            <w:tcW w:w="1728" w:type="dxa"/>
-          </w:tcPr>
-          <w:p>
-            <w:r>
-              <w:t>No</w:t>
-            </w:r>
-          </w:p>
-        </w:tc>
-        <w:tc>
-          <w:tcPr>
-            <w:tcW w:w="1728" w:type="dxa"/>
-          </w:tcPr>
-          <w:p>
-            <w:r>
-              <w:t>-</w:t>
-            </w:r>
-          </w:p>
-        </w:tc>
-        <w:tc>
-          <w:tcPr>
-            <w:tcW w:w="1728" w:type="dxa"/>
-          </w:tcPr>
-          <w:p>
-            <w:r>
-              <w:t>Human-readable label</w:t>
-            </w:r>
-          </w:p>
-        </w:tc>
-      </w:tr>
     </w:tbl>
     <w:p>
       <w:r>
@@ -17946,12 +17682,9 @@
           <w:p>
             <w:proofErr w:type="gramStart"/>
             <w:r>
-              <w:t>datetime(</w:t>
+              <w:t>datetime (Saudi local)</w:t>
             </w:r>
             <w:proofErr w:type="gramEnd"/>
-            <w:r>
-              <w:t>UTC)</w:t>
-            </w:r>
           </w:p>
         </w:tc>
         <w:tc>
@@ -18003,12 +17736,9 @@
           <w:p>
             <w:proofErr w:type="gramStart"/>
             <w:r>
-              <w:t>datetime(</w:t>
+              <w:t>datetime (Saudi local)</w:t>
             </w:r>
             <w:proofErr w:type="gramEnd"/>
-            <w:r>
-              <w:t>UTC)</w:t>
-            </w:r>
           </w:p>
         </w:tc>
         <w:tc>
@@ -18391,12 +18121,9 @@
           <w:p>
             <w:proofErr w:type="gramStart"/>
             <w:r>
-              <w:t>datetime(</w:t>
+              <w:t>datetime (Saudi local)</w:t>
             </w:r>
             <w:proofErr w:type="gramEnd"/>
-            <w:r>
-              <w:t>UTC)</w:t>
-            </w:r>
           </w:p>
         </w:tc>
         <w:tc>
@@ -18448,12 +18175,9 @@
           <w:p>
             <w:proofErr w:type="gramStart"/>
             <w:r>
-              <w:t>datetime(</w:t>
+              <w:t>datetime (Saudi local)</w:t>
             </w:r>
             <w:proofErr w:type="gramEnd"/>
-            <w:r>
-              <w:t>UTC)</w:t>
-            </w:r>
           </w:p>
         </w:tc>
         <w:tc>
@@ -19573,7 +19297,7 @@
           </w:tcPr>
           <w:p>
             <w:r>
-              <w:t>StartUtc / EndUtc</w:t>
+              <w:t>Start / End</w:t>
             </w:r>
           </w:p>
         </w:tc>
@@ -19584,12 +19308,9 @@
           <w:p>
             <w:proofErr w:type="gramStart"/>
             <w:r>
-              <w:t>datetime(</w:t>
+              <w:t>datetime (Saudi local)</w:t>
             </w:r>
             <w:proofErr w:type="gramEnd"/>
-            <w:r>
-              <w:t>UTC)</w:t>
-            </w:r>
           </w:p>
         </w:tc>
         <w:tc>
@@ -19901,12 +19622,9 @@
           <w:p>
             <w:proofErr w:type="gramStart"/>
             <w:r>
-              <w:t>datetime(</w:t>
+              <w:t>datetime (Saudi local)</w:t>
             </w:r>
             <w:proofErr w:type="gramEnd"/>
-            <w:r>
-              <w:t>UTC)</w:t>
-            </w:r>
           </w:p>
         </w:tc>
         <w:tc>
@@ -20831,12 +20549,9 @@
           <w:p>
             <w:proofErr w:type="gramStart"/>
             <w:r>
-              <w:t>datetime(</w:t>
+              <w:t>datetime (Saudi local)</w:t>
             </w:r>
             <w:proofErr w:type="gramEnd"/>
-            <w:r>
-              <w:t>UTC)</w:t>
-            </w:r>
           </w:p>
         </w:tc>
         <w:tc>
@@ -20888,12 +20603,9 @@
           <w:p>
             <w:proofErr w:type="gramStart"/>
             <w:r>
-              <w:t>datetime(</w:t>
+              <w:t>datetime (Saudi local)</w:t>
             </w:r>
             <w:proofErr w:type="gramEnd"/>
-            <w:r>
-              <w:t>UTC)</w:t>
-            </w:r>
           </w:p>
         </w:tc>
         <w:tc>
@@ -21602,12 +21314,9 @@
           <w:p>
             <w:proofErr w:type="gramStart"/>
             <w:r>
-              <w:t>datetime(</w:t>
+              <w:t>datetime (Saudi local)</w:t>
             </w:r>
             <w:proofErr w:type="gramEnd"/>
-            <w:r>
-              <w:t>UTC)</w:t>
-            </w:r>
           </w:p>
         </w:tc>
         <w:tc>
@@ -22011,11 +21720,7 @@
     </w:tbl>
     <w:p>
       <w:r>
-        <w:t xml:space="preserve">As-built additions. The delivered `SIMF_App` schema includes further additive entities, including: `ProgrammeDay`, `SessionTheme`, `SessionCategory`, `SessionModerator`, `SessionComment`, `SessionCommentLike`, `HallSeatLayout`, `Exhibitor`, `ExhibitorMembership`, `ExhibitorVisitorScan`, `ArchiveEdition` (+ `ArchiveMediaItem`, `ArchiveSessionTitle`, `ArchivePastSpeaker`), `Rating`, `Banner`, `Connection`, `Invitation`, `MeetingTable`, `HallAllocation`, `BusinessMeeting` (+ `BusinessMeetingParticipant`), `SpeakerMeetingRequest`, `SpeakerAvailabilityWindow`, `DelegationMeetingRequest`, `Contact`, `VisitorShareToken`, `SystemSetting`, `OrganizationProfile` (+ `OrganizationAboutItem`, `OrganizationDetail`), `AiPrompt`, `AiPromptHistory`, `AiInvocation`, `RowAudit`; and on `SIMF_Identity`: `SecondFactorToken`, `TotpRecoveryCode`, `DeviceKey`, </w:t>
-      </w:r>
-      <w:r>
-        <w:lastRenderedPageBreak/>
-        <w:t>`PasswordHistoryEntry`. The Identity-side `AccountCode` supersedes `EmailVerificationCode`, and `TotpSecret` is absorbed into the Identity token store.</w:t>
+        <w:t>As-built additions. The delivered `SIMF_App` schema includes further additive entities, including: `ProgrammeDay`, `SessionTheme`, `SessionCategory`, `SessionModerator`, `HallSeatLayout`, `Exhibitor`, `ExhibitorMembership`, `ExhibitorVisitorScan`, `ArchiveEdition` (+ `ArchiveMediaItem`, `ArchiveSessionTitle`, `ArchivePastSpeaker`), `RatingType` (+ `RatingQuestionGroup`, `RatingQuestion`, `RatingResponse`, `RatingAnswer`), `Banner`, `Connection`, `Invitation`, `MeetingTable`, `HallAllocation`, `BusinessMeeting` (+ `BusinessMeetingParticipant`), `SpeakerMeetingRequest`, `SpeakerAvailabilityWindow`, `DelegationMeetingRequest`, `SavedContact`, `ContactInquiry`, `VisitorShareToken`, `SystemSetting`, `OrganizationProfile` (+ `OrganizationAboutItem`, `OrganizationDetail`), `AiPrompt`, `AiPromptHistory`, `AiInvocation`, `RowAudit`; and on `SIMF_Identity`: `SecondFactorToken`, `TotpRecoveryCode`, `DeviceKey`, `PasswordHistoryEntry`. The Identity-side `AccountCode` supersedes `EmailVerificationCode`, and `TotpSecret` is absorbed into the Identity token store.</w:t>
       </w:r>
     </w:p>
     <w:p>
@@ -24205,10 +23910,7 @@
         <w:rPr>
           <w:b/>
         </w:rPr>
-        <w:t>Naming / error-handling / logging / security conventions</w:t>
-      </w:r>
-      <w:r>
-        <w:t>: feature-folder organisation mirrored across `Endpoints/`, `Application/`, `Infrastructure/`; bilingual `Name`/`NameArabic` fields; UTC timestamps; correlation-ID propagation through logs and audit rows; CORS explicit allow-list (never wildcard); Swagger gated behind Basic auth plus flag in production with a boot guard.</w:t>
+        <w:t>Naming / error-handling / logging / security conventions: feature-folder organisation mirrored across `Endpoints/`, `Application/`, `Infrastructure/`; bilingual `Name`/`NameArabic` fields; Saudi local timestamps; correlation-ID propagation through logs and audit rows; CORS explicit allow-list (never wildcard); Swagger gated behind Basic auth plus flag in production with a boot guard.</w:t>
       </w:r>
     </w:p>
     <w:p>

--- a/docs/SIMF-LLD-003-Solution-Design-Document-v1.5.docx
+++ b/docs/SIMF-LLD-003-Solution-Design-Document-v1.5.docx
@@ -775,10 +775,7 @@
         <w:rPr>
           <w:b/>
         </w:rPr>
-        <w:t>Owner/operations security actions</w:t>
-      </w:r>
-      <w:r>
-        <w:t>: the mobile self-signed-TLS bypass (development/PoC) and committed development secrets are flagged for owner/operations remediation before handover, not code deliverables of this design.</w:t>
+        <w:t>Owner/operations security actions: committed development secrets are flagged for owner/operations remediation before handover, not code deliverables of this design. The mobile self-signed-TLS bypass has been removed from the client and is no longer an open action.</w:t>
       </w:r>
     </w:p>
     <w:p>
@@ -1396,8 +1393,7 @@
     </w:p>
     <w:p>
       <w:r>
-        <w:lastRenderedPageBreak/>
-        <w:t>11. Low-Level Design: the detailed component and data design that is the primary source for this document's low-level content.</w:t>
+        <w:t>11. Low-Level Design (SIMF-LLD-001): the internal detailed component and data design. It is a separate document from this one (SIMF-LLD-003) and is the primary source for this document's low-level content.</w:t>
       </w:r>
     </w:p>
     <w:p>
@@ -1446,7 +1442,7 @@
     </w:p>
     <w:p>
       <w:r>
-        <w:t>At runtime SIMF is a small set of long-running processes talking over HTTP, plus a database and the scheduled jobs the API runs in-process. There is one API and it is the only writer to the databases. Four clients call it: the mobile application, the public website, the Control Panel, and the on-site badge desk (SIMF.BadgeDesk, WinForms), which posts its offline badge batches to POST /api/v1/admin/offline/batch. Every host also ships its structured logs to the ministry log collector, over syslog on TCP 6514.</w:t>
+        <w:t>At runtime SIMF is a small set of long-running processes talking over HTTP, plus a database and the scheduled jobs the API runs in-process. There is one API and it is the only writer to the databases. Four clients call it: the mobile application, which reaches it through the mobile edge (SIMF.MobileEdge, the mobile presentation tier that the shipped app addresses and that forwards the app surface inward); the public website; the Control Panel; and the on-site badge desk (SIMF.BadgeDesk, WinForms), which posts its offline badge batches to POST /api/v1/admin/offline/batch. Every host also ships its structured logs to the ministry log collector, over syslog on TCP 6514.</w:t>
       </w:r>
     </w:p>
     <w:p>
@@ -1863,10 +1859,7 @@
         <w:rPr>
           <w:b/>
         </w:rPr>
-        <w:t>Control Panel and Website</w:t>
-      </w:r>
-      <w:r>
-        <w:t xml:space="preserve"> are server-side Blazor apps that reach the API through the typed `SIMF.ApiClient` (`SimfAuthClient`, `SimfAccountClient`, `SimfAdminClient`, `SimfPublicClient`). This is a server-to-server call: the browser never holds a raw bearer token. Under the BFF pattern the CP/Website endpoint layer performs the credential and second-factor steps, stores tokens in an encrypted cookie, holds the access token per-circuit in `SimfAuthSession`, and forwards it to the API on each call. Network faults are mapped to a failed `ApiResult` rather than thrown.</w:t>
+        <w:t>Control Panel and Website are server-side Blazor apps that reach the API through the typed `SIMF.ApiClient`. The Control Panel uses `SimfAuthClient`, `SimfAccountClient` and `SimfAdminClient`; the Website uses only `SimfPublicClient`. Both are server-to-server calls: the browser never holds a raw bearer token. Under the BFF pattern the Control Panel endpoint layer performs the credential and second-factor steps, stores tokens in an encrypted cookie, holds the access token per-circuit in `SimfAuthSession`, and forwards it to the API on each call. The Website has no such flow: it signs nobody in and holds no bearer token. Network faults are mapped to a failed `ApiResult` rather than thrown.</w:t>
       </w:r>
     </w:p>
     <w:p>
@@ -1893,7 +1886,7 @@
         <w:rPr>
           <w:b/>
         </w:rPr>
-        <w:t>Scheduled jobs run in-process as hosted services inside the API and do not participate in the request path: `DormantAccountSweepService`, `RegistrationGateAutoCloseWorker`, `SessionReminderWorker`, and the e-mail dispatcher. There is no separate worker server.</w:t>
+        <w:t>Scheduled jobs run in-process as hosted services inside the API and do not participate in the request path. They include `DormantAccountSweepService`, `RegistrationGateAutoCloseWorker`, `SessionReminderWorker`, `ReservationNoShowReleaseWorker` (the per-minute no-show seat release described in section 2.2.3), the rating-prompt, meeting-reminder and notification-broadcast workers, the retention and hall-attendance closeout sweeps, and the e-mail dispatcher. There is no separate worker server.</w:t>
       </w:r>
     </w:p>
     <w:p>
@@ -2764,7 +2757,7 @@
           </w:tcPr>
           <w:p>
             <w:r>
-              <w:t>Role-holder who approves exhibitors and assigns booths (`AppRoles.PublicRelations`). The legacy booking-approval queue is retained but dormant.</w:t>
+              <w:t>Role-holder who approves exhibitors and assigns booths (`AppRoles.PublicRelations`). The legacy booking-approval queue is inactive; attendee bookings are confirmed on create.</w:t>
             </w:r>
           </w:p>
         </w:tc>
@@ -3804,7 +3797,7 @@
           </w:tcPr>
           <w:p>
             <w:r>
-              <w:t>Legacy approve, reject and bulk-approve are retained but dormant. An attendee reservation is created in `Approved` and stays in `Approved` until it is cancelled or released.</w:t>
+              <w:t>The legacy approve, reject and bulk-approve step is inactive: no attendee booking ever enters `Pending`. An attendee reservation is created in `Approved` and stays in `Approved` until it is cancelled or released.</w:t>
             </w:r>
           </w:p>
         </w:tc>
@@ -3914,7 +3907,7 @@
           </w:tcPr>
           <w:p>
             <w:r>
-              <w:t>Badge card + signed-token QR.</w:t>
+              <w:t>Badge card + entry QR.</w:t>
             </w:r>
           </w:p>
         </w:tc>
@@ -5631,7 +5624,7 @@
           </w:tcPr>
           <w:p>
             <w:r>
-              <w:t>1. User picks registration type, Visitor / Other / Exhibitor. 2. Enter personal data (Arabic four-part name, English/passport name, nationality, DOB, place of birth). 3. Enter identity: Saudi national-ID (10 digits, starts `1`) or non-Saudi passport/Iqama (Iqama 10 digits, starts `2`). 4. Enter contact numbers (stored as entered, no format check). 5. Upload ID image (encrypted at rest, AES-GCM, magic-byte gate). 6. Identity photo verification (women-exception alternative path). 7. Exhibitor branch: organisation data plus companions. 8. Select venue track. 9. Consent to terms and submit to `RegistrationRequest`, account to `PendingApproval`, confirmation message, operation-log entry. 10. Reviewer opens the requests queue, reads data plus attachments. 11. Approve: set final user type, account to `Approved`, mint 12-char Crockford QR id at this transition, issue `Badge` (`SIMF-2026-xxxx` plus colour), notify.</w:t>
+              <w:t>1. User picks registration type, Visitor / Other / Exhibitor. 2. Enter personal data (Arabic four-part name, English/passport name, nationality, DOB, place of birth). 3. Enter identity: Saudi national-ID (10 digits, starts `1`) or non-Saudi passport/Iqama (Iqama 10 digits, starts `2`). 4. Enter contact numbers (at least one is required; a Saudi mobile must be `05XXXXXXXX` or `+9665XXXXXXXX`, an international mobile must be E.164). 5. Upload ID image (encrypted at rest, AES-GCM, magic-byte gate). 6. Identity photo verification (women-exception alternative path). 7. Exhibitor branch: organisation data plus companions. 8. Select venue track. 9. Consent to terms and submit to `RegistrationRequest`, account to `PendingApproval`, confirmation message, operation-log entry. 10. Reviewer opens the requests queue, reads data plus attachments. 11. Approve: set final user type, account to `Approved`, mint 12-char Crockford QR id at this transition, issue `Badge` (`SIMF-2026-xxxx` plus colour), notify.</w:t>
             </w:r>
           </w:p>
         </w:tc>
@@ -5863,7 +5856,7 @@
           </w:tcPr>
           <w:p>
             <w:r>
-              <w:t>1. Caller authenticated. 2. Caller has `Gates.Operate` + is an active assignee. 3. `IQrResolver` resolves the QR to a `UserProfile`. 4. Idempotency-key check (replay returns prior outcome). 5. Gate is active. 6-8. Holder is `Approved`, not Disabled, not Locked. 9. Holder's `ProfileType` is active. (9.5 reserved time-window no-op.) 10. Resolve direction (In/Out/Both, infer from last allowed scan at this gate). 11. Allow-list check on `GateProfileTypeAllow` (empty = general pass; filtered-empty = deny-all safe default). (11.5 reserved booking-required no-op.) 12. 5-second duplicate-window absorption keyed (GateId, UserProfileId). 13. Persist `GateScan` (`Outcome = Allowed`, resolved direction, server clock); a denial persists `Outcome = Denied` + `DenialReasonCode` and emits one `OperationLog` `GateScanDenied` row.</w:t>
+              <w:t>1. Caller authenticated. 2. Caller has `Gates.Operate` + is an active assignee. 3. `IQrResolver` resolves the QR to a `UserProfile`. 4. Idempotency-key check (replay returns prior outcome). 5. Gate is active. 6-8. Holder is `Approved`, not Disabled, not Locked. 9. Holder's `ProfileType` is active. (9.5 edition check: a badge issued for a closed edition is denied with `OutsideTimeWindow`; a profile with no recorded edition is left alone.) 10. Resolve direction (In/Out/Both, infer from last allowed scan at this gate). 11. Allow-list check on `GateProfileTypeAllow` (empty = general pass; filtered-empty = deny-all safe default). (11.5 session-hall check: on a check-in at a hall door the attendee must be registered for the session behind it, else `BookingRequiredMissing`; a departure is never blocked and walk-in mode relaxes this rule only.) 12. 5-second duplicate-window absorption keyed (GateId, UserProfileId). 13. Persist `GateScan` (`Outcome = Allowed`, resolved direction, server clock); a denial persists `Outcome = Denied` + `DenialReasonCode` and emits one `OperationLog` `GateScanDenied` row.</w:t>
             </w:r>
           </w:p>
         </w:tc>
@@ -5930,7 +5923,7 @@
           </w:tcPr>
           <w:p>
             <w:r>
-              <w:t>Append-only `GateScan` row (INSTEAD-OF trigger refuses mutation; excluded from `RowAudit`); attendance/statistics and Q&amp;A arrival-gating fed (section 5.5).</w:t>
+              <w:t>Append-only `GateScan` row (append-only by application convention; excluded from `RowAudit`); attendance/statistics and Q&amp;A arrival-gating fed (section 5.5).</w:t>
             </w:r>
           </w:p>
         </w:tc>
@@ -5938,7 +5931,7 @@
     </w:tbl>
     <w:p>
       <w:r>
-        <w:t>Companion: UC-11 view badge + QR (section 5.1). Note: GPS geofence hall-arrival chain has open items (retention, geofence on `Hall`) and is a deferred programme item; the design is as above.</w:t>
+        <w:t>Companion: UC-11 view badge + QR (section 5.3). Note: GPS geofence hall-arrival chain has open items (retention, geofence on `Hall`) and is a deferred programme item; the design is as above.</w:t>
       </w:r>
     </w:p>
     <w:p>
@@ -6113,7 +6106,7 @@
           </w:tcPr>
           <w:p>
             <w:r>
-              <w:t>The legacy Reject / Bulk approve actions are retained but dormant (no attendee booking enters Pending to act on); attendee-facing release happens via the pre-start uncheck-in sweep and cancellation. A3 Cancel (UC-10) a Pending/Approved booking before start, to `Cancelled`, seat released. A4 Random / open-seating reservation kinds (`SeatReservationKind`).</w:t>
+              <w:t>A1 No attendee booking enters `Pending`, so no review queue stands on this path. A2 Attendee-facing release happens via the pre-start sweep that frees any hold not checked in, and via cancellation. A3 Cancel (UC-10) a Pending/Approved booking before start, to `Cancelled`, seat released. A4 Random / open-seating reservation kinds (`SeatReservationKind`).</w:t>
             </w:r>
           </w:p>
         </w:tc>
@@ -6364,7 +6357,7 @@
           </w:tcPr>
           <w:p>
             <w:r>
-              <w:t>No hall-arrival record: composer not offered (gate, by design). Outside the window: questions closed. Moderator opens an unassigned session: no access. AI provider unavailable: advisory `ai-unavailable`, pipeline unaffected.</w:t>
+              <w:t>No hall-arrival record once the session is live and its hall carries a geofence: composer not offered (gate, by design); a hall with no geofence still accepts the question. Outside the window: questions closed. Moderator opens an unassigned session: no access. AI provider unavailable: advisory `ai-unavailable`, pipeline unaffected.</w:t>
             </w:r>
           </w:p>
         </w:tc>
@@ -6508,7 +6501,7 @@
           </w:tcPr>
           <w:p>
             <w:r>
-              <w:t>UC-18 Browse booths + venue map + navigate (Public/Visitor); manage booth record post-approval (Admin); exhibitor lead scan (Staff).</w:t>
+              <w:t>UC-18 Browse booths + venue map + navigate (Public/Visitor); manage booth record post-approval (Admin); exhibitor lead scan (Exhibitor, approved).</w:t>
             </w:r>
           </w:p>
         </w:tc>
@@ -6809,7 +6802,7 @@
     </w:p>
     <w:p>
       <w:r>
-        <w:t>The following table lists Control Panel pages. It is not the complete set: the stub route `/m/{module}` (ModulePlaceholder) and the nine reporting pages under `/admin/reports` are not listed. The page index carries every route.</w:t>
+        <w:t>The following table lists Control Panel pages. It is not the complete set: the stub route `/m/{module}` (ModulePlaceholder), the nine reporting pages under `/admin/reports`, and `/admin/walk-in-mode`, `/admin/editions`, `/admin/visitors/badge-batches`, `/admin/sessions/live-hall`, `/admin/announcements`, `/admin/site-settings`, `/admin/ops/services` and `/admin/delegation-availability` are not listed. The page index carries every route.</w:t>
       </w:r>
     </w:p>
     <w:tbl>
@@ -8426,7 +8419,7 @@
           </w:tcPr>
           <w:p>
             <w:r>
-              <w:t>Seat-booking review queue (legacy approval workflow, retained but dormant; attendee bookings auto-confirm so the queue is empty).</w:t>
+              <w:t>Read-only monitor of active (confirmed, still-held) seat reservations, with export. There is no approval step and no approve or reject control on the page; `Bookings.View` and `Bookings.Export` are the only permissions it carries.</w:t>
             </w:r>
           </w:p>
         </w:tc>
@@ -10392,7 +10385,7 @@
     </w:tbl>
     <w:p>
       <w:r>
-        <w:t>CP auth / account / framework pages (not in main nav): the sign-in flow (`/login`, `/login/totp`, `/login/recovery`, `/forgot-password`, `/auth/pending`, `/auth/rejected`), the account pages (`/account/profile`, `/account/notifications`, `/account/totp-pairing`), deep-link create fallbacks (`/admin/{admins|others|visitors}/new`), and the framework error pages (`/Error`, `/not-found`, `/not-permitted`). These are reached via redirect or menu only; full detail is in the per-page CP documentation.</w:t>
+        <w:t>CP auth / account / framework pages (not in main nav): the sign-in flow (`/login`, `/login/totp`, `/login/recovery`, `/login/enrol-2fa`, `/forgot-password`, `/reset-password`, `/auth/pending`, `/auth/rejected`), the account pages (`/account/profile`, `/account/notifications`, `/account/totp-pairing`), deep-link create fallbacks (`/admin/{admins|others|visitors}/new`), and the framework error pages (`/Error`, `/not-found`, `/not-permitted`). These are reached via redirect or menu only; full detail is in the per-page CP documentation.</w:t>
       </w:r>
     </w:p>
     <w:p>
@@ -13324,17 +13317,17 @@
           </w:tcPr>
           <w:p>
             <w:r>
-              <w:t>VIP (approved)</w:t>
-            </w:r>
-          </w:p>
-        </w:tc>
-        <w:tc>
-          <w:tcPr>
-            <w:tcW w:w="2880" w:type="dxa"/>
-          </w:tcPr>
-          <w:p>
-            <w:r>
-              <w:t>VIP two-party meetings page</w:t>
+              <w:t>Entitled (approved; either meeting flag)</w:t>
+            </w:r>
+          </w:p>
+        </w:tc>
+        <w:tc>
+          <w:tcPr>
+            <w:tcW w:w="2880" w:type="dxa"/>
+          </w:tcPr>
+          <w:p>
+            <w:r>
+              <w:t>Bilateral meetings page, gated by the per-user `AllowsSpeakerMeeting` / `AllowsDelegationMeeting` flags</w:t>
             </w:r>
           </w:p>
         </w:tc>
@@ -13559,7 +13552,7 @@
     </w:tbl>
     <w:p>
       <w:r>
-        <w:t>Not silently dropped, removed/reserved screens: `signUpType` (#4, removed), `audienceComments` (#28, removed), `savedSessions` (#8, removed), and `myMeetings` (#115, removed) are recorded in the index but are not part of the shipped app and are therefore excluded from the catalogue above. Two shipped screens sit outside the catalogue: `meetingConfirm` (#117), the other-party meeting confirmation opened from a notification deep link at `/meeting-confirm`, and `staffSeating` (#118), the staff guest-seating desk at `/staff/seating/{sessionId}`. The Flutter screens are an interim UI over the live `/app/*` API; the definitive per-screen build state, Figma node and E2E file for every row is in the page index and the per-page mobile documentation.</w:t>
+        <w:t>Not silently dropped, removed/reserved screens: `signUpType` (#4, removed), `audienceComments` (#28, removed), `savedSessions` (#8, removed), and `myMeetings` (#115, removed) are recorded in the index but are not part of the shipped app and are therefore excluded from the catalogue above. Six shipped screens sit outside the catalogue: `myInterests` (the My-Area interests editor), `myMobile` (the My-Area mobile-number editor), `myDevices` (the enrolled biometric device keys at `/account/my-devices`) and `newsArticle` (the single news article opened from the news list), plus `meetingConfirm` (#117), the other-party meeting confirmation opened from a notification deep link at `/meeting-confirm`, and `staffSeating` (#118), the staff guest-seating desk at `/staff/seating/{sessionId}`. The Flutter screens are an interim UI over the live `/app/*` API; the definitive per-screen build state, Figma node and E2E file for every row is in the page index and the per-page mobile documentation.</w:t>
       </w:r>
     </w:p>
     <w:p>
@@ -13630,10 +13623,7 @@
         <w:rPr>
           <w:b/>
         </w:rPr>
-        <w:t>Integration Points.</w:t>
-      </w:r>
-      <w:r>
-        <w:t xml:space="preserve"> Exposes the auth endpoints under `/app/auth/*`: `sign-up`, `verify-email`, `resend-code`, `sign-in`, `verify-totp`, `verify-otp`, `verify-recovery-code`, `refresh`, `sign-out`, `forgot-password`, `reset-password`, plus `/account/change-password` and the admin `/admin/staff/reset-two-factor`. Internally uses the token service (`IJwtTokenService`/`JwtTokenService`), the Identity store, the OTP/TOTP verifiers, and the e-mail channel of the Notifications module for verification and reset codes. Consumed by the Registration &amp; Approval module (begins at `EmailVerified`) and by every client for session tokens.</w:t>
+        <w:t>Integration Points. Exposes the auth endpoints under `/app/auth/*`: `sign-up`, `verify-email`, `resend-code`, `sign-in`, `verify-totp`, `verify-otp`, `verify-recovery-code`, `refresh`, `sign-out`, `forgot-password`, `reset-password`, plus `/app/auth/change-password` and the admin `POST /admin/admins/reset-two-factor`. Internally uses the token service (`IJwtTokenService`/`JwtTokenService`), the Identity store, the OTP/TOTP verifiers, and the e-mail channel of the Notifications module for verification and reset codes. Consumed by the Registration &amp; Approval module (begins at `EmailVerified`) and by every client for session tokens.</w:t>
       </w:r>
     </w:p>
     <w:p>
@@ -13682,10 +13672,7 @@
         <w:rPr>
           <w:b/>
         </w:rPr>
-        <w:t>Business Rules.</w:t>
-      </w:r>
-      <w:r>
-        <w:t xml:space="preserve"> Submission requires all mandatory fields and terms consent; the form branches by registration type and adapts identity fields Saudi-vs-non-Saudi. Saudi national ID = 10 digits starting `1`; Iqama = 10 digits starting `2`; passport free-form; phone numbers stored as entered, no format check. Phones are permissive; the ID image is a required attachment. `QrId` is minted at the `PendingApproval` to `Approved` transition, not at create. Rejection requires a recorded reason. Registration closes automatically at the end of the last forum day, and a closed state blocks submission. The final user type set at approval drives permissions and app access; the `ProfileType.MobileAppRole` resolves the `mobile_app_role` JWT claim.</w:t>
+        <w:t>Business Rules. Submission requires all mandatory fields and terms consent; the form branches by registration type and adapts identity fields Saudi-vs-non-Saudi. Saudi national ID = 10 digits starting `1`; Iqama = 10 digits starting `2`; passport free-form; a Saudi mobile must match `05XXXXXXXX` or `+9665XXXXXXXX` and an international mobile must match E.164, and a number is stored in a canonical form (separators stripped, a leading `00` rewritten to `+`, and the Saudi local spelling folded onto `+9665XXXXXXXX`) rather than exactly as typed; the ID image is a required attachment. `QrId` is minted at the `PendingApproval` to `Approved` transition, not at create. Rejection requires a recorded reason. Registration closes automatically when the administrator-set auto-close time on the `RegistrationGate` singleton passes, and a closed state blocks submission. The final user type set at approval drives permissions and app access; the `ProfileType.MobileAppRole` resolves the `mobile_app_role` JWT claim.</w:t>
       </w:r>
     </w:p>
     <w:p>
@@ -13693,11 +13680,7 @@
         <w:rPr>
           <w:b/>
         </w:rPr>
-        <w:lastRenderedPageBreak/>
-        <w:t>Integration Points.</w:t>
-      </w:r>
-      <w:r>
-        <w:t xml:space="preserve"> Exposes `/app/account/user-profile`, `/app/account/visitor-profile` (plus `/countries`, `/id-image`), `/app/account/profile-types`, and admin `/admin/staff` and `/admin/visitors` families (list, create, `{id}/approve`, `{id}/reject`, `pending/list`, bulk-delete/duplicate/import/export). Begins where Authentication ends; issues the badge the Badge &amp; Access Control module operates; raises registration-submitted/approved/rejected/badge-ready events to Notifications. Encrypted ID image stored via `EncryptedUserIdDocumentStorage`; avatars via `IAvatarStorage`.</w:t>
+        <w:t>Integration Points. Exposes `/app/account/user-profile` (plus `/countries`, `/id-image`), `/app/account/profile-types`, and admin `/admin/admins` and `/admin/visitors` families (list, create, `{id}/approve`, `{id}/reject`, `pending/list`, bulk-delete/duplicate/import/export). Begins where Authentication ends; issues the badge the Badge &amp; Access Control module operates; raises registration-submitted/approved/rejected/badge-ready events to Notifications. Encrypted ID image stored via `EncryptedUserIdDocumentStorage`; avatars via `IAvatarStorage`.</w:t>
       </w:r>
     </w:p>
     <w:p>
@@ -13857,7 +13840,7 @@
     </w:p>
     <w:p>
       <w:r>
-        <w:t>Integration Points. The admin `/admin/bookings/{id}/approve|reject` endpoints (and BookingConfirmed/BookingRejected kinds) are retained but dormant; attendee reservations auto-confirm and raise no booking notification. The session-started-no-attendance/no-entry events are raised to Notifications.</w:t>
+        <w:t>Integration Points. No admin booking approve or reject endpoint is mapped; the BookingConfirmed and BookingRejected notification kinds are retained; attendee reservations auto-confirm and raise no booking notification. The session-started-no-attendance/no-entry events are raised to Notifications.</w:t>
       </w:r>
     </w:p>
     <w:p>
@@ -13944,7 +13927,7 @@
         <w:rPr>
           <w:b/>
         </w:rPr>
-        <w:t>Module Purpose. Let the audience take part in a session: the live broadcast and an optional notification to the session's seat-holders, the questions an attendee puts to a moderator, and the multi-trigger session, day, programme and app ratings.</w:t>
+        <w:t>Module Purpose. Let the audience take part in a session: the live broadcast and an optional notification to the session's seat-holders, the questions an attendee puts to a moderator, and the multi-trigger session, day, programme, exhibition and app ratings.</w:t>
       </w:r>
     </w:p>
     <w:p>
@@ -13973,7 +13956,7 @@
         <w:rPr>
           <w:b/>
         </w:rPr>
-        <w:t>Error Handling. Question composer is hidden without an arrival record and after session end (by design, not an error); moderator access to an unassigned session's queue is refused. If the AI filter is unavailable the question filter falls back to `ai-unavailable`, and the question still reaches the Scientific-Committee queue.</w:t>
+        <w:t>Error Handling. Question composer is hidden after session end (by design, not an error), and a live-phase question at a hall that carries a geofence is refused with `NOT_AT_VENUE` (403) when the asker has no arrival record; moderator access to an unassigned session's queue is refused. If the AI filter is unavailable the question filter falls back to `ai-unavailable`, and the question still reaches the Scientific-Committee queue.</w:t>
       </w:r>
     </w:p>
     <w:p>
@@ -14013,7 +13996,7 @@
         <w:rPr>
           <w:b/>
         </w:rPr>
-        <w:t>Integration Points. Exposes `POST /app/account/connections`, `POST /app/programme/speaker-meeting-request`, `GET /app/my-meetings`, the AI-assistant/FAQ and AI-summary endpoints, and admin `POST /admin/business-meetings/list`, `POST /admin/delegation-meetings/list` and the FAQ/AI-settings pages. Reads `User`/`Session`/`Category`; shares the AI abstraction with Engagement's question filter and captions. Raises match-recommendation and meeting notifications to Notifications.</w:t>
+        <w:t>Integration Points. Exposes `POST /app/account/connections`, `POST /app/speakers/{speakerId}/meeting-requests`, the AI-assistant/FAQ and AI-summary endpoints, and admin `POST /admin/business-meetings/list`, `POST /admin/delegation-meeting-requests/list` and the FAQ/AI-settings pages. Reads `User`/`Session`/`Category`; shares the AI abstraction with Engagement's question filter and captions. Raises match-recommendation and meeting notifications to Notifications.</w:t>
       </w:r>
     </w:p>
     <w:p>
@@ -14021,7 +14004,7 @@
         <w:rPr>
           <w:b/>
         </w:rPr>
-        <w:t>Error Handling. A meeting request to an inactive, unknown or self target, or without a topic, is rejected with a clear bilingual error; a decline requires a reason. AI capabilities degrade behind the abstraction: the endpoint is a configuration value and the delivered build points at the on-site GPT OSS 120B server. If that server is unreachable the filter, subtitle and summary paths report a clear error rather than failing silently.</w:t>
+        <w:t>Error Handling. A meeting request to an inactive, unknown or self target, or without a topic, is rejected with a clear bilingual error; a decline requires a reason. AI capabilities degrade behind the abstraction: the provider and its endpoint are configuration values, and the phase-one deployment sets them to the on-site GPT OSS 120B server reached over its OpenAI-compatible API. If that server is unreachable the filter, subtitle and summary paths report a clear error rather than failing silently.</w:t>
       </w:r>
     </w:p>
     <w:p>
@@ -14182,7 +14165,7 @@
         <w:rPr>
           <w:b/>
         </w:rPr>
-        <w:t>Business Rules. The Statistics context owns no source-of-truth records: it reads from the other contexts through their application services, never by cross-context queries. Figures are derived, never hand-entered (the only noted exception is student badges printed outside the CP, to confirm). Every figure is computed on request by aggregating `VenueEntry` and `HallAttendance` through the owning contexts; nothing is persistle, not from a hot counter row. The dashboard reads GpsPresence rollups, never raw rows live; GPS-presence is sensitive personal data collected only with permission and encrypted at rest, and its retention period is an open item.</w:t>
+        <w:t>Business Rules. The Statistics context owns no source-of-truth records: it reads from the other contexts through their application services, never by cross-context queries. Figures are derived, never hand-entered (the only noted exception is student badges printed outside the CP, to confirm). Every figure is computed on request by aggregating `VenueEntry` and `HallAttendance` through the owning contexts; nothing is persisted, neither a statistics snapshot nor a hot counter row. The dashboard reads GpsPresence rollups, never raw rows live; GPS-presence is sensitive personal data collected only with permission and encrypted at rest, and its retention period is an open item.</w:t>
       </w:r>
     </w:p>
     <w:p>
@@ -14198,10 +14181,7 @@
         <w:rPr>
           <w:b/>
         </w:rPr>
-        <w:t>Error Handling.</w:t>
-      </w:r>
-      <w:r>
-        <w:t xml:space="preserve"> A non-Dashboard role opening the dashboard route is refused (permission-gated); a stale live panel shows its last-updated time; a heavy figure requested twice is served from the snapshot on the second read. Location-permission-denied means the attendee's device contributes no GPS-presence data.</w:t>
+        <w:t>Error Handling. A non-Dashboard role opening the dashboard route is refused (permission-gated); a stale live panel shows its last-updated time; a heavy figure is recomputed on every read, no snapshot being persisted. Location-permission-denied means the attendee's device contributes no GPS-presence data.</w:t>
       </w:r>
     </w:p>
     <w:p>
@@ -14239,10 +14219,7 @@
         <w:rPr>
           <w:b/>
         </w:rPr>
-        <w:t>Business Rules.</w:t>
-      </w:r>
-      <w:r>
-        <w:t xml:space="preserve"> A change made here takes effect across the website and app at runtime with no release. A content block holds a key and a value in both languages; a category entry holds a bilingual name, colour, display order and `Kind`; a category in use is hidden, not hard-deleted. Registration closes automatically at the end of the last forum day. This module manages content and per-category colours only: it does not change the brand palette or typeface fixed by the visual identity and the theme tokens. The operation log is append-only from the application: no user, including an Administrator, edits or deletes an entry. It does not cover roles and permissions, which are handled by the roles and permissions module.</w:t>
+        <w:t>Business Rules. A change made here takes effect across the website and app at runtime with no release. A content block holds a key and a value in both languages; a category entry holds a bilingual name, colour, display order and `Kind`; a category in use is hidden, not hard-deleted. Registration closes automatically when the administrator-set auto-close time passes. This module manages content and per-category colours only: it does not change the brand palette or typeface fixed by the visual identity and the theme tokens. The operation log is append-only from the application: no user, including an Administrator, edits or deletes an entry. It does not cover roles and permissions, which are handled by the roles and permissions module.</w:t>
       </w:r>
     </w:p>
     <w:p>
@@ -14250,14 +14227,7 @@
         <w:rPr>
           <w:b/>
         </w:rPr>
-        <w:t>Integration Points.</w:t>
-      </w:r>
-      <w:r>
-        <w:t xml:space="preserve"> Exposes admin `GET /admin/system-settings`, `POST /admin/operation-logs/list` and the content, category, venue-track and registration-control pages, plus `GET /app/site-settings` for the clients to read content at runtime. Every other module writes its configuration and business </w:t>
-      </w:r>
-      <w:r>
-        <w:lastRenderedPageBreak/>
-        <w:t>events to the operation log, which this module owns and views. Content-block images stored as assets.</w:t>
+        <w:t>Integration Points. Exposes admin `POST /admin/system-settings/list`, `POST /admin/operation-log/list` and the content, category, venue-track and registration-control pages, plus `GET /app/site-settings` for the clients to read content at runtime. Every other module writes its configuration and business events to the operation log, which this module owns and views. Content-block images stored as assets.</w:t>
       </w:r>
     </w:p>
     <w:p>
@@ -14607,7 +14577,7 @@
         <w:rPr>
           <w:b/>
         </w:rPr>
-        <w:t>Relationships: `Badge` belongs to `User`; `VenueEntry` belongs to `Badge`; `HallAttendance` belongs to `User` and `Session` (records enter plus leave time by QR scan; the GPS-geofence method is deferred, open item G-OI-2); `SavedContact` links an owner `User` to a scanned `User`; `Gate` has many `GateProfileTypeAllow`, `GateAssignment`, `GateScan`. `GateScan` is an append-only audit log (bigint identity PK; INSTEAD-OF trigger refuses mutation). The gate module uses logical cross-context FKs to Users/UserProfiles/ProfileTypes, enforced at write time by the gate services.</w:t>
+        <w:t>Relationships: `Badge` belongs to `User`; `VenueEntry` belongs to `Badge`; `HallAttendance` belongs to `User` and `Session` (records enter plus leave time by QR scan; the GPS-geofence method is deferred, open item G-OI-2); `SavedContact` links an owner `User` to a scanned `User`; `Gate` has many `GateProfileTypeAllow`, `GateAssignment`, `GateScan`. `GateScan` is an append-only audit log (bigint identity PK; append-only by application convention, nothing in the application updates or deletes a row, with no database trigger enforcing it). The gate module uses logical cross-context FKs to Users/UserProfiles/ProfileTypes, enforced at write time by the gate services.</w:t>
       </w:r>
     </w:p>
     <w:p>
@@ -17055,7 +17025,7 @@
           </w:tcPr>
           <w:p>
             <w:r>
-              <w:t>Relative path to avatar file</w:t>
+              <w:t>Identifier of the avatar's `StoredFile` row in the App database; not a path, and deliberately not a database foreign key because the reference crosses the Identity/App split</w:t>
             </w:r>
           </w:p>
         </w:tc>
@@ -18098,7 +18068,7 @@
           </w:tcPr>
           <w:p>
             <w:r>
-              <w:t>The one-time code</w:t>
+              <w:t>Keyed HMAC of the one-time code; the code itself is emailed and never stored</w:t>
             </w:r>
           </w:p>
         </w:tc>
@@ -18736,7 +18706,7 @@
           </w:tcPr>
           <w:p>
             <w:r>
-              <w:t>logical FK to UserProfileType</w:t>
+              <w:t>FK to `ProfileTypes` (`FK_UserProfiles_ProfileTypes_ProfileTypeId`, Restrict)</w:t>
             </w:r>
           </w:p>
         </w:tc>
@@ -19443,7 +19413,7 @@
           </w:tcPr>
           <w:p>
             <w:r>
-              <w:t>Live stream URL (YouTube)</w:t>
+              <w:t>Identifier of the `StoredFiles` row that holds the YouTube live-stream URL (`FK_Sessions_StoredFiles_LiveStreamFileId`)</w:t>
             </w:r>
           </w:p>
         </w:tc>
@@ -19495,7 +19465,7 @@
           </w:tcPr>
           <w:p>
             <w:r>
-              <w:t>Sign-language feed URL. Column retained; the feature is withdrawn and nothing writes it.</w:t>
+              <w:t>Identifier of the `StoredFiles` row holding the sign-language feed URL. The feature is withdrawn from the delivered scope; the column and the Control Panel session field that writes it are retained.</w:t>
             </w:r>
           </w:p>
         </w:tc>
@@ -19984,7 +19954,7 @@
           </w:tcPr>
           <w:p>
             <w:r>
-              <w:t>Approved on every create path, Cancelled on release. Pending and Rejected remain in the enum but no path writes them; the Control Panel approve and reject actions are dormant.</w:t>
+              <w:t>Approved on every create path, Cancelled on release. Pending and Rejected remain in the enum but no path writes them; no approve or reject action exists on the API or the Control Panel.</w:t>
             </w:r>
           </w:p>
         </w:tc>
@@ -20036,7 +20006,7 @@
           </w:tcPr>
           <w:p>
             <w:r>
-              <w:t>ReviewedByUserId / ReviewedAt / reason</w:t>
+              <w:t>Removed with the approval queue; ReviewedAt folded into ReleasedAt and no review column remains</w:t>
             </w:r>
           </w:p>
         </w:tc>
@@ -20254,7 +20224,7 @@
           </w:tcPr>
           <w:p>
             <w:r>
-              <w:t>logical ref to Gate</w:t>
+              <w:t>FK to Gate</w:t>
             </w:r>
           </w:p>
         </w:tc>
@@ -20910,7 +20880,7 @@
     </w:tbl>
     <w:p>
       <w:r>
-        <w:t>Mutation is refused by an INSTEAD-OF UPDATE/DELETE trigger; the table opts out of `RowAudit`. Its five to six non-clustered indexes are specified in the data model.</w:t>
+        <w:t>Mutation is prevented by application convention rather than by a database trigger; the table opts out of `RowAudit`. Its five to six non-clustered indexes are specified in the data model.</w:t>
       </w:r>
     </w:p>
     <w:p>
@@ -21570,7 +21540,7 @@
           </w:tcPr>
           <w:p>
             <w:r>
-              <w:t>Engagement &amp; Live (section 5.6)</w:t>
+              <w:t>Engagement &amp; Live (section 5.7)</w:t>
             </w:r>
           </w:p>
         </w:tc>
@@ -21592,7 +21562,7 @@
           </w:tcPr>
           <w:p>
             <w:r>
-              <w:t>Networking (section 5.7)</w:t>
+              <w:t>Networking (section 5.8)</w:t>
             </w:r>
           </w:p>
         </w:tc>
@@ -21614,7 +21584,7 @@
           </w:tcPr>
           <w:p>
             <w:r>
-              <w:t>Content &amp; Media (section 5.8)</w:t>
+              <w:t>Content &amp; Media (section 5.10)</w:t>
             </w:r>
           </w:p>
         </w:tc>
@@ -21658,7 +21628,7 @@
           </w:tcPr>
           <w:p>
             <w:r>
-              <w:t>Cognitive AI (section 5.10)</w:t>
+              <w:t>Cognitive AI (section 5.8)</w:t>
             </w:r>
           </w:p>
         </w:tc>
@@ -21728,10 +21698,7 @@
         <w:rPr>
           <w:b/>
         </w:rPr>
-        <w:t>Authoritative full schema.</w:t>
-      </w:r>
-      <w:r>
-        <w:t xml:space="preserve"> The complete per-column schema for all tables (approximately 100 across both databases) is defined by the `InitialModel`/`InitialCreate` and additive EF Core migrations under `src/Backend/SIMF.Infrastructure/Persistence/Migrations/{Identity,App}/` and the EF Core entity configurations (`SIMF.Infrastructure.Persistence.Configurations`). Exact column types, lengths and indexes are reviewed as code in those migrations and are not reproduced column-by-column here. Columns not shown in section 6.3.1 above are intentionally not reproduced here.</w:t>
+        <w:t>Authoritative full schema. The complete per-column schema for all tables (approximately 100 across both databases) is defined by the single `InitialCreate` migration per context under `src/Backend/SIMF.Infrastructure/Persistence/Migrations/{Identity,App}/` and the EF Core entity configurations (`SIMF.Infrastructure.Persistence.Configurations`). Exact column types, lengths and indexes are reviewed as code in those migrations and are not reproduced column-by-column here. Columns not shown in section 6.3.1 above are intentionally not reproduced here.</w:t>
       </w:r>
     </w:p>
     <w:p>
@@ -22632,17 +22599,17 @@
           </w:tcPr>
           <w:p>
             <w:r>
-              <w:t>2022 Standard edition</w:t>
-            </w:r>
-          </w:p>
-        </w:tc>
-        <w:tc>
-          <w:tcPr>
-            <w:tcW w:w="2160" w:type="dxa"/>
-          </w:tcPr>
-          <w:p>
-            <w:r>
-              <w:t>Relational store (two DBs): SQL Server edition</w:t>
+              <w:t>2022; Standard edition in development and test, Enterprise edition in an AlwaysOn Availability Group in production</w:t>
+            </w:r>
+          </w:p>
+        </w:tc>
+        <w:tc>
+          <w:tcPr>
+            <w:tcW w:w="2160" w:type="dxa"/>
+          </w:tcPr>
+          <w:p>
+            <w:r>
+              <w:t>Relational store (two DBs)</w:t>
             </w:r>
           </w:p>
         </w:tc>
@@ -23305,8 +23272,7 @@
     </w:p>
     <w:p>
       <w:r>
-        <w:lastRenderedPageBreak/>
-        <w:t>Local packages (`src/Mobile/packages/`, tracked): `simf_data_pkg` (single HTTP layer: `SimfApiClient`, `ApiResult`, `ApiFailure`, secure/prefs storage) and `simf_auth_pkg` (auth controller/state, session, AppRole, biometric ES256 device keys).</w:t>
+        <w:t>Local packages (`src/Mobile/simf_app/packages/`, tracked): `simf_data_pkg` (single HTTP layer: `SimfApiClient`, `ApiResult`, `ApiFailure`, secure/prefs storage) and `simf_auth_pkg` (auth controller/state, session, AppRole, biometric ES256 device keys).</w:t>
       </w:r>
     </w:p>
     <w:p>
@@ -23333,7 +23299,7 @@
         <w:br/>
         <w:t>│ ├─ Authorization/ # PermissionAuthorization.cs (policy provider + handler)</w:t>
         <w:br/>
-        <w:t>│ ├─ CpNavigation.cs # ~12 nav groups over /admin/* routes</w:t>
+        <w:t>│ ├─ CpNavigation.cs # 14 nav groups over /admin/* routes</w:t>
         <w:br/>
         <w:t>│ └─ (pages using SimfDataGrid + CRUD framework)</w:t>
         <w:br/>
@@ -23430,7 +23396,7 @@
           </w:tcPr>
           <w:p>
             <w:r>
-              <w:t>Innermost; no framework deps</w:t>
+              <w:t>Innermost; one framework package, Microsoft.Extensions.Identity.Stores</w:t>
             </w:r>
           </w:p>
         </w:tc>
@@ -23824,10 +23790,7 @@
         <w:rPr>
           <w:b/>
         </w:rPr>
-        <w:t>Repository/service abstractions</w:t>
-      </w:r>
-      <w:r>
-        <w:t>: use-case services live in `SIMF.Application` behind interfaces (e.g. `IJwtTokenService`, `IRequestContext`, storage interfaces `IAvatarStorage`/`ISessionRecordingStorage`/etc.); implementations in `SIMF.Infrastructure`.</w:t>
+        <w:t>Repository/service abstractions: use-case services live in `SIMF.Application` behind interfaces (e.g. `IJwtTokenService`, `IRequestContext`, the centralized file-store abstraction `IFileService`); implementations in `SIMF.Infrastructure`.</w:t>
       </w:r>
     </w:p>
     <w:p>
@@ -23874,10 +23837,7 @@
         <w:rPr>
           <w:b/>
         </w:rPr>
-        <w:t>Options pattern</w:t>
-      </w:r>
-      <w:r>
-        <w:t>: typed config sections bound via the Options pattern; production overrides/secrets via `SIMF_`-prefixed environment variables (double-underscore nesting, e.g. `SIMF_Jwt__SigningKey`); boot guards refuse to start when required secrets are missing.</w:t>
+        <w:t>Options pattern: typed config sections bound via the Options pattern; production overrides/secrets via per-host prefixed environment variables (`SIMF_API_` for the API, `SIMF_CP_` for the Control Panel, `SIMF_WEB_` for the Website and `SIMF_EDGE_` for the mobile edge, with double-underscore nesting, e.g. `SIMF_API_Jwt__SigningKey`); boot guards refuse to start when required secrets are missing.</w:t>
       </w:r>
     </w:p>
     <w:p>
@@ -25646,17 +25606,17 @@
           </w:tcPr>
           <w:p>
             <w:r>
-              <w:t>^1.4.0</w:t>
-            </w:r>
-          </w:p>
-        </w:tc>
-        <w:tc>
-          <w:tcPr>
-            <w:tcW w:w="2880" w:type="dxa"/>
-          </w:tcPr>
-          <w:p>
-            <w:r>
-              <w:t>Dev/test HTTP logging</w:t>
+              <w:t>^3.9.1</w:t>
+            </w:r>
+          </w:p>
+        </w:tc>
+        <w:tc>
+          <w:tcPr>
+            <w:tcW w:w="2880" w:type="dxa"/>
+          </w:tcPr>
+          <w:p>
+            <w:r>
+              <w:t>AES-256-GCM offline badge decode and ES256 device-key crypto</w:t>
             </w:r>
           </w:p>
         </w:tc>

--- a/docs/SIMF-LLD-003-Solution-Design-Document-v1.5.docx
+++ b/docs/SIMF-LLD-003-Solution-Design-Document-v1.5.docx
@@ -557,14 +557,562 @@
     <w:p>
       <w:pPr>
         <w:pStyle w:val="Heading2"/>
+        <w:outlineLvl w:val="9"/>
       </w:pPr>
       <w:r>
         <w:t>Contents</w:t>
       </w:r>
     </w:p>
     <w:p>
-      <w:r>
-        <w:br w:type="page"/>
+      <w:pPr>
+        <w:ind w:left="0"/>
+        <w:spacing w:after="0"/>
+      </w:pPr>
+      <w:r>
+        <w:fldChar w:fldCharType="begin" w:dirty="true"/>
+      </w:r>
+      <w:r>
+        <w:instrText xml:space="preserve"> TOC \o "1-3" \h \z \u </w:instrText>
+      </w:r>
+      <w:r>
+        <w:fldChar w:fldCharType="separate"/>
+      </w:r>
+      <w:r>
+        <w:t xml:space="preserve">Overview</w:t>
+      </w:r>
+    </w:p>
+    <w:p>
+      <w:pPr>
+        <w:ind w:left="0"/>
+        <w:spacing w:after="0"/>
+      </w:pPr>
+      <w:r>
+        <w:t xml:space="preserve">1. Introduction</w:t>
+      </w:r>
+    </w:p>
+    <w:p>
+      <w:pPr>
+        <w:ind w:left="240"/>
+        <w:spacing w:after="0"/>
+      </w:pPr>
+      <w:r>
+        <w:t xml:space="preserve">1.1 Purpose</w:t>
+      </w:r>
+    </w:p>
+    <w:p>
+      <w:pPr>
+        <w:ind w:left="240"/>
+        <w:spacing w:after="0"/>
+      </w:pPr>
+      <w:r>
+        <w:t xml:space="preserve">1.2 Scope</w:t>
+      </w:r>
+    </w:p>
+    <w:p>
+      <w:pPr>
+        <w:ind w:left="480"/>
+        <w:spacing w:after="0"/>
+      </w:pPr>
+      <w:r>
+        <w:t xml:space="preserve">1.2.1 Out of scope</w:t>
+      </w:r>
+    </w:p>
+    <w:p>
+      <w:pPr>
+        <w:ind w:left="240"/>
+        <w:spacing w:after="0"/>
+      </w:pPr>
+      <w:r>
+        <w:t xml:space="preserve">1.3 Definitions and Acronyms</w:t>
+      </w:r>
+    </w:p>
+    <w:p>
+      <w:pPr>
+        <w:ind w:left="240"/>
+        <w:spacing w:after="0"/>
+      </w:pPr>
+      <w:r>
+        <w:t xml:space="preserve">1.4 References</w:t>
+      </w:r>
+    </w:p>
+    <w:p>
+      <w:pPr>
+        <w:ind w:left="0"/>
+        <w:spacing w:after="0"/>
+      </w:pPr>
+      <w:r>
+        <w:t xml:space="preserve">2. Process View</w:t>
+      </w:r>
+    </w:p>
+    <w:p>
+      <w:pPr>
+        <w:ind w:left="240"/>
+        <w:spacing w:after="0"/>
+      </w:pPr>
+      <w:r>
+        <w:t xml:space="preserve">2.1 Process Interaction</w:t>
+      </w:r>
+    </w:p>
+    <w:p>
+      <w:pPr>
+        <w:ind w:left="480"/>
+        <w:spacing w:after="0"/>
+      </w:pPr>
+      <w:r>
+        <w:t xml:space="preserve">2.1.1 Participating components</w:t>
+      </w:r>
+    </w:p>
+    <w:p>
+      <w:pPr>
+        <w:ind w:left="480"/>
+        <w:spacing w:after="0"/>
+      </w:pPr>
+      <w:r>
+        <w:t xml:space="preserve">2.1.2 Client-to-API communication</w:t>
+      </w:r>
+    </w:p>
+    <w:p>
+      <w:pPr>
+        <w:ind w:left="480"/>
+        <w:spacing w:after="0"/>
+      </w:pPr>
+      <w:r>
+        <w:t xml:space="preserve">2.1.3 API-to-database and background communication</w:t>
+      </w:r>
+    </w:p>
+    <w:p>
+      <w:pPr>
+        <w:ind w:left="480"/>
+        <w:spacing w:after="0"/>
+      </w:pPr>
+      <w:r>
+        <w:t xml:space="preserve">2.1.4 The request/middleware pipeline</w:t>
+      </w:r>
+    </w:p>
+    <w:p>
+      <w:pPr>
+        <w:ind w:left="480"/>
+        <w:spacing w:after="0"/>
+      </w:pPr>
+      <w:r>
+        <w:t xml:space="preserve">2.1.5 Authentication and permission flow</w:t>
+      </w:r>
+    </w:p>
+    <w:p>
+      <w:pPr>
+        <w:ind w:left="240"/>
+        <w:spacing w:after="0"/>
+      </w:pPr>
+      <w:r>
+        <w:t xml:space="preserve">2.2 Process Flow</w:t>
+      </w:r>
+    </w:p>
+    <w:p>
+      <w:pPr>
+        <w:ind w:left="480"/>
+        <w:spacing w:after="0"/>
+      </w:pPr>
+      <w:r>
+        <w:t xml:space="preserve">2.2.1 Visitor sign-in with e-mail OTP</w:t>
+      </w:r>
+    </w:p>
+    <w:p>
+      <w:pPr>
+        <w:ind w:left="480"/>
+        <w:spacing w:after="0"/>
+      </w:pPr>
+      <w:r>
+        <w:t xml:space="preserve">2.2.2 Admin permission-gated action</w:t>
+      </w:r>
+    </w:p>
+    <w:p>
+      <w:pPr>
+        <w:ind w:left="480"/>
+        <w:spacing w:after="0"/>
+      </w:pPr>
+      <w:r>
+        <w:t xml:space="preserve">2.2.3 Seat reservation (auto-confirm, check-in confirmed)</w:t>
+      </w:r>
+    </w:p>
+    <w:p>
+      <w:pPr>
+        <w:ind w:left="480"/>
+        <w:spacing w:after="0"/>
+      </w:pPr>
+      <w:r>
+        <w:t xml:space="preserve">2.2.4 Gate scan, idempotent</w:t>
+      </w:r>
+    </w:p>
+    <w:p>
+      <w:pPr>
+        <w:ind w:left="0"/>
+        <w:spacing w:after="0"/>
+      </w:pPr>
+      <w:r>
+        <w:t xml:space="preserve">3. System Design</w:t>
+      </w:r>
+    </w:p>
+    <w:p>
+      <w:pPr>
+        <w:ind w:left="240"/>
+        <w:spacing w:after="0"/>
+      </w:pPr>
+      <w:r>
+        <w:t xml:space="preserve">3.1 Use Case Realization</w:t>
+      </w:r>
+    </w:p>
+    <w:p>
+      <w:pPr>
+        <w:ind w:left="480"/>
+        <w:spacing w:after="0"/>
+      </w:pPr>
+      <w:r>
+        <w:t xml:space="preserve">3.1.1 High Level Use Case</w:t>
+      </w:r>
+    </w:p>
+    <w:p>
+      <w:pPr>
+        <w:ind w:left="480"/>
+        <w:spacing w:after="0"/>
+      </w:pPr>
+      <w:r>
+        <w:t xml:space="preserve">3.1.2 Low Level Use Cases</w:t>
+      </w:r>
+    </w:p>
+    <w:p>
+      <w:pPr>
+        <w:ind w:left="0"/>
+        <w:spacing w:after="0"/>
+      </w:pPr>
+      <w:r>
+        <w:t xml:space="preserve">4. User Interfaces</w:t>
+      </w:r>
+    </w:p>
+    <w:p>
+      <w:pPr>
+        <w:ind w:left="240"/>
+        <w:spacing w:after="0"/>
+      </w:pPr>
+      <w:r>
+        <w:t xml:space="preserve">4.1 Control Panel screens</w:t>
+      </w:r>
+    </w:p>
+    <w:p>
+      <w:pPr>
+        <w:ind w:left="240"/>
+        <w:spacing w:after="0"/>
+      </w:pPr>
+      <w:r>
+        <w:t xml:space="preserve">4.2 Website screens</w:t>
+      </w:r>
+    </w:p>
+    <w:p>
+      <w:pPr>
+        <w:ind w:left="240"/>
+        <w:spacing w:after="0"/>
+      </w:pPr>
+      <w:r>
+        <w:t xml:space="preserve">4.3 Mobile application screens</w:t>
+      </w:r>
+    </w:p>
+    <w:p>
+      <w:pPr>
+        <w:ind w:left="0"/>
+        <w:spacing w:after="0"/>
+      </w:pPr>
+      <w:r>
+        <w:t xml:space="preserve">5. Module Description</w:t>
+      </w:r>
+    </w:p>
+    <w:p>
+      <w:pPr>
+        <w:ind w:left="240"/>
+        <w:spacing w:after="0"/>
+      </w:pPr>
+      <w:r>
+        <w:t xml:space="preserve">5.1 Authentication &amp; Login</w:t>
+      </w:r>
+    </w:p>
+    <w:p>
+      <w:pPr>
+        <w:ind w:left="240"/>
+        <w:spacing w:after="0"/>
+      </w:pPr>
+      <w:r>
+        <w:t xml:space="preserve">5.2 Registration &amp; Approval</w:t>
+      </w:r>
+    </w:p>
+    <w:p>
+      <w:pPr>
+        <w:ind w:left="240"/>
+        <w:spacing w:after="0"/>
+      </w:pPr>
+      <w:r>
+        <w:t xml:space="preserve">5.3 Badge &amp; Access Control / Gates</w:t>
+      </w:r>
+    </w:p>
+    <w:p>
+      <w:pPr>
+        <w:ind w:left="240"/>
+        <w:spacing w:after="0"/>
+      </w:pPr>
+      <w:r>
+        <w:t xml:space="preserve">5.4 Forum Programme &amp; Sessions</w:t>
+      </w:r>
+    </w:p>
+    <w:p>
+      <w:pPr>
+        <w:ind w:left="240"/>
+        <w:spacing w:after="0"/>
+      </w:pPr>
+      <w:r>
+        <w:t xml:space="preserve">5.5 Bookings &amp; Attendance</w:t>
+      </w:r>
+    </w:p>
+    <w:p>
+      <w:pPr>
+        <w:ind w:left="240"/>
+        <w:spacing w:after="0"/>
+      </w:pPr>
+      <w:r>
+        <w:t xml:space="preserve">5.6 Exhibition</w:t>
+      </w:r>
+    </w:p>
+    <w:p>
+      <w:pPr>
+        <w:ind w:left="240"/>
+        <w:spacing w:after="0"/>
+      </w:pPr>
+      <w:r>
+        <w:t xml:space="preserve">5.7 Engagement, Live, Q&amp;A, Ratings</w:t>
+      </w:r>
+    </w:p>
+    <w:p>
+      <w:pPr>
+        <w:ind w:left="240"/>
+        <w:spacing w:after="0"/>
+      </w:pPr>
+      <w:r>
+        <w:t xml:space="preserve">5.8 Networking and Cognitive AI</w:t>
+      </w:r>
+    </w:p>
+    <w:p>
+      <w:pPr>
+        <w:ind w:left="240"/>
+        <w:spacing w:after="0"/>
+      </w:pPr>
+      <w:r>
+        <w:t xml:space="preserve">5.9 Notifications</w:t>
+      </w:r>
+    </w:p>
+    <w:p>
+      <w:pPr>
+        <w:ind w:left="240"/>
+        <w:spacing w:after="0"/>
+      </w:pPr>
+      <w:r>
+        <w:t xml:space="preserve">5.10 Media, News &amp; Archive</w:t>
+      </w:r>
+    </w:p>
+    <w:p>
+      <w:pPr>
+        <w:ind w:left="240"/>
+        <w:spacing w:after="0"/>
+      </w:pPr>
+      <w:r>
+        <w:t xml:space="preserve">5.11 Statistics &amp; Dashboards</w:t>
+      </w:r>
+    </w:p>
+    <w:p>
+      <w:pPr>
+        <w:ind w:left="240"/>
+        <w:spacing w:after="0"/>
+      </w:pPr>
+      <w:r>
+        <w:t xml:space="preserve">5.12 Control Panel Configuration</w:t>
+      </w:r>
+    </w:p>
+    <w:p>
+      <w:pPr>
+        <w:ind w:left="240"/>
+        <w:spacing w:after="0"/>
+      </w:pPr>
+      <w:r>
+        <w:t xml:space="preserve">5.13 Business Meetings</w:t>
+      </w:r>
+    </w:p>
+    <w:p>
+      <w:pPr>
+        <w:ind w:left="240"/>
+        <w:spacing w:after="0"/>
+      </w:pPr>
+      <w:r>
+        <w:t xml:space="preserve">5.14 Contacts &amp; Sharing</w:t>
+      </w:r>
+    </w:p>
+    <w:p>
+      <w:pPr>
+        <w:ind w:left="0"/>
+        <w:spacing w:after="0"/>
+      </w:pPr>
+      <w:r>
+        <w:t xml:space="preserve">6. Data Model</w:t>
+      </w:r>
+    </w:p>
+    <w:p>
+      <w:pPr>
+        <w:ind w:left="240"/>
+        <w:spacing w:after="0"/>
+      </w:pPr>
+      <w:r>
+        <w:t xml:space="preserve">6.1 Conceptual View</w:t>
+      </w:r>
+    </w:p>
+    <w:p>
+      <w:pPr>
+        <w:ind w:left="240"/>
+        <w:spacing w:after="0"/>
+      </w:pPr>
+      <w:r>
+        <w:t xml:space="preserve">6.2 ER Diagram</w:t>
+      </w:r>
+    </w:p>
+    <w:p>
+      <w:pPr>
+        <w:ind w:left="240"/>
+        <w:spacing w:after="0"/>
+      </w:pPr>
+      <w:r>
+        <w:t xml:space="preserve">6.3 Schema Design</w:t>
+      </w:r>
+    </w:p>
+    <w:p>
+      <w:pPr>
+        <w:ind w:left="480"/>
+        <w:spacing w:after="0"/>
+      </w:pPr>
+      <w:r>
+        <w:t xml:space="preserve">6.3.1 Data dictionary, key tables</w:t>
+      </w:r>
+    </w:p>
+    <w:p>
+      <w:pPr>
+        <w:ind w:left="480"/>
+        <w:spacing w:after="0"/>
+      </w:pPr>
+      <w:r>
+        <w:t xml:space="preserve">6.3.2 Complete entity index</w:t>
+      </w:r>
+    </w:p>
+    <w:p>
+      <w:pPr>
+        <w:ind w:left="0"/>
+        <w:spacing w:after="0"/>
+      </w:pPr>
+      <w:r>
+        <w:t xml:space="preserve">7. Solution Description</w:t>
+      </w:r>
+    </w:p>
+    <w:p>
+      <w:pPr>
+        <w:ind w:left="240"/>
+        <w:spacing w:after="0"/>
+      </w:pPr>
+      <w:r>
+        <w:t xml:space="preserve">7.1 Logical View</w:t>
+      </w:r>
+    </w:p>
+    <w:p>
+      <w:pPr>
+        <w:ind w:left="480"/>
+        <w:spacing w:after="0"/>
+      </w:pPr>
+      <w:r>
+        <w:t xml:space="preserve">7.1.1 Backend layers</w:t>
+      </w:r>
+    </w:p>
+    <w:p>
+      <w:pPr>
+        <w:ind w:left="480"/>
+        <w:spacing w:after="0"/>
+      </w:pPr>
+      <w:r>
+        <w:t xml:space="preserve">7.1.2 Client and shared layers</w:t>
+      </w:r>
+    </w:p>
+    <w:p>
+      <w:pPr>
+        <w:ind w:left="480"/>
+        <w:spacing w:after="0"/>
+      </w:pPr>
+      <w:r>
+        <w:t xml:space="preserve">7.1.3 Cross-cutting concerns</w:t>
+      </w:r>
+    </w:p>
+    <w:p>
+      <w:pPr>
+        <w:ind w:left="240"/>
+        <w:spacing w:after="0"/>
+      </w:pPr>
+      <w:r>
+        <w:t xml:space="preserve">7.2 Solution Structure</w:t>
+      </w:r>
+    </w:p>
+    <w:p>
+      <w:pPr>
+        <w:ind w:left="480"/>
+        <w:spacing w:after="0"/>
+      </w:pPr>
+      <w:r>
+        <w:t xml:space="preserve">7.2.1 Technology Stack</w:t>
+      </w:r>
+    </w:p>
+    <w:p>
+      <w:pPr>
+        <w:ind w:left="480"/>
+        <w:spacing w:after="0"/>
+      </w:pPr>
+      <w:r>
+        <w:t xml:space="preserve">7.2.2 Backend Folder Structure</w:t>
+      </w:r>
+    </w:p>
+    <w:p>
+      <w:pPr>
+        <w:ind w:left="480"/>
+        <w:spacing w:after="0"/>
+      </w:pPr>
+      <w:r>
+        <w:t xml:space="preserve">7.2.3 Frontend Folder Structure</w:t>
+      </w:r>
+    </w:p>
+    <w:p>
+      <w:pPr>
+        <w:ind w:left="480"/>
+        <w:spacing w:after="0"/>
+      </w:pPr>
+      <w:r>
+        <w:t xml:space="preserve">7.2.4 Project Dependencies</w:t>
+      </w:r>
+    </w:p>
+    <w:p>
+      <w:pPr>
+        <w:ind w:left="480"/>
+        <w:spacing w:after="0"/>
+      </w:pPr>
+      <w:r>
+        <w:t xml:space="preserve">7.2.5 Patterns &amp; Practices</w:t>
+      </w:r>
+    </w:p>
+    <w:p>
+      <w:pPr>
+        <w:ind w:left="480"/>
+        <w:spacing w:after="0"/>
+      </w:pPr>
+      <w:r>
+        <w:t xml:space="preserve">7.2.6 Packages Inventory</w:t>
+      </w:r>
+      <w:r>
+        <w:fldChar w:fldCharType="end"/>
       </w:r>
     </w:p>
     <w:p>
@@ -813,6 +1361,9 @@
         <w:gridCol w:w="4320"/>
       </w:tblGrid>
       <w:tr>
+        <w:trPr>
+          <w:tblHeader/>
+        </w:trPr>
         <w:tc>
           <w:tcPr>
             <w:tcW w:w="4320" w:type="dxa"/>
@@ -2187,7 +2738,7 @@
         <w:rPr>
           <w:b w:val="0"/>
         </w:rPr>
-        <w:t>Video platform (YouTube). The media team publishes the live session and the summary video on the forum channel; SIMF uploads nothing to the platform and relays none of its streams. No attendee record and no personal data accompany either; the platform receives video content and a public video identifier. The public video library is published on the forum’s YouTube channel and surfaced in SIMF as links, so the library itself needs no storage, encoding or bandwidth on ministry servers. Session recordings are the exception. An administrator uploads the recording file. The API stores it in the file store and streams its bytes to the app against a stream token.</w:t>
+        <w:t>Video platform (YouTube). The media team publishes the live session and the summary video on the forum channel; SIMF uploads nothing to the platform and relays none of its streams. No attendee record and no personal data accompany either; the platform receives video content and a public video identifier. The public video library is published on the forum's YouTube channel and surfaced in SIMF as links, so the library itself needs no storage, encoding or bandwidth on ministry servers. Session recordings are the exception. An administrator uploads the recording file. The API stores it in the file store and streams its bytes to the app against a stream token.</w:t>
       </w:r>
     </w:p>
     <w:p>
@@ -2826,6 +3377,9 @@
         <w:gridCol w:w="2571"/>
       </w:tblGrid>
       <w:tr>
+        <w:trPr>
+          <w:tblHeader/>
+        </w:trPr>
         <w:tc>
           <w:tcPr>
             <w:tcW w:w="2160" w:type="dxa"/>
@@ -6818,6 +7372,9 @@
         <w:gridCol w:w="2097"/>
       </w:tblGrid>
       <w:tr>
+        <w:trPr>
+          <w:tblHeader/>
+        </w:trPr>
         <w:tc>
           <w:tcPr>
             <w:tcW w:w="2160" w:type="dxa"/>
@@ -10399,7 +10956,7 @@
     </w:p>
     <w:p>
       <w:r>
-        <w:t>The public Website is Blazor SSR, rendering static informational content about the forum and its programme for speed. It carries no sign-in, registration or account page and stores no personal data: registration and all visitor data live in the mobile application and the Control Panel. Public reads go through `SimfPublicClient`. Two interactive exceptions exist by design: the visitor assistant, which passes the question text to the AI service without storing the visitor’s identity, and the meeting-confirmation page (`/meeting/confirm`), whose only credential is an opaque per-speaker token supplied in the link. The top navigation menu carries five entries: About, Programmes, Speakers, Discover Saudi Arabia and Archive, with an off-canvas version on small screens. About and Programmes open drop-downs; Discover Saudi Arabia links out to visitsaudi.com. The public pages share the bilingual AR/EN RTL design system and the `ln-` SSR component kit noted per route in the page index.</w:t>
+        <w:t>The public Website is Blazor SSR, rendering static informational content about the forum and its programme for speed. It carries no sign-in, registration or account page and stores no personal data: registration and all visitor data live in the mobile application and the Control Panel. Public reads go through `SimfPublicClient`. Two interactive exceptions exist by design: the visitor assistant, which passes the question text to the AI service without storing the visitor's identity, and the meeting-confirmation page (`/meeting/confirm`), whose only credential is an opaque per-speaker token supplied in the link. The top navigation menu carries five entries: About, Programmes, Speakers, Discover Saudi Arabia and Archive, with an off-canvas version on small screens. About and Programmes open drop-downs; Discover Saudi Arabia links out to visitsaudi.com. The public pages share the bilingual AR/EN RTL design system and the `ln-` SSR component kit noted per route in the page index.</w:t>
       </w:r>
       <w:proofErr w:type="gramStart"/>
       <w:proofErr w:type="gramEnd"/>
@@ -10417,6 +10974,9 @@
         <w:gridCol w:w="2160"/>
       </w:tblGrid>
       <w:tr>
+        <w:trPr>
+          <w:tblHeader/>
+        </w:trPr>
         <w:tc>
           <w:tcPr>
             <w:tcW w:w="2160" w:type="dxa"/>
@@ -11124,6 +11684,9 @@
         <w:gridCol w:w="2880"/>
       </w:tblGrid>
       <w:tr>
+        <w:trPr>
+          <w:tblHeader/>
+        </w:trPr>
         <w:tc>
           <w:tcPr>
             <w:tcW w:w="2880" w:type="dxa"/>
@@ -15064,6 +15627,9 @@
         <w:gridCol w:w="2160"/>
       </w:tblGrid>
       <w:tr>
+        <w:trPr>
+          <w:tblHeader/>
+        </w:trPr>
         <w:tc>
           <w:tcPr>
             <w:tcW w:w="2160" w:type="dxa"/>
@@ -16396,6 +16962,9 @@
         <w:gridCol w:w="1606"/>
       </w:tblGrid>
       <w:tr>
+        <w:trPr>
+          <w:tblHeader/>
+        </w:trPr>
         <w:tc>
           <w:tcPr>
             <w:tcW w:w="1728" w:type="dxa"/>
@@ -18253,6 +18822,9 @@
         <w:gridCol w:w="1728"/>
       </w:tblGrid>
       <w:tr>
+        <w:trPr>
+          <w:tblHeader/>
+        </w:trPr>
         <w:tc>
           <w:tcPr>
             <w:tcW w:w="1728" w:type="dxa"/>
@@ -18949,6 +19521,9 @@
         <w:gridCol w:w="3327"/>
       </w:tblGrid>
       <w:tr>
+        <w:trPr>
+          <w:tblHeader/>
+        </w:trPr>
         <w:tc>
           <w:tcPr>
             <w:tcW w:w="1728" w:type="dxa"/>
@@ -20084,6 +20659,9 @@
         <w:gridCol w:w="1594"/>
       </w:tblGrid>
       <w:tr>
+        <w:trPr>
+          <w:tblHeader/>
+        </w:trPr>
         <w:tc>
           <w:tcPr>
             <w:tcW w:w="1728" w:type="dxa"/>
@@ -21402,6 +21980,9 @@
         <w:gridCol w:w="4320"/>
       </w:tblGrid>
       <w:tr>
+        <w:trPr>
+          <w:tblHeader/>
+        </w:trPr>
         <w:tc>
           <w:tcPr>
             <w:tcW w:w="4320" w:type="dxa"/>
@@ -22362,6 +22943,9 @@
         <w:gridCol w:w="2160"/>
       </w:tblGrid>
       <w:tr>
+        <w:trPr>
+          <w:tblHeader/>
+        </w:trPr>
         <w:tc>
           <w:tcPr>
             <w:tcW w:w="2160" w:type="dxa"/>

--- a/docs/SIMF-LLD-003-Solution-Design-Document-v1.5.docx
+++ b/docs/SIMF-LLD-003-Solution-Design-Document-v1.5.docx
@@ -556,7 +556,7 @@
     </w:p>
     <w:p>
       <w:pPr>
-        <w:pStyle w:val="Heading2"/>
+        <w:pStyle w:val="TOCHeading"/>
         <w:outlineLvl w:val="9"/>
       </w:pPr>
       <w:r>

--- a/docs/SIMF-LLD-003-Solution-Design-Document-v1.5.docx
+++ b/docs/SIMF-LLD-003-Solution-Design-Document-v1.5.docx
@@ -1490,7 +1490,7 @@
           </w:tcPr>
           <w:p>
             <w:r>
-              <w:t>JSON Web Token, HS256 access token issued by the token service</w:t>
+              <w:t>JSON Web Token, RS256 access token issued by the token service</w:t>
             </w:r>
           </w:p>
         </w:tc>
@@ -1972,7 +1972,7 @@
     </w:p>
     <w:p>
       <w:r>
-        <w:t>This section describes how SIMF behaves at runtime: how the deployed components communicate, which pipeline every request passes through, and how the highest-value business flows execute end to end. The static structure (projects, layering, schema) is covered in later sections; here the concern is dynamic behaviour. Where a capability is planned rather than built, that is stated rather than assumed.</w:t>
+        <w:t>This section describes how SIMF behaves at runtime: how the deployed components communicate, which pipeline every request passes through, and how the highest-value business flows execute end to end. The static structure (projects, layering, schema) is covered in later sections; here the concern is dynamic behaviour.</w:t>
       </w:r>
     </w:p>
     <w:p>
@@ -2437,7 +2437,7 @@
         <w:rPr>
           <w:b/>
         </w:rPr>
-        <w:t>Scheduled jobs run in-process as hosted services inside the API and do not participate in the request path. They include `DormantAccountSweepService`, `RegistrationGateAutoCloseWorker`, `SessionReminderWorker`, `ReservationNoShowReleaseWorker` (the per-minute no-show seat release described in section 2.2.3), the rating-prompt, meeting-reminder and notification-broadcast workers, the retention and hall-attendance closeout sweeps, and the e-mail dispatcher. There is no separate worker server.</w:t>
+        <w:t>Scheduled jobs run in-process as hosted services inside the API and do not participate in the request path. They include `DormantAccountSweepService`, `RegistrationGateAutoCloseWorker`, `SessionReminderWorker`, `ReservationNoShowReleaseWorker` (the per-minute no-show seat release described in section 2.2.3), the rating-prompt, meeting-reminder and notification-broadcast workers, the retention and hall-attendance closeout sweeps, and the e-mail dispatcher. There is no separate worker server. Every one of them runs under a single-instance lease taken on the database, so with four API nodes each job still runs exactly once: one node holds the lease and the others wait, and a node that loses it stands its workers down rather than continuing in parallel.</w:t>
       </w:r>
     </w:p>
     <w:p>
@@ -2633,10 +2633,7 @@
         <w:rPr>
           <w:b/>
         </w:rPr>
-        <w:t>Tokens</w:t>
-      </w:r>
-      <w:r>
-        <w:t xml:space="preserve"> are HS256 JWTs issued by `JwtTokenService`, carrying `sub`, `email`, `jti`, `security_stamp`, `account_state`, `user_type`, `mobile_app_role`, one claim per role, and one `perm` claim per permission code (the Administrator wildcard collapses to a single `*`). JWT validation pins the algorithm to HS256, validates issuer/audience/lifetime/signing, and runs a security-stamp check so revoking a role or disabling an account takes effect immediately.</w:t>
+        <w:t>Tokens are RS256 JWTs issued by `JwtTokenService`, carrying `sub`, `email`, `jti`, `security_stamp`, `account_state`, `user_type`, `mobile_app_role`, one claim per role, and one `perm` claim per permission code (the Administrator wildcard collapses to a single `*`). JWT validation pins the algorithm to RS256, validates issuer/audience/lifetime/signing, and runs a security-stamp check so revoking a role or disabling an account takes effect immediately. The signing key is asymmetric: the private half is held by the API inside HSA and the verifiers hold only the public half, so no presentation-tier host can mint a token.</w:t>
       </w:r>
     </w:p>
     <w:p>
@@ -2808,7 +2805,7 @@
     </w:p>
     <w:p>
       <w:r>
-        <w:t>6. On success the API issues an HS256 access token (with `perm`/role claims) and a hashed, rotating refresh token; the session carries an absolute 24-hour cap.</w:t>
+        <w:t>6. On success the API issues an RS256 access token (with `perm`/role claims) and a hashed, rotating refresh token; the session carries an absolute 24-hour cap.</w:t>
       </w:r>
     </w:p>
     <w:p>
@@ -14850,10 +14847,7 @@
         <w:rPr>
           <w:b/>
         </w:rPr>
-        <w:t>Integration Points.</w:t>
-      </w:r>
-      <w:r>
-        <w:t xml:space="preserve"> Exposes admin `/admin/meeting-tables`, `/admin/business-meetings`, `/admin/speaker-availability`, `/admin/speaker-meeting-requests/{id}/respond`, and app `POST /app/speakers/{id}/meeting-requests`, `GET /app/speakers/{id}/available-slots`, `POST /app/delegation-meeting-requests`. Reuses the seat-reservation service mechanics from Bookings; resolves visitor names via the Identity round-trip; raises `MeetingScheduled`/`MeetingCancelled` (and planned `MeetingRequestConfirmed`) notifications; feeds the Page_014 dashboard meeting union (not yet wired). The v1.1 speaker e-mail uses the MailKit e-mail path.</w:t>
+        <w:t>Integration Points. Exposes admin `/admin/meeting-tables`, `/admin/business-meetings`, `/admin/speaker-availability`, `/admin/speaker-meeting-requests/{id}/respond`, and app `POST /app/speakers/{id}/meeting-requests`, `GET /app/speakers/{id}/available-slots`, `POST /app/delegation-meeting-requests`. Reuses the seat-reservation service mechanics from Bookings; resolves visitor names via the Identity round-trip; raises `MeetingScheduled`, `MeetingCancelled` and `MeetingRequestConfirmed` notifications; feeds the Page_014 dashboard meeting union. The v1.1 speaker e-mail uses the MailKit e-mail path.</w:t>
       </w:r>
     </w:p>
     <w:p>
@@ -22367,7 +22361,7 @@
         <w:rPr>
           <w:i/>
         </w:rPr>
-        <w:t>Deployment, exactly as Figure 3 draws it. SSA holds three zones. The access zone is the attendee mobile device, the public website browser and the administrator browser. The perimeter zone is the WAF and load balancer, where TLS terminates. The presentation zone is the mobile edge (SIMF.MobileEdge), the website (SIMF.Web, two nodes) and the Control Panel (SIMF.ControlPanel, two nodes). The web and Control Panel nodes are 32 GB RAM, 16 vCPU and 300 GB storage on Windows Server 2022; the mobile edge is sized with the site. All three call the API over HTTPS 443 across the internal firewall, which admits nothing else. HSA holds two zones. The application zone is the API load balancer and four API nodes (SIMF.Api) of the same specification, the on-site LLM server running GPT OSS 120B, and the on-site mail relay. The data zone is two database nodes at 64 GB RAM, 8 vCPU and 2 TB storage carrying SIMF_Identity and SIMF_App, and MinIO object storage. The API is the only caller of each: HTTPS 443 to the LLM server, SMTP 587 to the mail relay, TCP 1433 to the databases and the S3 API over HTTPS 443 to MinIO. The Control Panel makes the single outbound call, HTTPS 443 to the YouTube caption API. No host in HSA has a route to the internet.</w:t>
+        <w:t>Deployment, exactly as Figure 3 draws it. SSA holds three zones. The access zone is the attendee mobile device, the public website browser and the administrator browser. The perimeter zone is the WAF and load balancer, where TLS terminates. The presentation zone is the mobile edge (SIMF.MobileEdge), the website (SIMF.Web, two nodes) and the Control Panel (SIMF.ControlPanel, two nodes). The web and Control Panel nodes are 32 GB RAM, 16 vCPU and 300 GB storage on Windows Server 2022; the mobile edge is two nodes at 16 GB RAM, 8 vCPU and 100 GB storage, a proposed minimum confirmed with the site. All three call the API over HTTPS 443 across the internal firewall, which admits nothing else. HSA is one zone. It holds the API load balancer and four API nodes (SIMF.Api) of the same specification, the LLM server running GPT OSS 120B and the mail relay, both provided by SITE with the service, two database nodes at 64 GB RAM, 8 vCPU and 2 TB storage carrying SIMF_Identity and SIMF_App, and MinIO object storage on two nodes of 8 vCPU, 16 GB RAM and 4 TB each. There is no firewall inside HSA: the internal firewall at its boundary is the only route in. The API is the only caller of each: HTTPS 443 to the LLM server, SMTP 587 to the mail relay, TCP 1433 to the databases and the S3 API over HTTPS 443 to MinIO. The Control Panel makes the single outbound call, HTTPS 443 to the YouTube caption API. No host in HSA has a route to the internet.</w:t>
       </w:r>
     </w:p>
     <w:p>
@@ -22566,7 +22560,7 @@
           </w:tcPr>
           <w:p>
             <w:r>
-              <w:t>REST polling</w:t>
+              <w:t>REST polling on a 30-second interval, conditional and cache-answered</w:t>
             </w:r>
           </w:p>
         </w:tc>
@@ -22719,7 +22713,7 @@
           </w:tcPr>
           <w:p>
             <w:r>
-              <w:t>JWT bearer (HS256) default scheme + distinct StreamToken scheme</w:t>
+              <w:t>JWT bearer (RS256) default scheme + distinct StreamToken scheme</w:t>
             </w:r>
           </w:p>
         </w:tc>
@@ -23183,7 +23177,7 @@
           </w:tcPr>
           <w:p>
             <w:r>
-              <w:t>2022; Standard edition in development and test, Enterprise edition in an AlwaysOn Availability Group in production</w:t>
+              <w:t>2022; Standard edition in development and test, Enterprise edition in an AlwaysOn Availability Group in staging and production</w:t>
             </w:r>
           </w:p>
         </w:tc>

--- a/docs/SIMF-LLD-003-Solution-Design-Document-v1.5.docx
+++ b/docs/SIMF-LLD-003-Solution-Design-Document-v1.5.docx
@@ -534,7 +534,7 @@
           </w:tcPr>
           <w:p>
             <w:r>
-              <w:t>Answered the technology-team review of the HLD and aligned the text with Figure 3. Gemini is replaced by the SITE-hosted GPT OSS 120B model on an on-site LLM server in HSA; the file store is MinIO over the S3 API; the separate background worker is removed, the API running its jobs in-process; sign language and live translation are withdrawn; and the AI is no longer described as an out-of-scope integration endpoint, because it now runs on site.</w:t>
+              <w:t>Answered the technology-team review of the HLD and aligned the text with Figure 3. Gemini is replaced by the SITE-hosted GPT OSS 120B model on an on-site LLM server in HSA; the file store is MinIO over the S3 API; the separate background worker is removed, the API running its jobs in-process; sign language and live translation are withdrawn; and the AI is no longer described as an out-of-scope integration endpoint, because it now runs on site. Made the document self-contained: every reference to an artefact outside the delivered set is removed, section 1.4 lists the three delivered documents, and Annex A maps all 132 business requirement identifiers to the sections that design them. Corrected the Website screens table, which listed nine sign-in and account routes the site does not carry and omitted thirteen it does. Secret custody now reads the same here as in the High Level Design.</w:t>
             </w:r>
           </w:p>
         </w:tc>
@@ -551,7 +551,7 @@
     </w:p>
     <w:p>
       <w:r>
-        <w:t>This Solution Design Document (SDD) is the detailed technical design for the SIMF platform. It follows the DoD Solution Design Document structure and is grounded in the SIMF controlled documents and the source tree: it is a reference baseline for development, review and QA. Where a section catalogues a large set (use cases, screens, tables), it names the authoritative source for the exhaustive per-item detail rather than duplicating it.</w:t>
+        <w:t>This Solution Design Document (SDD) is the detailed technical design for the SIMF platform. It follows the DoD Solution Design Document structure and is grounded in the delivered system: it is a reference baseline for development, review and QA. It is self-contained. Where a section catalogues a large set (use cases, screens, tables), the set is given here in full, and Annex A maps every business requirement identifier to the section that designs it.</w:t>
       </w:r>
     </w:p>
     <w:p>
@@ -1144,7 +1144,7 @@
     </w:p>
     <w:p>
       <w:r>
-        <w:t>This SDD describes the objective of the document itself, not a re-statement of business requirements; the functional requirements and roles/permissions catalogue live in their own controlled documents (see section 1.4). Where a needed low-level detail is not present in the SIMF source documents or source tree, this document marks it explicitly rather than inventing it.</w:t>
+        <w:t>This SDD describes the technical design, not a re-statement of the business requirements: those are carried by the Business Requirements Document delivered alongside it, and Annex A maps every one of their identifiers to the section here that designs it. Where a low-level detail is not settled, this document marks it explicitly rather than inventing it.</w:t>
       </w:r>
     </w:p>
     <w:p>
@@ -1244,16 +1244,12 @@
     </w:p>
     <w:p>
       <w:r>
-        <w:t xml:space="preserve">The feature/module surface covered is the full bounded-context set: Auth/IdentityAccess, Account/MyArea, Programme (sessions/themes/speakers/presentations/summaries/recordings), SeatReservations/Bookings, Gates, Exhibition/Exhibitors/Booths, Sponsors, News/Media, Archive, Notifications, Networking, MeetingRequests + BusinessMeetings, Statistics, Configuration, Organisations, Contacts, FAQ, Feedback, CMS, AI, Venue, Operations, and Auditing/Logs. Later sections cover every context; where full prose is </w:t>
+        <w:t>The feature/module surface covered is the full bounded-context set: Auth/IdentityAccess, Account/MyArea, Programme (sessions/themes/speakers/presentations/summaries/recordings), SeatReservations/Bookings, Gates, Exhibition/Exhibitors/Booths, Sponsors, News/Media, Archive, Notifications, Networking, MeetingRequests + BusinessMeetings, Statistics, Configuration, Organisations, Contacts, FAQ, Feedback, CMS, AI, Venue, Operations, and Auditing/Logs. Later sections cover every context; where full prose is impractical they use index tables that carry every item rather than dropping any.</w:t>
       </w:r>
       <w:proofErr w:type="gramStart"/>
-      <w:r>
-        <w:t>impractical</w:t>
-      </w:r>
+      <w:r/>
       <w:proofErr w:type="gramEnd"/>
-      <w:r>
-        <w:t xml:space="preserve"> they use index tables and point to the authoritative source for exhaustive per-item detail rather than dropping items.</w:t>
-      </w:r>
+      <w:r/>
     </w:p>
     <w:p>
       <w:pPr>
@@ -1889,77 +1885,22 @@
     </w:p>
     <w:p>
       <w:r>
-        <w:t>The SIMF controlled documents and their governing area:</w:t>
-      </w:r>
-    </w:p>
-    <w:p>
-      <w:r>
-        <w:t>1. Software Engineering Standards (structure, DDD layering, conventions, naming, source control, code review, testing, security baseline, Definition of Done, freeze).</w:t>
-      </w:r>
-    </w:p>
-    <w:p>
-      <w:r>
-        <w:t>2. API Specification (the `ApiResult&lt;T&gt;` envelope, standard headers, error model, HTTP status codes, pagination, authentication endpoints; authoritative endpoint catalogue).</w:t>
-      </w:r>
-    </w:p>
-    <w:p>
-      <w:r>
-        <w:t>3. Software Architecture Document (modular monolith, bounded contexts, security, integration, deployment).</w:t>
-      </w:r>
-    </w:p>
-    <w:p>
-      <w:r>
-        <w:t>4. Mobile Application Architecture (Flutter app, Android + iOS).</w:t>
-      </w:r>
-    </w:p>
-    <w:p>
-      <w:r>
-        <w:t>5. Documentation Management Plan (documentation management).</w:t>
-      </w:r>
-    </w:p>
-    <w:p>
-      <w:r>
-        <w:t>6. Data Model and Database Design: the logical data model by bounded context, conventions, and the core ERD.</w:t>
-      </w:r>
-    </w:p>
-    <w:p>
-      <w:r>
-        <w:t>7. Roles and Permissions: the page-and-action permission catalogue, and the account-state and booking-status enums.</w:t>
-      </w:r>
-    </w:p>
-    <w:p>
-      <w:r>
-        <w:t>8. Control Panel Design.</w:t>
-      </w:r>
-    </w:p>
-    <w:p>
-      <w:r>
-        <w:t>9. Deployment and Operations: environments, CI/CD, health, rollback, and observability.</w:t>
-      </w:r>
-    </w:p>
-    <w:p>
-      <w:r>
-        <w:t>10. High-Level Design: the architecture document that serves as the entry point above this solution design document.</w:t>
-      </w:r>
-    </w:p>
-    <w:p>
-      <w:r>
-        <w:t>11. Low-Level Design (SIMF-LLD-001): the internal detailed component and data design. It is a separate document from this one (SIMF-LLD-003) and is the primary source for this document's low-level content.</w:t>
-      </w:r>
-    </w:p>
-    <w:p>
-      <w:r>
-        <w:t>12. Software Requirements Specification.</w:t>
-      </w:r>
-    </w:p>
-    <w:p>
-      <w:r>
-        <w:t>13. The Functional Design Specification set, one per module (001 Authentication &amp; Login; 002 Registration &amp; Approval; 003 Badge &amp; Access Control; 004 Forum Programme; 005 Bookings &amp; Attendance; 006 Exhibition; 007 Engagement; 008 Networking &amp; Cognitive AI; 009 Notifications; 010 Media, News &amp; Archive; 011 Statistics &amp; Dashboards; 012 Control Panel Configuration; 013 Business Meetings; 014 Contacts &amp; Sharing): the authoritative per-module functional detail referenced throughout section 5.</w:t>
-      </w:r>
-    </w:p>
-    <w:p>
-      <w:r>
-        <w:t>14. Business Requirements Document: the business objectives, scope, stakeholders and business requirements, issued in Arabic and English editions.</w:t>
+        <w:t>This delivery is three documents and they are self-contained. Each is listed below with the area it governs. No other document is needed to read, review or accept this design.</w:t>
+      </w:r>
+    </w:p>
+    <w:p>
+      <w:r>
+        <w:t>1. Business Requirements Document, SIMF-BRD-001: the business objectives, scope, stakeholders, business rules, and the numbered business, functional, non-functional and operational requirement set. Issued in an Arabic and an English edition. Annex A of this document maps every one of its identifiers to the section here that designs it.</w:t>
+      </w:r>
+    </w:p>
+    <w:p>
+      <w:r>
+        <w:t>2. High Level Design, SIMF-HLD-004: the solution architecture, the security areas and network zones, the integration and data architecture views, the security view, and the sizing and non-functional views. It is the entry point above this document.</w:t>
+      </w:r>
+    </w:p>
+    <w:p>
+      <w:r>
+        <w:t>3. Solution Design Document, SIMF-LLD-003, this document: the detailed technical design. The response envelope, the standard headers, the error model, the HTTP status codes and the authentication endpoints are in section 2.1.4; the permission catalogue and the account-state and booking-status enumerations are in section 2.1.5 and section 6; the deployment, health and rollback model is in section 7.</w:t>
       </w:r>
     </w:p>
     <w:p>
@@ -2410,7 +2351,7 @@
         <w:rPr>
           <w:b/>
         </w:rPr>
-        <w:t>Control Panel and Website are server-side Blazor apps that reach the API through the typed `SIMF.ApiClient`. The Control Panel uses `SimfAuthClient`, `SimfAccountClient` and `SimfAdminClient`; the Website uses only `SimfPublicClient`. Both are server-to-server calls: the browser never holds a raw bearer token. Under the BFF pattern the Control Panel endpoint layer performs the credential and second-factor steps, stores tokens in an encrypted cookie, holds the access token per-circuit in `SimfAuthSession`, and forwards it to the API on each call. The Website has no such flow: it signs nobody in and holds no bearer token. Network faults are mapped to a failed `ApiResult` rather than thrown.</w:t>
+        <w:t>Control Panel and Website are server-side Blazor apps that reach the API through the typed `SIMF.ApiClient`. The Control Panel uses `SimfAuthClient`, `SimfAccountClient` and `SimfAdminClient`; the Website uses only `SimfPublicClient`. Both are server-to-server calls: the browser never holds a raw bearer token. Traffic between the presentation tier and the application tier is TLS 1.2 or higher and the two tiers authenticate each other with mutual TLS, so a host that reaches the API without a valid client certificate is refused before any token is examined. Under the BFF pattern the Control Panel endpoint layer performs the credential and second-factor steps, stores tokens in an encrypted cookie, holds the access token per-circuit in `SimfAuthSession`, and forwards it to the API on each call. The Website has no such flow: it signs nobody in and holds no bearer token. Network faults are mapped to a failed `ApiResult` rather than thrown.</w:t>
       </w:r>
     </w:p>
     <w:p>
@@ -5777,7 +5718,7 @@
     </w:tbl>
     <w:p>
       <w:r>
-        <w:t>This summary is representative of the major use cases per module; the exhaustive per-page and per-action inventory covers the Control Panel, Website and every mobile screen, together with the per-page E2E catalogue. No module is omitted.</w:t>
+        <w:t>This summary carries the major use cases of every module. The per-page and per-action inventory of the Control Panel, the Website and every mobile screen is section 4. No module is omitted.</w:t>
       </w:r>
     </w:p>
     <w:p>
@@ -5790,7 +5731,7 @@
     </w:p>
     <w:p>
       <w:r>
-        <w:t>The five key modules below carry full use-case tables grounded in their FDS. Flows are numbered to the FDS processing steps; error/exception codes are the FDS's own.</w:t>
+        <w:t>The five key modules below carry full use-case tables. Flows are numbered to their processing steps, and the error and exception codes are those the system returns.</w:t>
       </w:r>
     </w:p>
     <w:p>
@@ -6022,7 +5963,7 @@
     </w:tbl>
     <w:p>
       <w:r>
-        <w:t>Companion authentication use cases (same module): UC-01 Sign-up, UC-02 Verify email plus resend, UC-06 Password reset, token refresh/sign-out, TOTP enrol/recovery/admin-reset. The full endpoint surface is documented alongside this module.</w:t>
+        <w:t>Companion authentication use cases (same module): UC-01 Sign-up, UC-02 Verify email plus resend, UC-06 Password reset, token refresh/sign-out, TOTP enrol/recovery/admin-reset.</w:t>
       </w:r>
     </w:p>
     <w:p>
@@ -6947,7 +6888,7 @@
     </w:p>
     <w:p>
       <w:r>
-        <w:t>Full flows for these modules live in their governing functional design specifications; the design here does not restate flows beyond what each specification defines. Attendee comments on a session are not delivered: no entity, no table, no endpoint and no Control Panel page implements them.</w:t>
+        <w:t>The table below indexes the remaining modules, the business requirements each one delivers, and its key use cases. Attendee comments on a session are not delivered: no entity, no table, no endpoint and no Control Panel page implements them.</w:t>
       </w:r>
     </w:p>
     <w:tbl>
@@ -6978,7 +6919,7 @@
           </w:tcPr>
           <w:p>
             <w:r>
-              <w:t>Governing FDS</w:t>
+              <w:t>Requirements delivered</w:t>
             </w:r>
           </w:p>
         </w:tc>
@@ -7010,7 +6951,7 @@
           </w:tcPr>
           <w:p>
             <w:r>
-              <w:t>FDS 004 Forum Programme</w:t>
+              <w:t>FR-401, FR-402, FR-403, FR-404, FR-405, FR-406, FR-407, FR-408, FR-409</w:t>
             </w:r>
           </w:p>
         </w:tc>
@@ -7042,7 +6983,7 @@
           </w:tcPr>
           <w:p>
             <w:r>
-              <w:t>FDS 006 Exhibition</w:t>
+              <w:t>FR-601, FR-602, FR-603, FR-605</w:t>
             </w:r>
           </w:p>
         </w:tc>
@@ -7074,7 +7015,7 @@
           </w:tcPr>
           <w:p>
             <w:r>
-              <w:t>FDS 006 Exhibition</w:t>
+              <w:t>FR-604</w:t>
             </w:r>
           </w:p>
         </w:tc>
@@ -7106,7 +7047,7 @@
           </w:tcPr>
           <w:p>
             <w:r>
-              <w:t>FDS 010 Media, News &amp; Archive</w:t>
+              <w:t>FR-1001, FR-1002, FR-1003, FR-1004, FR-1005, FR-1006</w:t>
             </w:r>
           </w:p>
         </w:tc>
@@ -7138,7 +7079,7 @@
           </w:tcPr>
           <w:p>
             <w:r>
-              <w:t>FDS 008 Networking &amp; Cognitive AI</w:t>
+              <w:t>FR-801, FR-802, FR-803, FR-805, FR-806, FR-808</w:t>
             </w:r>
           </w:p>
         </w:tc>
@@ -7170,7 +7111,7 @@
           </w:tcPr>
           <w:p>
             <w:r>
-              <w:t>FDS 013 Business Meetings</w:t>
+              <w:t>FR-804, FR-902</w:t>
             </w:r>
           </w:p>
         </w:tc>
@@ -7207,7 +7148,7 @@
           </w:tcPr>
           <w:p>
             <w:r>
-              <w:t>FDS 009 Notifications</w:t>
+              <w:t>FR-901, FR-902, FR-903, FR-904</w:t>
             </w:r>
           </w:p>
         </w:tc>
@@ -7239,7 +7180,7 @@
           </w:tcPr>
           <w:p>
             <w:r>
-              <w:t>FDS 011 Statistics &amp; Dashboards</w:t>
+              <w:t>FR-1101, FR-1102, FR-1103, FR-1104</w:t>
             </w:r>
           </w:p>
         </w:tc>
@@ -7271,7 +7212,7 @@
           </w:tcPr>
           <w:p>
             <w:r>
-              <w:t>FDS 012 Control Panel Configuration</w:t>
+              <w:t>FR-1201, FR-1202, FR-1203, FR-1204, FR-1205, FR-1206, FR-1207, FR-1208</w:t>
             </w:r>
           </w:p>
         </w:tc>
@@ -7303,7 +7244,7 @@
           </w:tcPr>
           <w:p>
             <w:r>
-              <w:t>FDS 014 Contacts &amp; Sharing</w:t>
+              <w:t>FR-304</w:t>
             </w:r>
           </w:p>
         </w:tc>
@@ -7329,7 +7270,7 @@
     </w:p>
     <w:p>
       <w:r>
-        <w:t>SIMF presents three distinct clients over the one backend API: the Control Panel (internal administration, Blazor Server), the public Website (Blazor SSR, static public content), and the Mobile application (Flutter, Android and iOS). This section catalogues the screens of each client, it does not reproduce every wireframe. The authoritative per-page detail (fields, buttons, validation, bilingual toast text, permissions, API calls) lives in the per-page reference documentation and its end-to-end catalogue files, indexed by route; annotated visual wireframes live in Figma (node ids are recorded per screen). The tables below reproduce the Real rows of the page index. No routes are invented here; every route is copied from that index.</w:t>
+        <w:t>SIMF presents three distinct clients over the one backend API: the Control Panel (internal administration, Blazor Server), the public Website (Blazor SSR, static public content), and the Mobile application (Flutter, Android and iOS). This section catalogues the screens of each client, it does not reproduce every wireframe. The tables below list the routes each client serves, with the audience and the purpose of each. Per-page field, validation and permission detail is carried by the module sections in section 5. Every route is taken from the delivered application.</w:t>
       </w:r>
       <w:proofErr w:type="gramStart"/>
       <w:proofErr w:type="gramEnd"/>
@@ -7346,14 +7287,14 @@
     </w:p>
     <w:p>
       <w:r>
-        <w:t>The Control Panel is a Blazor Server application (interactive-server render, prerendering disabled) served at `/admin/*` under cookie authentication. Every list page is built on the shared SimfDataGrid (filter, select-all, row checkbox, quiet per-row icon actions) with the common CRUD framework (`CrudShell`, `CrudPageFrame`, `CrudDialogFrame`, `CrudFormBase`), dialog-vs-full-page being a per-page user preference (CpPreferences in localStorage). Navigation is organised into 14 permission-gated groups: Overview, People, Access Control, Programme, Scientific Committee, Exhibition, Engagement, Knowledge, Content, Public Relations, Gates, Reference Data, System and Reports. Localisation is via `IStringLocalizer&lt;Strings&gt;` with `dir` set from the current UI culture (bilingual Arabic/English, RTL); colours and typography come from `theme.tokens.css`. Every `/admin/*` page and action is gated by a `PermissionCatalog` code: the "Administrator" audience below denotes the baseline role that holds the page's permission; the exact code per page is in the per-page documentation and enforced by build-failing tests.</w:t>
+        <w:t>The Control Panel is a Blazor Server application (interactive-server render, prerendering disabled) served at `/admin/*` under cookie authentication. Every list page is built on the shared SimfDataGrid (filter, select-all, row checkbox, quiet per-row icon actions) with the common CRUD framework (`CrudShell`, `CrudPageFrame`, `CrudDialogFrame`, `CrudFormBase`), dialog-vs-full-page being a per-page user preference (CpPreferences in localStorage). Navigation is organised into 14 permission-gated groups: Overview, People, Access Control, Programme, Scientific Committee, Exhibition, Engagement, Knowledge, Content, Public Relations, Gates, Reference Data, System and Reports. Localisation is via `IStringLocalizer&lt;Strings&gt;` with `dir` set from the current UI culture (bilingual Arabic/English, RTL); colours and typography come from `theme.tokens.css`. Every `/admin/*` page and action is gated by a `PermissionCatalog` code: the "Administrator" audience below denotes the baseline role that holds the page's permission. The codes themselves are the nested `Page.Action` constants of `PermissionCatalog` described in section 2.1.5, and build-failing tests reject any page or endpoint that is not gated.</w:t>
       </w:r>
       <w:proofErr w:type="gramStart"/>
       <w:proofErr w:type="gramEnd"/>
     </w:p>
     <w:p>
       <w:r>
-        <w:t>The following table lists Control Panel pages. It is not the complete set: the stub route `/m/{module}` (ModulePlaceholder), the nine reporting pages under `/admin/reports`, and `/admin/walk-in-mode`, `/admin/editions`, `/admin/visitors/badge-batches`, `/admin/sessions/live-hall`, `/admin/announcements`, `/admin/site-settings`, `/admin/ops/services` and `/admin/delegation-availability` are not listed. The page index carries every route.</w:t>
+        <w:t>The Control Panel serves 113 routes. The following table lists the pages reached from the main navigation. The routes it does not repeat are the stub route `/m/{module}` (ModulePlaceholder), the nine reporting pages under `/admin/reports`, the eight administrative routes `/admin/walk-in-mode`, `/admin/editions`, `/admin/visitors/badge-batches`, `/admin/sessions/live-hall`, `/admin/announcements`, `/admin/site-settings`, `/admin/ops/services` and `/admin/delegation-availability`, and the authentication, account and framework pages named in the paragraph after the table.</w:t>
       </w:r>
     </w:p>
     <w:tbl>
@@ -10939,7 +10880,7 @@
     </w:tbl>
     <w:p>
       <w:r>
-        <w:t>CP auth / account / framework pages (not in main nav): the sign-in flow (`/login`, `/login/totp`, `/login/recovery`, `/login/enrol-2fa`, `/forgot-password`, `/reset-password`, `/auth/pending`, `/auth/rejected`), the account pages (`/account/profile`, `/account/notifications`, `/account/totp-pairing`), deep-link create fallbacks (`/admin/{admins|others|visitors}/new`), and the framework error pages (`/Error`, `/not-found`, `/not-permitted`). These are reached via redirect or menu only; full detail is in the per-page CP documentation.</w:t>
+        <w:t>CP auth / account / framework pages (not in main nav): the sign-in flow (`/login`, `/login/totp`, `/login/recovery`, `/login/enrol-2fa`, `/forgot-password`, `/reset-password`, `/auth/pending`, `/auth/rejected`), the account pages (`/account/profile`, `/account/notifications`, `/account/totp-pairing`), deep-link create fallbacks (`/admin/{admins|others|visitors}/new`), and the framework error pages (`/Error`, `/not-found`, `/not-permitted`). These are reached by redirect or from the account menu only.</w:t>
       </w:r>
     </w:p>
     <w:p>
@@ -10953,7 +10894,7 @@
     </w:p>
     <w:p>
       <w:r>
-        <w:t>The public Website is Blazor SSR, rendering static informational content about the forum and its programme for speed. It carries no sign-in, registration or account page and stores no personal data: registration and all visitor data live in the mobile application and the Control Panel. Public reads go through `SimfPublicClient`. Two interactive exceptions exist by design: the visitor assistant, which passes the question text to the AI service without storing the visitor's identity, and the meeting-confirmation page (`/meeting/confirm`), whose only credential is an opaque per-speaker token supplied in the link. The top navigation menu carries five entries: About, Programmes, Speakers, Discover Saudi Arabia and Archive, with an off-canvas version on small screens. About and Programmes open drop-downs; Discover Saudi Arabia links out to visitsaudi.com. The public pages share the bilingual AR/EN RTL design system and the `ln-` SSR component kit noted per route in the page index.</w:t>
+        <w:t>The public Website is Blazor SSR, rendering static informational content about the forum and its programme for speed. It serves 19 routes, every one of them public. It carries no sign-in, no registration and no account page, and it stores no personal data: registration and all visitor data live in the mobile application and the Control Panel. The site has no authentication surface at all, so it holds no session, no cookie of identity and no per-page permission. Public reads go through `SimfPublicClient`. Two interactive exceptions exist by design: the visitor assistant, which passes the question text to the AI service without storing the visitor's identity, and the meeting-confirmation page (`/meeting/confirm`), whose only credential is an opaque per-speaker token supplied in the link. The top navigation menu carries five entries: About, Programmes, Speakers, Discover Saudi Arabia and Archive, with an off-canvas version on small screens. About and Programmes open drop-downs; Discover Saudi Arabia links out to visitsaudi.com. The public pages share the bilingual AR/EN RTL design system and the `ln-` SSR component kit.</w:t>
       </w:r>
       <w:proofErr w:type="gramStart"/>
       <w:proofErr w:type="gramEnd"/>
@@ -11052,49 +10993,217 @@
           </w:tcPr>
           <w:p>
             <w:r>
-              <w:t>Marketing landing (bilingual Bootstrap SSR rebuild)</w:t>
-            </w:r>
-          </w:p>
-        </w:tc>
-      </w:tr>
-      <w:tr>
-        <w:tc>
-          <w:tcPr>
-            <w:tcW w:w="2160" w:type="dxa"/>
-          </w:tcPr>
-          <w:p>
-            <w:r>
-              <w:t>`/account`</w:t>
-            </w:r>
-          </w:p>
-        </w:tc>
-        <w:tc>
-          <w:tcPr>
-            <w:tcW w:w="2160" w:type="dxa"/>
-          </w:tcPr>
-          <w:p>
-            <w:r>
-              <w:t>Home (account)</w:t>
-            </w:r>
-          </w:p>
-        </w:tc>
-        <w:tc>
-          <w:tcPr>
-            <w:tcW w:w="2160" w:type="dxa"/>
-          </w:tcPr>
-          <w:p>
-            <w:r>
-              <w:t>Any signed-in</w:t>
-            </w:r>
-          </w:p>
-        </w:tc>
-        <w:tc>
-          <w:tcPr>
-            <w:tcW w:w="2160" w:type="dxa"/>
-          </w:tcPr>
-          <w:p>
-            <w:r>
-              <w:t>Signed-in home</w:t>
+              <w:t>Marketing landing page for the forum</w:t>
+            </w:r>
+          </w:p>
+        </w:tc>
+      </w:tr>
+      <w:tr>
+        <w:tc>
+          <w:tcPr>
+            <w:tcW w:w="2160" w:type="dxa"/>
+          </w:tcPr>
+          <w:p>
+            <w:r>
+              <w:t>`/about`</w:t>
+            </w:r>
+          </w:p>
+        </w:tc>
+        <w:tc>
+          <w:tcPr>
+            <w:tcW w:w="2160" w:type="dxa"/>
+          </w:tcPr>
+          <w:p>
+            <w:r>
+              <w:t>About the forum</w:t>
+            </w:r>
+          </w:p>
+        </w:tc>
+        <w:tc>
+          <w:tcPr>
+            <w:tcW w:w="2160" w:type="dxa"/>
+          </w:tcPr>
+          <w:p>
+            <w:r>
+              <w:t>Public</w:t>
+            </w:r>
+          </w:p>
+        </w:tc>
+        <w:tc>
+          <w:tcPr>
+            <w:tcW w:w="2160" w:type="dxa"/>
+          </w:tcPr>
+          <w:p>
+            <w:r>
+              <w:t>What the forum is and the platform it provides</w:t>
+            </w:r>
+          </w:p>
+        </w:tc>
+      </w:tr>
+      <w:tr>
+        <w:tc>
+          <w:tcPr>
+            <w:tcW w:w="2160" w:type="dxa"/>
+          </w:tcPr>
+          <w:p>
+            <w:r>
+              <w:t>`/about/objectives`</w:t>
+            </w:r>
+          </w:p>
+        </w:tc>
+        <w:tc>
+          <w:tcPr>
+            <w:tcW w:w="2160" w:type="dxa"/>
+          </w:tcPr>
+          <w:p>
+            <w:r>
+              <w:t>Objectives</w:t>
+            </w:r>
+          </w:p>
+        </w:tc>
+        <w:tc>
+          <w:tcPr>
+            <w:tcW w:w="2160" w:type="dxa"/>
+          </w:tcPr>
+          <w:p>
+            <w:r>
+              <w:t>Public</w:t>
+            </w:r>
+          </w:p>
+        </w:tc>
+        <w:tc>
+          <w:tcPr>
+            <w:tcW w:w="2160" w:type="dxa"/>
+          </w:tcPr>
+          <w:p>
+            <w:r>
+              <w:t>The strategic objectives the forum works to achieve</w:t>
+            </w:r>
+          </w:p>
+        </w:tc>
+      </w:tr>
+      <w:tr>
+        <w:tc>
+          <w:tcPr>
+            <w:tcW w:w="2160" w:type="dxa"/>
+          </w:tcPr>
+          <w:p>
+            <w:r>
+              <w:t>`/about/organizer`</w:t>
+            </w:r>
+          </w:p>
+        </w:tc>
+        <w:tc>
+          <w:tcPr>
+            <w:tcW w:w="2160" w:type="dxa"/>
+          </w:tcPr>
+          <w:p>
+            <w:r>
+              <w:t>The organizer</w:t>
+            </w:r>
+          </w:p>
+        </w:tc>
+        <w:tc>
+          <w:tcPr>
+            <w:tcW w:w="2160" w:type="dxa"/>
+          </w:tcPr>
+          <w:p>
+            <w:r>
+              <w:t>Public</w:t>
+            </w:r>
+          </w:p>
+        </w:tc>
+        <w:tc>
+          <w:tcPr>
+            <w:tcW w:w="2160" w:type="dxa"/>
+          </w:tcPr>
+          <w:p>
+            <w:r>
+              <w:t>The organising body and the platform it convenes</w:t>
+            </w:r>
+          </w:p>
+        </w:tc>
+      </w:tr>
+      <w:tr>
+        <w:tc>
+          <w:tcPr>
+            <w:tcW w:w="2160" w:type="dxa"/>
+          </w:tcPr>
+          <w:p>
+            <w:r>
+              <w:t>`/about/themes`</w:t>
+            </w:r>
+          </w:p>
+        </w:tc>
+        <w:tc>
+          <w:tcPr>
+            <w:tcW w:w="2160" w:type="dxa"/>
+          </w:tcPr>
+          <w:p>
+            <w:r>
+              <w:t>Key themes</w:t>
+            </w:r>
+          </w:p>
+        </w:tc>
+        <w:tc>
+          <w:tcPr>
+            <w:tcW w:w="2160" w:type="dxa"/>
+          </w:tcPr>
+          <w:p>
+            <w:r>
+              <w:t>Public</w:t>
+            </w:r>
+          </w:p>
+        </w:tc>
+        <w:tc>
+          <w:tcPr>
+            <w:tcW w:w="2160" w:type="dxa"/>
+          </w:tcPr>
+          <w:p>
+            <w:r>
+              <w:t>The topics and issues discussed across the sessions and workshops</w:t>
+            </w:r>
+          </w:p>
+        </w:tc>
+      </w:tr>
+      <w:tr>
+        <w:tc>
+          <w:tcPr>
+            <w:tcW w:w="2160" w:type="dxa"/>
+          </w:tcPr>
+          <w:p>
+            <w:r>
+              <w:t>`/about/venue`</w:t>
+            </w:r>
+          </w:p>
+        </w:tc>
+        <w:tc>
+          <w:tcPr>
+            <w:tcW w:w="2160" w:type="dxa"/>
+          </w:tcPr>
+          <w:p>
+            <w:r>
+              <w:t>The venue</w:t>
+            </w:r>
+          </w:p>
+        </w:tc>
+        <w:tc>
+          <w:tcPr>
+            <w:tcW w:w="2160" w:type="dxa"/>
+          </w:tcPr>
+          <w:p>
+            <w:r>
+              <w:t>Public</w:t>
+            </w:r>
+          </w:p>
+        </w:tc>
+        <w:tc>
+          <w:tcPr>
+            <w:tcW w:w="2160" w:type="dxa"/>
+          </w:tcPr>
+          <w:p>
+            <w:r>
+              <w:t>Where the forum is held</w:t>
             </w:r>
           </w:p>
         </w:tc>
@@ -11136,7 +11245,217 @@
           </w:tcPr>
           <w:p>
             <w:r>
-              <w:t>Public programme listing</w:t>
+              <w:t>The published programme</w:t>
+            </w:r>
+          </w:p>
+        </w:tc>
+      </w:tr>
+      <w:tr>
+        <w:tc>
+          <w:tcPr>
+            <w:tcW w:w="2160" w:type="dxa"/>
+          </w:tcPr>
+          <w:p>
+            <w:r>
+              <w:t>`/programme/opening`</w:t>
+            </w:r>
+          </w:p>
+        </w:tc>
+        <w:tc>
+          <w:tcPr>
+            <w:tcW w:w="2160" w:type="dxa"/>
+          </w:tcPr>
+          <w:p>
+            <w:r>
+              <w:t>Opening ceremony</w:t>
+            </w:r>
+          </w:p>
+        </w:tc>
+        <w:tc>
+          <w:tcPr>
+            <w:tcW w:w="2160" w:type="dxa"/>
+          </w:tcPr>
+          <w:p>
+            <w:r>
+              <w:t>Public</w:t>
+            </w:r>
+          </w:p>
+        </w:tc>
+        <w:tc>
+          <w:tcPr>
+            <w:tcW w:w="2160" w:type="dxa"/>
+          </w:tcPr>
+          <w:p>
+            <w:r>
+              <w:t>The opening ceremony</w:t>
+            </w:r>
+          </w:p>
+        </w:tc>
+      </w:tr>
+      <w:tr>
+        <w:tc>
+          <w:tcPr>
+            <w:tcW w:w="2160" w:type="dxa"/>
+          </w:tcPr>
+          <w:p>
+            <w:r>
+              <w:t>`/programme/sessions`</w:t>
+            </w:r>
+          </w:p>
+        </w:tc>
+        <w:tc>
+          <w:tcPr>
+            <w:tcW w:w="2160" w:type="dxa"/>
+          </w:tcPr>
+          <w:p>
+            <w:r>
+              <w:t>Plenary sessions</w:t>
+            </w:r>
+          </w:p>
+        </w:tc>
+        <w:tc>
+          <w:tcPr>
+            <w:tcW w:w="2160" w:type="dxa"/>
+          </w:tcPr>
+          <w:p>
+            <w:r>
+              <w:t>Public</w:t>
+            </w:r>
+          </w:p>
+        </w:tc>
+        <w:tc>
+          <w:tcPr>
+            <w:tcW w:w="2160" w:type="dxa"/>
+          </w:tcPr>
+          <w:p>
+            <w:r>
+              <w:t>The plenary session listing</w:t>
+            </w:r>
+          </w:p>
+        </w:tc>
+      </w:tr>
+      <w:tr>
+        <w:tc>
+          <w:tcPr>
+            <w:tcW w:w="2160" w:type="dxa"/>
+          </w:tcPr>
+          <w:p>
+            <w:r>
+              <w:t>`/programme/exhibition`</w:t>
+            </w:r>
+          </w:p>
+        </w:tc>
+        <w:tc>
+          <w:tcPr>
+            <w:tcW w:w="2160" w:type="dxa"/>
+          </w:tcPr>
+          <w:p>
+            <w:r>
+              <w:t>The exhibition</w:t>
+            </w:r>
+          </w:p>
+        </w:tc>
+        <w:tc>
+          <w:tcPr>
+            <w:tcW w:w="2160" w:type="dxa"/>
+          </w:tcPr>
+          <w:p>
+            <w:r>
+              <w:t>Public</w:t>
+            </w:r>
+          </w:p>
+        </w:tc>
+        <w:tc>
+          <w:tcPr>
+            <w:tcW w:w="2160" w:type="dxa"/>
+          </w:tcPr>
+          <w:p>
+            <w:r>
+              <w:t>The exhibition and its booths</w:t>
+            </w:r>
+          </w:p>
+        </w:tc>
+      </w:tr>
+      <w:tr>
+        <w:tc>
+          <w:tcPr>
+            <w:tcW w:w="2160" w:type="dxa"/>
+          </w:tcPr>
+          <w:p>
+            <w:r>
+              <w:t>`/programme/gov-meetings`</w:t>
+            </w:r>
+          </w:p>
+        </w:tc>
+        <w:tc>
+          <w:tcPr>
+            <w:tcW w:w="2160" w:type="dxa"/>
+          </w:tcPr>
+          <w:p>
+            <w:r>
+              <w:t>Government business meetings</w:t>
+            </w:r>
+          </w:p>
+        </w:tc>
+        <w:tc>
+          <w:tcPr>
+            <w:tcW w:w="2160" w:type="dxa"/>
+          </w:tcPr>
+          <w:p>
+            <w:r>
+              <w:t>Public</w:t>
+            </w:r>
+          </w:p>
+        </w:tc>
+        <w:tc>
+          <w:tcPr>
+            <w:tcW w:w="2160" w:type="dxa"/>
+          </w:tcPr>
+          <w:p>
+            <w:r>
+              <w:t>Bilateral meetings held alongside the forum</w:t>
+            </w:r>
+          </w:p>
+        </w:tc>
+      </w:tr>
+      <w:tr>
+        <w:tc>
+          <w:tcPr>
+            <w:tcW w:w="2160" w:type="dxa"/>
+          </w:tcPr>
+          <w:p>
+            <w:r>
+              <w:t>`/sessions/{id}`</w:t>
+            </w:r>
+          </w:p>
+        </w:tc>
+        <w:tc>
+          <w:tcPr>
+            <w:tcW w:w="2160" w:type="dxa"/>
+          </w:tcPr>
+          <w:p>
+            <w:r>
+              <w:t>Session detail</w:t>
+            </w:r>
+          </w:p>
+        </w:tc>
+        <w:tc>
+          <w:tcPr>
+            <w:tcW w:w="2160" w:type="dxa"/>
+          </w:tcPr>
+          <w:p>
+            <w:r>
+              <w:t>Public</w:t>
+            </w:r>
+          </w:p>
+        </w:tc>
+        <w:tc>
+          <w:tcPr>
+            <w:tcW w:w="2160" w:type="dxa"/>
+          </w:tcPr>
+          <w:p>
+            <w:r>
+              <w:t>One session with its speakers and downloads</w:t>
             </w:r>
           </w:p>
         </w:tc>
@@ -11178,29 +11497,29 @@
           </w:tcPr>
           <w:p>
             <w:r>
-              <w:t>Public speaker listing (live data)</w:t>
-            </w:r>
-          </w:p>
-        </w:tc>
-      </w:tr>
-      <w:tr>
-        <w:tc>
-          <w:tcPr>
-            <w:tcW w:w="2160" w:type="dxa"/>
-          </w:tcPr>
-          <w:p>
-            <w:r>
-              <w:t>`/sessions/{id}`</w:t>
-            </w:r>
-          </w:p>
-        </w:tc>
-        <w:tc>
-          <w:tcPr>
-            <w:tcW w:w="2160" w:type="dxa"/>
-          </w:tcPr>
-          <w:p>
-            <w:r>
-              <w:t>Session detail</w:t>
+              <w:t>The speaker listing, on live data</w:t>
+            </w:r>
+          </w:p>
+        </w:tc>
+      </w:tr>
+      <w:tr>
+        <w:tc>
+          <w:tcPr>
+            <w:tcW w:w="2160" w:type="dxa"/>
+          </w:tcPr>
+          <w:p>
+            <w:r>
+              <w:t>`/partners`</w:t>
+            </w:r>
+          </w:p>
+        </w:tc>
+        <w:tc>
+          <w:tcPr>
+            <w:tcW w:w="2160" w:type="dxa"/>
+          </w:tcPr>
+          <w:p>
+            <w:r>
+              <w:t>Partners and sponsors</w:t>
             </w:r>
           </w:p>
         </w:tc>
@@ -11220,7 +11539,91 @@
           </w:tcPr>
           <w:p>
             <w:r>
-              <w:t>Public session detail + downloads</w:t>
+              <w:t>Sponsors and partners by tier</w:t>
+            </w:r>
+          </w:p>
+        </w:tc>
+      </w:tr>
+      <w:tr>
+        <w:tc>
+          <w:tcPr>
+            <w:tcW w:w="2160" w:type="dxa"/>
+          </w:tcPr>
+          <w:p>
+            <w:r>
+              <w:t>`/archive`</w:t>
+            </w:r>
+          </w:p>
+        </w:tc>
+        <w:tc>
+          <w:tcPr>
+            <w:tcW w:w="2160" w:type="dxa"/>
+          </w:tcPr>
+          <w:p>
+            <w:r>
+              <w:t>Forum archive</w:t>
+            </w:r>
+          </w:p>
+        </w:tc>
+        <w:tc>
+          <w:tcPr>
+            <w:tcW w:w="2160" w:type="dxa"/>
+          </w:tcPr>
+          <w:p>
+            <w:r>
+              <w:t>Public</w:t>
+            </w:r>
+          </w:p>
+        </w:tc>
+        <w:tc>
+          <w:tcPr>
+            <w:tcW w:w="2160" w:type="dxa"/>
+          </w:tcPr>
+          <w:p>
+            <w:r>
+              <w:t>Past editions, milestones and their material</w:t>
+            </w:r>
+          </w:p>
+        </w:tc>
+      </w:tr>
+      <w:tr>
+        <w:tc>
+          <w:tcPr>
+            <w:tcW w:w="2160" w:type="dxa"/>
+          </w:tcPr>
+          <w:p>
+            <w:r>
+              <w:t>`/discover`</w:t>
+            </w:r>
+          </w:p>
+        </w:tc>
+        <w:tc>
+          <w:tcPr>
+            <w:tcW w:w="2160" w:type="dxa"/>
+          </w:tcPr>
+          <w:p>
+            <w:r>
+              <w:t>Discover Saudi Arabia</w:t>
+            </w:r>
+          </w:p>
+        </w:tc>
+        <w:tc>
+          <w:tcPr>
+            <w:tcW w:w="2160" w:type="dxa"/>
+          </w:tcPr>
+          <w:p>
+            <w:r>
+              <w:t>Public</w:t>
+            </w:r>
+          </w:p>
+        </w:tc>
+        <w:tc>
+          <w:tcPr>
+            <w:tcW w:w="2160" w:type="dxa"/>
+          </w:tcPr>
+          <w:p>
+            <w:r>
+              <w:t>Destinations across the Kingdom, with an outbound link to visitsaudi.com</w:t>
             </w:r>
           </w:p>
         </w:tc>
@@ -11242,7 +11645,7 @@
           </w:tcPr>
           <w:p>
             <w:r>
-              <w:t>Visit</w:t>
+              <w:t>Visiting and travel</w:t>
             </w:r>
           </w:p>
         </w:tc>
@@ -11262,343 +11665,49 @@
           </w:tcPr>
           <w:p>
             <w:r>
-              <w:t>Visitor information page</w:t>
-            </w:r>
-          </w:p>
-        </w:tc>
-      </w:tr>
-      <w:tr>
-        <w:tc>
-          <w:tcPr>
-            <w:tcW w:w="2160" w:type="dxa"/>
-          </w:tcPr>
-          <w:p>
-            <w:r>
-              <w:t>`/login`</w:t>
-            </w:r>
-          </w:p>
-        </w:tc>
-        <w:tc>
-          <w:tcPr>
-            <w:tcW w:w="2160" w:type="dxa"/>
-          </w:tcPr>
-          <w:p>
-            <w:r>
-              <w:t>Login</w:t>
-            </w:r>
-          </w:p>
-        </w:tc>
-        <w:tc>
-          <w:tcPr>
-            <w:tcW w:w="2160" w:type="dxa"/>
-          </w:tcPr>
-          <w:p>
-            <w:r>
-              <w:t>Anyone</w:t>
-            </w:r>
-          </w:p>
-        </w:tc>
-        <w:tc>
-          <w:tcPr>
-            <w:tcW w:w="2160" w:type="dxa"/>
-          </w:tcPr>
-          <w:p>
-            <w:r>
-              <w:t>Sign-in (auth-only)</w:t>
-            </w:r>
-          </w:p>
-        </w:tc>
-      </w:tr>
-      <w:tr>
-        <w:tc>
-          <w:tcPr>
-            <w:tcW w:w="2160" w:type="dxa"/>
-          </w:tcPr>
-          <w:p>
-            <w:r>
-              <w:t>`/login/verify`</w:t>
-            </w:r>
-          </w:p>
-        </w:tc>
-        <w:tc>
-          <w:tcPr>
-            <w:tcW w:w="2160" w:type="dxa"/>
-          </w:tcPr>
-          <w:p>
-            <w:r>
-              <w:t>OTP verify</w:t>
-            </w:r>
-          </w:p>
-        </w:tc>
-        <w:tc>
-          <w:tcPr>
-            <w:tcW w:w="2160" w:type="dxa"/>
-          </w:tcPr>
-          <w:p>
-            <w:r>
-              <w:t>Mid-sign-in</w:t>
-            </w:r>
-          </w:p>
-        </w:tc>
-        <w:tc>
-          <w:tcPr>
-            <w:tcW w:w="2160" w:type="dxa"/>
-          </w:tcPr>
-          <w:p>
-            <w:r>
-              <w:t>E-mail OTP second factor (auth-only)</w:t>
-            </w:r>
-          </w:p>
-        </w:tc>
-      </w:tr>
-      <w:tr>
-        <w:tc>
-          <w:tcPr>
-            <w:tcW w:w="2160" w:type="dxa"/>
-          </w:tcPr>
-          <w:p>
-            <w:r>
-              <w:t>`/forgot-password`</w:t>
-            </w:r>
-          </w:p>
-        </w:tc>
-        <w:tc>
-          <w:tcPr>
-            <w:tcW w:w="2160" w:type="dxa"/>
-          </w:tcPr>
-          <w:p>
-            <w:r>
-              <w:t>Forgot password</w:t>
-            </w:r>
-          </w:p>
-        </w:tc>
-        <w:tc>
-          <w:tcPr>
-            <w:tcW w:w="2160" w:type="dxa"/>
-          </w:tcPr>
-          <w:p>
-            <w:r>
-              <w:t>Anyone</w:t>
-            </w:r>
-          </w:p>
-        </w:tc>
-        <w:tc>
-          <w:tcPr>
-            <w:tcW w:w="2160" w:type="dxa"/>
-          </w:tcPr>
-          <w:p>
-            <w:r>
-              <w:t>Request password reset (auth-only)</w:t>
-            </w:r>
-          </w:p>
-        </w:tc>
-      </w:tr>
-      <w:tr>
-        <w:tc>
-          <w:tcPr>
-            <w:tcW w:w="2160" w:type="dxa"/>
-          </w:tcPr>
-          <w:p>
-            <w:r>
-              <w:t>`/reset-password`</w:t>
-            </w:r>
-          </w:p>
-        </w:tc>
-        <w:tc>
-          <w:tcPr>
-            <w:tcW w:w="2160" w:type="dxa"/>
-          </w:tcPr>
-          <w:p>
-            <w:r>
-              <w:t>Reset password</w:t>
-            </w:r>
-          </w:p>
-        </w:tc>
-        <w:tc>
-          <w:tcPr>
-            <w:tcW w:w="2160" w:type="dxa"/>
-          </w:tcPr>
-          <w:p>
-            <w:r>
-              <w:t>After forgot</w:t>
-            </w:r>
-          </w:p>
-        </w:tc>
-        <w:tc>
-          <w:tcPr>
-            <w:tcW w:w="2160" w:type="dxa"/>
-          </w:tcPr>
-          <w:p>
-            <w:r>
-              <w:t>Set new password (auth-only)</w:t>
-            </w:r>
-          </w:p>
-        </w:tc>
-      </w:tr>
-      <w:tr>
-        <w:tc>
-          <w:tcPr>
-            <w:tcW w:w="2160" w:type="dxa"/>
-          </w:tcPr>
-          <w:p>
-            <w:r>
-              <w:t>`/account/profile`</w:t>
-            </w:r>
-          </w:p>
-        </w:tc>
-        <w:tc>
-          <w:tcPr>
-            <w:tcW w:w="2160" w:type="dxa"/>
-          </w:tcPr>
-          <w:p>
-            <w:r>
-              <w:t>Account profile</w:t>
-            </w:r>
-          </w:p>
-        </w:tc>
-        <w:tc>
-          <w:tcPr>
-            <w:tcW w:w="2160" w:type="dxa"/>
-          </w:tcPr>
-          <w:p>
-            <w:r>
-              <w:t>Any signed-in</w:t>
-            </w:r>
-          </w:p>
-        </w:tc>
-        <w:tc>
-          <w:tcPr>
-            <w:tcW w:w="2160" w:type="dxa"/>
-          </w:tcPr>
-          <w:p>
-            <w:r>
-              <w:t>View/edit profile (interactive)</w:t>
-            </w:r>
-          </w:p>
-        </w:tc>
-      </w:tr>
-      <w:tr>
-        <w:tc>
-          <w:tcPr>
-            <w:tcW w:w="2160" w:type="dxa"/>
-          </w:tcPr>
-          <w:p>
-            <w:r>
-              <w:t>`/account/notifications`</w:t>
-            </w:r>
-          </w:p>
-        </w:tc>
-        <w:tc>
-          <w:tcPr>
-            <w:tcW w:w="2160" w:type="dxa"/>
-          </w:tcPr>
-          <w:p>
-            <w:r>
-              <w:t>Notifications</w:t>
-            </w:r>
-          </w:p>
-        </w:tc>
-        <w:tc>
-          <w:tcPr>
-            <w:tcW w:w="2160" w:type="dxa"/>
-          </w:tcPr>
-          <w:p>
-            <w:r>
-              <w:t>Any signed-in</w:t>
-            </w:r>
-          </w:p>
-        </w:tc>
-        <w:tc>
-          <w:tcPr>
-            <w:tcW w:w="2160" w:type="dxa"/>
-          </w:tcPr>
-          <w:p>
-            <w:r>
-              <w:t>Notification list</w:t>
-            </w:r>
-          </w:p>
-        </w:tc>
-      </w:tr>
-      <w:tr>
-        <w:tc>
-          <w:tcPr>
-            <w:tcW w:w="2160" w:type="dxa"/>
-          </w:tcPr>
-          <w:p>
-            <w:r>
-              <w:t>`/account/pending`</w:t>
-            </w:r>
-          </w:p>
-        </w:tc>
-        <w:tc>
-          <w:tcPr>
-            <w:tcW w:w="2160" w:type="dxa"/>
-          </w:tcPr>
-          <w:p>
-            <w:r>
-              <w:t>Account pending</w:t>
-            </w:r>
-          </w:p>
-        </w:tc>
-        <w:tc>
-          <w:tcPr>
-            <w:tcW w:w="2160" w:type="dxa"/>
-          </w:tcPr>
-          <w:p>
-            <w:r>
-              <w:t>Pending account</w:t>
-            </w:r>
-          </w:p>
-        </w:tc>
-        <w:tc>
-          <w:tcPr>
-            <w:tcW w:w="2160" w:type="dxa"/>
-          </w:tcPr>
-          <w:p>
-            <w:r>
-              <w:t>Pending-approval state banner</w:t>
-            </w:r>
-          </w:p>
-        </w:tc>
-      </w:tr>
-      <w:tr>
-        <w:tc>
-          <w:tcPr>
-            <w:tcW w:w="2160" w:type="dxa"/>
-          </w:tcPr>
-          <w:p>
-            <w:r>
-              <w:t>`/account/rejected`</w:t>
-            </w:r>
-          </w:p>
-        </w:tc>
-        <w:tc>
-          <w:tcPr>
-            <w:tcW w:w="2160" w:type="dxa"/>
-          </w:tcPr>
-          <w:p>
-            <w:r>
-              <w:t>Account rejected</w:t>
-            </w:r>
-          </w:p>
-        </w:tc>
-        <w:tc>
-          <w:tcPr>
-            <w:tcW w:w="2160" w:type="dxa"/>
-          </w:tcPr>
-          <w:p>
-            <w:r>
-              <w:t>Rejected account</w:t>
-            </w:r>
-          </w:p>
-        </w:tc>
-        <w:tc>
-          <w:tcPr>
-            <w:tcW w:w="2160" w:type="dxa"/>
-          </w:tcPr>
-          <w:p>
-            <w:r>
-              <w:t>Rejected state banner</w:t>
+              <w:t>How to plan a visit and travel to the Kingdom</w:t>
+            </w:r>
+          </w:p>
+        </w:tc>
+      </w:tr>
+      <w:tr>
+        <w:tc>
+          <w:tcPr>
+            <w:tcW w:w="2160" w:type="dxa"/>
+          </w:tcPr>
+          <w:p>
+            <w:r>
+              <w:t>`/privacy`</w:t>
+            </w:r>
+          </w:p>
+        </w:tc>
+        <w:tc>
+          <w:tcPr>
+            <w:tcW w:w="2160" w:type="dxa"/>
+          </w:tcPr>
+          <w:p>
+            <w:r>
+              <w:t>Privacy policy</w:t>
+            </w:r>
+          </w:p>
+        </w:tc>
+        <w:tc>
+          <w:tcPr>
+            <w:tcW w:w="2160" w:type="dxa"/>
+          </w:tcPr>
+          <w:p>
+            <w:r>
+              <w:t>Public</w:t>
+            </w:r>
+          </w:p>
+        </w:tc>
+        <w:tc>
+          <w:tcPr>
+            <w:tcW w:w="2160" w:type="dxa"/>
+          </w:tcPr>
+          <w:p>
+            <w:r>
+              <w:t>The personal-data notice, including how an account is deleted</w:t>
             </w:r>
           </w:p>
         </w:tc>
@@ -11620,32 +11729,27 @@
           </w:tcPr>
           <w:p>
             <w:r>
-              <w:t xml:space="preserve">Meeting </w:t>
-            </w:r>
-            <w:proofErr w:type="gramStart"/>
-            <w:r>
-              <w:t>confirm</w:t>
-            </w:r>
-            <w:proofErr w:type="gramEnd"/>
-          </w:p>
-        </w:tc>
-        <w:tc>
-          <w:tcPr>
-            <w:tcW w:w="2160" w:type="dxa"/>
-          </w:tcPr>
-          <w:p>
-            <w:r>
-              <w:t>Public (token)</w:t>
-            </w:r>
-          </w:p>
-        </w:tc>
-        <w:tc>
-          <w:tcPr>
-            <w:tcW w:w="2160" w:type="dxa"/>
-          </w:tcPr>
-          <w:p>
-            <w:r>
-              <w:t>Token-based meeting confirmation</w:t>
+              <w:t>Meeting confirm</w:t>
+            </w:r>
+          </w:p>
+        </w:tc>
+        <w:tc>
+          <w:tcPr>
+            <w:tcW w:w="2160" w:type="dxa"/>
+          </w:tcPr>
+          <w:p>
+            <w:r>
+              <w:t>Public, opaque token</w:t>
+            </w:r>
+          </w:p>
+        </w:tc>
+        <w:tc>
+          <w:tcPr>
+            <w:tcW w:w="2160" w:type="dxa"/>
+          </w:tcPr>
+          <w:p>
+            <w:r>
+              <w:t>Token-based meeting confirmation, the only credentialed entry point</w:t>
             </w:r>
           </w:p>
         </w:tc>
@@ -11653,7 +11757,7 @@
     </w:tbl>
     <w:p>
       <w:r>
-        <w:t>The retired old static landing (`index.html`, removed 2026-07-14) is not listed. Per-page detail lives in the per-page website documentation.</w:t>
+        <w:t>The retired old static landing (`index.html`, removed 2026-07-14) is not listed.</w:t>
       </w:r>
     </w:p>
     <w:p>
@@ -11666,7 +11770,7 @@
     </w:p>
     <w:p>
       <w:r>
-        <w:t>The Flutter app (`src/Mobile/simf_app`; Riverpod + go_router + Dio) presents a persistent 5-tab bottom-nav shell, Home, Sessions, Badge, Map, Profile, held in one `IndexedStack` under a single route so per-tab state is preserved, with auth/role gates (staff/moderator) redirecting appropriately. The theme is navy-always (dark pinned), bilingual with automatic RTL for Arabic, and every in-app page carries a global app-bar invariant (notifications bell + language toggle + dark-mode indicator + hamburger). There are 42 feature folders under `lib/features/`; the page index enumerates each screen with its Figma node, backing `/app/*` endpoint and clean-code freeze decision. The table groups the built mobile screens by feature area (a superset of those folders); per-screen field detail and wireframes live in Figma and the per-page mobile documentation.</w:t>
+        <w:t>The Flutter app (`src/Mobile/simf_app`; Riverpod + go_router + Dio) presents a persistent 5-tab bottom-nav shell, Home, Sessions, Badge, Map, Profile, held in one `IndexedStack` under a single route so per-tab state is preserved, with auth/role gates (staff/moderator) redirecting appropriately. The theme is navy-always (dark pinned), bilingual with automatic RTL for Arabic, and every in-app page carries a global app-bar invariant (notifications bell + language toggle + dark-mode indicator + hamburger). There are 42 feature folders under `lib/features/`. The table groups the built mobile screens by feature area, a superset of those folders, and lists every screen the shipped application serves.</w:t>
       </w:r>
     </w:p>
     <w:tbl>
@@ -14112,7 +14216,7 @@
     </w:tbl>
     <w:p>
       <w:r>
-        <w:t>Not silently dropped, removed/reserved screens: `signUpType` (#4, removed), `audienceComments` (#28, removed), `savedSessions` (#8, removed), and `myMeetings` (#115, removed) are recorded in the index but are not part of the shipped app and are therefore excluded from the catalogue above. Six shipped screens sit outside the catalogue: `myInterests` (the My-Area interests editor), `myMobile` (the My-Area mobile-number editor), `myDevices` (the enrolled biometric device keys at `/account/my-devices`) and `newsArticle` (the single news article opened from the news list), plus `meetingConfirm` (#117), the other-party meeting confirmation opened from a notification deep link at `/meeting-confirm`, and `staffSeating` (#118), the staff guest-seating desk at `/staff/seating/{sessionId}`. The Flutter screens are an interim UI over the live `/app/*` API; the definitive per-screen build state, Figma node and E2E file for every row is in the page index and the per-page mobile documentation.</w:t>
+        <w:t>Not silently dropped, removed/reserved screens: `signUpType` (#4, removed), `audienceComments` (#28, removed), `savedSessions` (#8, removed), and `myMeetings` (#115, removed) are not part of the shipped application and are therefore excluded from the catalogue above. Six shipped screens sit outside the catalogue: `myInterests` (the My-Area interests editor), `myMobile` (the My-Area mobile-number editor), `myDevices` (the enrolled biometric device keys at `/account/my-devices`) and `newsArticle` (the single news article opened from the news list), plus `meetingConfirm` (#117), the other-party meeting confirmation opened from a notification deep link at `/meeting-confirm`, and `staffSeating` (#118), the staff guest-seating desk at `/staff/seating/{sessionId}`. The Flutter screens are the shipped user interface over the live `/app/*` API.</w:t>
       </w:r>
     </w:p>
     <w:p>
@@ -16913,7 +17017,7 @@
     </w:tbl>
     <w:p>
       <w:r>
-        <w:t>The full core ERD is maintained in the data model (mermaid `erDiagram` source); the complete relationship set including lookup, config, and audit tables is documented there as well.</w:t>
+        <w:t>The core ERD above carries the principal entities and the relationships between them. The complete entity set, including the lookup, configuration and audit tables, is listed in section 6.3.2.</w:t>
       </w:r>
     </w:p>
     <w:p>
@@ -24415,7 +24519,7 @@
         <w:rPr>
           <w:b/>
         </w:rPr>
-        <w:t>Options pattern: typed config sections bound via the Options pattern; production overrides/secrets via per-host prefixed environment variables (`SIMF_API_` for the API, `SIMF_CP_` for the Control Panel, `SIMF_WEB_` for the Website and `SIMF_EDGE_` for the mobile edge, with double-underscore nesting, e.g. `SIMF_API_Jwt__SigningKey`); boot guards refuse to start when required secrets are missing.</w:t>
+        <w:t>Options pattern: typed config sections bound via the Options pattern; production overrides via per-host prefixed environment variables (`SIMF_API_` for the API, `SIMF_CP_` for the Control Panel, `SIMF_WEB_` for the Website and `SIMF_EDGE_` for the mobile edge, with double-underscore nesting). Secrets are not among them: the token signing key and the two data-encryption keys are read at start-up from the central key management service, which is backed by a hardware security module, and boot guards refuse to start a node whose secrets cannot be read.</w:t>
       </w:r>
     </w:p>
     <w:p>
@@ -26265,6 +26369,2349 @@
       </w:tr>
     </w:tbl>
     <w:p/>
+    <w:p>
+      <w:pPr>
+        <w:pStyle w:val="Heading1"/>
+      </w:pPr>
+      <w:r>
+        <w:t>Annex A. Requirement traceability</w:t>
+      </w:r>
+    </w:p>
+    <w:p>
+      <w:r>
+        <w:t>The Business Requirements Document delivered with this design carries 132 numbered requirements: 14 business rules, 90 functional requirements, 12 non-functional requirements and 16 operational requirements. This annex maps every one of those identifiers to the section that designs it, so a reviewer can follow any requirement from the business document into the design and back. Identifiers are listed individually rather than as ranges, so each one can be searched for. Four requirements are marked withdrawn, FR-706, FR-707, FR-807 and BR-08: they were removed from scope in the Business Requirements Document and nothing in this design implements them.</w:t>
+      </w:r>
+    </w:p>
+    <w:p>
+      <w:r>
+        <w:t>Functional requirements.</w:t>
+      </w:r>
+    </w:p>
+    <w:tbl>
+      <w:tblPr>
+        <w:tblStyle w:val="TableGrid"/>
+        <w:tblW w:type="auto" w:w="0"/>
+        <w:tblLook w:firstColumn="1" w:firstRow="1" w:lastColumn="0" w:lastRow="0" w:noHBand="0" w:noVBand="1" w:val="04A0"/>
+      </w:tblPr>
+      <w:tblGrid>
+        <w:gridCol w:w="2880"/>
+        <w:gridCol w:w="2880"/>
+        <w:gridCol w:w="2880"/>
+      </w:tblGrid>
+      <w:tr>
+        <w:tc>
+          <w:tcPr>
+            <w:tcW w:type="dxa" w:w="2880"/>
+          </w:tcPr>
+          <w:p>
+            <w:r>
+              <w:rPr>
+                <w:sz w:val="18"/>
+              </w:rPr>
+              <w:t>Service</w:t>
+            </w:r>
+          </w:p>
+        </w:tc>
+        <w:tc>
+          <w:tcPr>
+            <w:tcW w:type="dxa" w:w="2880"/>
+          </w:tcPr>
+          <w:p>
+            <w:r>
+              <w:rPr>
+                <w:sz w:val="18"/>
+              </w:rPr>
+              <w:t>Requirement identifiers</w:t>
+            </w:r>
+          </w:p>
+        </w:tc>
+        <w:tc>
+          <w:tcPr>
+            <w:tcW w:type="dxa" w:w="2880"/>
+          </w:tcPr>
+          <w:p>
+            <w:r>
+              <w:rPr>
+                <w:sz w:val="18"/>
+              </w:rPr>
+              <w:t>Designed in</w:t>
+            </w:r>
+          </w:p>
+        </w:tc>
+      </w:tr>
+      <w:tr>
+        <w:tc>
+          <w:tcPr>
+            <w:tcW w:type="dxa" w:w="2880"/>
+          </w:tcPr>
+          <w:p>
+            <w:r>
+              <w:rPr>
+                <w:sz w:val="18"/>
+              </w:rPr>
+              <w:t>F-01 Accounts and Authentication</w:t>
+            </w:r>
+          </w:p>
+        </w:tc>
+        <w:tc>
+          <w:tcPr>
+            <w:tcW w:type="dxa" w:w="2880"/>
+          </w:tcPr>
+          <w:p>
+            <w:r>
+              <w:rPr>
+                <w:sz w:val="18"/>
+              </w:rPr>
+              <w:t>FR-101, FR-102, FR-103, FR-104, FR-105, FR-106, FR-107, FR-108</w:t>
+            </w:r>
+          </w:p>
+        </w:tc>
+        <w:tc>
+          <w:tcPr>
+            <w:tcW w:type="dxa" w:w="2880"/>
+          </w:tcPr>
+          <w:p>
+            <w:r>
+              <w:rPr>
+                <w:sz w:val="18"/>
+              </w:rPr>
+              <w:t>5.1 Authentication and Login</w:t>
+            </w:r>
+          </w:p>
+        </w:tc>
+      </w:tr>
+      <w:tr>
+        <w:tc>
+          <w:tcPr>
+            <w:tcW w:type="dxa" w:w="2880"/>
+          </w:tcPr>
+          <w:p>
+            <w:r>
+              <w:rPr>
+                <w:sz w:val="18"/>
+              </w:rPr>
+              <w:t>F-02 Registration and Approval</w:t>
+            </w:r>
+          </w:p>
+        </w:tc>
+        <w:tc>
+          <w:tcPr>
+            <w:tcW w:type="dxa" w:w="2880"/>
+          </w:tcPr>
+          <w:p>
+            <w:r>
+              <w:rPr>
+                <w:sz w:val="18"/>
+              </w:rPr>
+              <w:t>FR-201, FR-202, FR-203, FR-204, FR-205, FR-206, FR-207, FR-208, FR-209, FR-210, FR-211, FR-212, FR-213, FR-214, FR-215, FR-216, FR-217</w:t>
+            </w:r>
+          </w:p>
+        </w:tc>
+        <w:tc>
+          <w:tcPr>
+            <w:tcW w:type="dxa" w:w="2880"/>
+          </w:tcPr>
+          <w:p>
+            <w:r>
+              <w:rPr>
+                <w:sz w:val="18"/>
+              </w:rPr>
+              <w:t>5.2 Registration and Approval</w:t>
+            </w:r>
+          </w:p>
+        </w:tc>
+      </w:tr>
+      <w:tr>
+        <w:tc>
+          <w:tcPr>
+            <w:tcW w:type="dxa" w:w="2880"/>
+          </w:tcPr>
+          <w:p>
+            <w:r>
+              <w:rPr>
+                <w:sz w:val="18"/>
+              </w:rPr>
+              <w:t>F-03 Badge and Access Control</w:t>
+            </w:r>
+          </w:p>
+        </w:tc>
+        <w:tc>
+          <w:tcPr>
+            <w:tcW w:type="dxa" w:w="2880"/>
+          </w:tcPr>
+          <w:p>
+            <w:r>
+              <w:rPr>
+                <w:sz w:val="18"/>
+              </w:rPr>
+              <w:t>FR-301, FR-302, FR-303, FR-304, FR-305</w:t>
+            </w:r>
+          </w:p>
+        </w:tc>
+        <w:tc>
+          <w:tcPr>
+            <w:tcW w:type="dxa" w:w="2880"/>
+          </w:tcPr>
+          <w:p>
+            <w:r>
+              <w:rPr>
+                <w:sz w:val="18"/>
+              </w:rPr>
+              <w:t>5.3 Badge and Access Control, Gates</w:t>
+            </w:r>
+          </w:p>
+        </w:tc>
+      </w:tr>
+      <w:tr>
+        <w:tc>
+          <w:tcPr>
+            <w:tcW w:type="dxa" w:w="2880"/>
+          </w:tcPr>
+          <w:p>
+            <w:r>
+              <w:rPr>
+                <w:sz w:val="18"/>
+              </w:rPr>
+              <w:t>F-04 Forum Programme</w:t>
+            </w:r>
+          </w:p>
+        </w:tc>
+        <w:tc>
+          <w:tcPr>
+            <w:tcW w:type="dxa" w:w="2880"/>
+          </w:tcPr>
+          <w:p>
+            <w:r>
+              <w:rPr>
+                <w:sz w:val="18"/>
+              </w:rPr>
+              <w:t>FR-401, FR-402, FR-403, FR-404, FR-405, FR-406, FR-407, FR-408, FR-409</w:t>
+            </w:r>
+          </w:p>
+        </w:tc>
+        <w:tc>
+          <w:tcPr>
+            <w:tcW w:type="dxa" w:w="2880"/>
+          </w:tcPr>
+          <w:p>
+            <w:r>
+              <w:rPr>
+                <w:sz w:val="18"/>
+              </w:rPr>
+              <w:t>5.4 Forum Programme and Sessions</w:t>
+            </w:r>
+          </w:p>
+        </w:tc>
+      </w:tr>
+      <w:tr>
+        <w:tc>
+          <w:tcPr>
+            <w:tcW w:type="dxa" w:w="2880"/>
+          </w:tcPr>
+          <w:p>
+            <w:r>
+              <w:rPr>
+                <w:sz w:val="18"/>
+              </w:rPr>
+              <w:t>F-05 Bookings and Attendance</w:t>
+            </w:r>
+          </w:p>
+        </w:tc>
+        <w:tc>
+          <w:tcPr>
+            <w:tcW w:type="dxa" w:w="2880"/>
+          </w:tcPr>
+          <w:p>
+            <w:r>
+              <w:rPr>
+                <w:sz w:val="18"/>
+              </w:rPr>
+              <w:t>FR-501, FR-502, FR-503, FR-504, FR-505, FR-506</w:t>
+            </w:r>
+          </w:p>
+        </w:tc>
+        <w:tc>
+          <w:tcPr>
+            <w:tcW w:type="dxa" w:w="2880"/>
+          </w:tcPr>
+          <w:p>
+            <w:r>
+              <w:rPr>
+                <w:sz w:val="18"/>
+              </w:rPr>
+              <w:t>5.5 Bookings and Attendance</w:t>
+            </w:r>
+          </w:p>
+        </w:tc>
+      </w:tr>
+      <w:tr>
+        <w:tc>
+          <w:tcPr>
+            <w:tcW w:type="dxa" w:w="2880"/>
+          </w:tcPr>
+          <w:p>
+            <w:r>
+              <w:rPr>
+                <w:sz w:val="18"/>
+              </w:rPr>
+              <w:t>F-06 Exhibition</w:t>
+            </w:r>
+          </w:p>
+        </w:tc>
+        <w:tc>
+          <w:tcPr>
+            <w:tcW w:type="dxa" w:w="2880"/>
+          </w:tcPr>
+          <w:p>
+            <w:r>
+              <w:rPr>
+                <w:sz w:val="18"/>
+              </w:rPr>
+              <w:t>FR-601, FR-602, FR-603, FR-604, FR-605</w:t>
+            </w:r>
+          </w:p>
+        </w:tc>
+        <w:tc>
+          <w:tcPr>
+            <w:tcW w:type="dxa" w:w="2880"/>
+          </w:tcPr>
+          <w:p>
+            <w:r>
+              <w:rPr>
+                <w:sz w:val="18"/>
+              </w:rPr>
+              <w:t>5.6 Exhibition</w:t>
+            </w:r>
+          </w:p>
+        </w:tc>
+      </w:tr>
+      <w:tr>
+        <w:tc>
+          <w:tcPr>
+            <w:tcW w:type="dxa" w:w="2880"/>
+          </w:tcPr>
+          <w:p>
+            <w:r>
+              <w:rPr>
+                <w:sz w:val="18"/>
+              </w:rPr>
+              <w:t>F-07 Engagement and Live Sessions</w:t>
+            </w:r>
+          </w:p>
+        </w:tc>
+        <w:tc>
+          <w:tcPr>
+            <w:tcW w:type="dxa" w:w="2880"/>
+          </w:tcPr>
+          <w:p>
+            <w:r>
+              <w:rPr>
+                <w:sz w:val="18"/>
+              </w:rPr>
+              <w:t>FR-701, FR-702, FR-703, FR-704, FR-705, FR-706 (withdrawn), FR-707 (withdrawn), FR-708, FR-709, FR-710</w:t>
+            </w:r>
+          </w:p>
+        </w:tc>
+        <w:tc>
+          <w:tcPr>
+            <w:tcW w:type="dxa" w:w="2880"/>
+          </w:tcPr>
+          <w:p>
+            <w:r>
+              <w:rPr>
+                <w:sz w:val="18"/>
+              </w:rPr>
+              <w:t>5.7 Engagement, Live, Q and A, Ratings</w:t>
+            </w:r>
+          </w:p>
+        </w:tc>
+      </w:tr>
+      <w:tr>
+        <w:tc>
+          <w:tcPr>
+            <w:tcW w:type="dxa" w:w="2880"/>
+          </w:tcPr>
+          <w:p>
+            <w:r>
+              <w:rPr>
+                <w:sz w:val="18"/>
+              </w:rPr>
+              <w:t>F-08 Networking and Cognitive AI</w:t>
+            </w:r>
+          </w:p>
+        </w:tc>
+        <w:tc>
+          <w:tcPr>
+            <w:tcW w:type="dxa" w:w="2880"/>
+          </w:tcPr>
+          <w:p>
+            <w:r>
+              <w:rPr>
+                <w:sz w:val="18"/>
+              </w:rPr>
+              <w:t>FR-801, FR-802, FR-803, FR-804, FR-805, FR-806, FR-807 (withdrawn), FR-808</w:t>
+            </w:r>
+          </w:p>
+        </w:tc>
+        <w:tc>
+          <w:tcPr>
+            <w:tcW w:type="dxa" w:w="2880"/>
+          </w:tcPr>
+          <w:p>
+            <w:r>
+              <w:rPr>
+                <w:sz w:val="18"/>
+              </w:rPr>
+              <w:t>5.8 Networking and Cognitive AI, and 5.13 Business Meetings for FR-804</w:t>
+            </w:r>
+          </w:p>
+        </w:tc>
+      </w:tr>
+      <w:tr>
+        <w:tc>
+          <w:tcPr>
+            <w:tcW w:type="dxa" w:w="2880"/>
+          </w:tcPr>
+          <w:p>
+            <w:r>
+              <w:rPr>
+                <w:sz w:val="18"/>
+              </w:rPr>
+              <w:t>F-09 Notifications</w:t>
+            </w:r>
+          </w:p>
+        </w:tc>
+        <w:tc>
+          <w:tcPr>
+            <w:tcW w:type="dxa" w:w="2880"/>
+          </w:tcPr>
+          <w:p>
+            <w:r>
+              <w:rPr>
+                <w:sz w:val="18"/>
+              </w:rPr>
+              <w:t>FR-901, FR-902, FR-903, FR-904</w:t>
+            </w:r>
+          </w:p>
+        </w:tc>
+        <w:tc>
+          <w:tcPr>
+            <w:tcW w:type="dxa" w:w="2880"/>
+          </w:tcPr>
+          <w:p>
+            <w:r>
+              <w:rPr>
+                <w:sz w:val="18"/>
+              </w:rPr>
+              <w:t>5.9 Notifications</w:t>
+            </w:r>
+          </w:p>
+        </w:tc>
+      </w:tr>
+      <w:tr>
+        <w:tc>
+          <w:tcPr>
+            <w:tcW w:type="dxa" w:w="2880"/>
+          </w:tcPr>
+          <w:p>
+            <w:r>
+              <w:rPr>
+                <w:sz w:val="18"/>
+              </w:rPr>
+              <w:t>F-10 Media, News and Archive</w:t>
+            </w:r>
+          </w:p>
+        </w:tc>
+        <w:tc>
+          <w:tcPr>
+            <w:tcW w:type="dxa" w:w="2880"/>
+          </w:tcPr>
+          <w:p>
+            <w:r>
+              <w:rPr>
+                <w:sz w:val="18"/>
+              </w:rPr>
+              <w:t>FR-1001, FR-1002, FR-1003, FR-1004, FR-1005, FR-1006</w:t>
+            </w:r>
+          </w:p>
+        </w:tc>
+        <w:tc>
+          <w:tcPr>
+            <w:tcW w:type="dxa" w:w="2880"/>
+          </w:tcPr>
+          <w:p>
+            <w:r>
+              <w:rPr>
+                <w:sz w:val="18"/>
+              </w:rPr>
+              <w:t>5.10 Media, News and Archive</w:t>
+            </w:r>
+          </w:p>
+        </w:tc>
+      </w:tr>
+      <w:tr>
+        <w:tc>
+          <w:tcPr>
+            <w:tcW w:type="dxa" w:w="2880"/>
+          </w:tcPr>
+          <w:p>
+            <w:r>
+              <w:rPr>
+                <w:sz w:val="18"/>
+              </w:rPr>
+              <w:t>F-11 Statistics</w:t>
+            </w:r>
+          </w:p>
+        </w:tc>
+        <w:tc>
+          <w:tcPr>
+            <w:tcW w:type="dxa" w:w="2880"/>
+          </w:tcPr>
+          <w:p>
+            <w:r>
+              <w:rPr>
+                <w:sz w:val="18"/>
+              </w:rPr>
+              <w:t>FR-1101, FR-1102, FR-1103, FR-1104</w:t>
+            </w:r>
+          </w:p>
+        </w:tc>
+        <w:tc>
+          <w:tcPr>
+            <w:tcW w:type="dxa" w:w="2880"/>
+          </w:tcPr>
+          <w:p>
+            <w:r>
+              <w:rPr>
+                <w:sz w:val="18"/>
+              </w:rPr>
+              <w:t>5.11 Statistics and Dashboards</w:t>
+            </w:r>
+          </w:p>
+        </w:tc>
+      </w:tr>
+      <w:tr>
+        <w:tc>
+          <w:tcPr>
+            <w:tcW w:type="dxa" w:w="2880"/>
+          </w:tcPr>
+          <w:p>
+            <w:r>
+              <w:rPr>
+                <w:sz w:val="18"/>
+              </w:rPr>
+              <w:t>F-12 Control Panel and Configuration</w:t>
+            </w:r>
+          </w:p>
+        </w:tc>
+        <w:tc>
+          <w:tcPr>
+            <w:tcW w:type="dxa" w:w="2880"/>
+          </w:tcPr>
+          <w:p>
+            <w:r>
+              <w:rPr>
+                <w:sz w:val="18"/>
+              </w:rPr>
+              <w:t>FR-1201, FR-1202, FR-1203, FR-1204, FR-1205, FR-1206, FR-1207, FR-1208</w:t>
+            </w:r>
+          </w:p>
+        </w:tc>
+        <w:tc>
+          <w:tcPr>
+            <w:tcW w:type="dxa" w:w="2880"/>
+          </w:tcPr>
+          <w:p>
+            <w:r>
+              <w:rPr>
+                <w:sz w:val="18"/>
+              </w:rPr>
+              <w:t>5.12 Control Panel Configuration</w:t>
+            </w:r>
+          </w:p>
+        </w:tc>
+      </w:tr>
+    </w:tbl>
+    <w:p>
+      <w:r>
+        <w:t>Business rules, non-functional and operational requirements.</w:t>
+      </w:r>
+    </w:p>
+    <w:tbl>
+      <w:tblPr>
+        <w:tblStyle w:val="TableGrid"/>
+        <w:tblW w:type="auto" w:w="0"/>
+        <w:tblLook w:firstColumn="1" w:firstRow="1" w:lastColumn="0" w:lastRow="0" w:noHBand="0" w:noVBand="1" w:val="04A0"/>
+      </w:tblPr>
+      <w:tblGrid>
+        <w:gridCol w:w="2880"/>
+        <w:gridCol w:w="2880"/>
+        <w:gridCol w:w="2880"/>
+      </w:tblGrid>
+      <w:tr>
+        <w:tc>
+          <w:tcPr>
+            <w:tcW w:type="dxa" w:w="2880"/>
+          </w:tcPr>
+          <w:p>
+            <w:r>
+              <w:rPr>
+                <w:sz w:val="18"/>
+              </w:rPr>
+              <w:t>Identifier</w:t>
+            </w:r>
+          </w:p>
+        </w:tc>
+        <w:tc>
+          <w:tcPr>
+            <w:tcW w:type="dxa" w:w="2880"/>
+          </w:tcPr>
+          <w:p>
+            <w:r>
+              <w:rPr>
+                <w:sz w:val="18"/>
+              </w:rPr>
+              <w:t>Kind</w:t>
+            </w:r>
+          </w:p>
+        </w:tc>
+        <w:tc>
+          <w:tcPr>
+            <w:tcW w:type="dxa" w:w="2880"/>
+          </w:tcPr>
+          <w:p>
+            <w:r>
+              <w:rPr>
+                <w:sz w:val="18"/>
+              </w:rPr>
+              <w:t>Designed in</w:t>
+            </w:r>
+          </w:p>
+        </w:tc>
+      </w:tr>
+      <w:tr>
+        <w:tc>
+          <w:tcPr>
+            <w:tcW w:type="dxa" w:w="2880"/>
+          </w:tcPr>
+          <w:p>
+            <w:r>
+              <w:rPr>
+                <w:sz w:val="18"/>
+              </w:rPr>
+              <w:t>BR-01</w:t>
+            </w:r>
+          </w:p>
+        </w:tc>
+        <w:tc>
+          <w:tcPr>
+            <w:tcW w:type="dxa" w:w="2880"/>
+          </w:tcPr>
+          <w:p>
+            <w:r>
+              <w:rPr>
+                <w:sz w:val="18"/>
+              </w:rPr>
+              <w:t>Business rule</w:t>
+            </w:r>
+          </w:p>
+        </w:tc>
+        <w:tc>
+          <w:tcPr>
+            <w:tcW w:type="dxa" w:w="2880"/>
+          </w:tcPr>
+          <w:p>
+            <w:r>
+              <w:rPr>
+                <w:sz w:val="18"/>
+              </w:rPr>
+              <w:t>2.1.5</w:t>
+            </w:r>
+          </w:p>
+        </w:tc>
+      </w:tr>
+      <w:tr>
+        <w:tc>
+          <w:tcPr>
+            <w:tcW w:type="dxa" w:w="2880"/>
+          </w:tcPr>
+          <w:p>
+            <w:r>
+              <w:rPr>
+                <w:sz w:val="18"/>
+              </w:rPr>
+              <w:t>BR-02</w:t>
+            </w:r>
+          </w:p>
+        </w:tc>
+        <w:tc>
+          <w:tcPr>
+            <w:tcW w:type="dxa" w:w="2880"/>
+          </w:tcPr>
+          <w:p>
+            <w:r>
+              <w:rPr>
+                <w:sz w:val="18"/>
+              </w:rPr>
+              <w:t>Business rule</w:t>
+            </w:r>
+          </w:p>
+        </w:tc>
+        <w:tc>
+          <w:tcPr>
+            <w:tcW w:type="dxa" w:w="2880"/>
+          </w:tcPr>
+          <w:p>
+            <w:r>
+              <w:rPr>
+                <w:sz w:val="18"/>
+              </w:rPr>
+              <w:t>5.1</w:t>
+            </w:r>
+          </w:p>
+        </w:tc>
+      </w:tr>
+      <w:tr>
+        <w:tc>
+          <w:tcPr>
+            <w:tcW w:type="dxa" w:w="2880"/>
+          </w:tcPr>
+          <w:p>
+            <w:r>
+              <w:rPr>
+                <w:sz w:val="18"/>
+              </w:rPr>
+              <w:t>BR-03</w:t>
+            </w:r>
+          </w:p>
+        </w:tc>
+        <w:tc>
+          <w:tcPr>
+            <w:tcW w:type="dxa" w:w="2880"/>
+          </w:tcPr>
+          <w:p>
+            <w:r>
+              <w:rPr>
+                <w:sz w:val="18"/>
+              </w:rPr>
+              <w:t>Business rule</w:t>
+            </w:r>
+          </w:p>
+        </w:tc>
+        <w:tc>
+          <w:tcPr>
+            <w:tcW w:type="dxa" w:w="2880"/>
+          </w:tcPr>
+          <w:p>
+            <w:r>
+              <w:rPr>
+                <w:sz w:val="18"/>
+              </w:rPr>
+              <w:t>5.2</w:t>
+            </w:r>
+          </w:p>
+        </w:tc>
+      </w:tr>
+      <w:tr>
+        <w:tc>
+          <w:tcPr>
+            <w:tcW w:type="dxa" w:w="2880"/>
+          </w:tcPr>
+          <w:p>
+            <w:r>
+              <w:rPr>
+                <w:sz w:val="18"/>
+              </w:rPr>
+              <w:t>BR-04</w:t>
+            </w:r>
+          </w:p>
+        </w:tc>
+        <w:tc>
+          <w:tcPr>
+            <w:tcW w:type="dxa" w:w="2880"/>
+          </w:tcPr>
+          <w:p>
+            <w:r>
+              <w:rPr>
+                <w:sz w:val="18"/>
+              </w:rPr>
+              <w:t>Business rule</w:t>
+            </w:r>
+          </w:p>
+        </w:tc>
+        <w:tc>
+          <w:tcPr>
+            <w:tcW w:type="dxa" w:w="2880"/>
+          </w:tcPr>
+          <w:p>
+            <w:r>
+              <w:rPr>
+                <w:sz w:val="18"/>
+              </w:rPr>
+              <w:t>5.3</w:t>
+            </w:r>
+          </w:p>
+        </w:tc>
+      </w:tr>
+      <w:tr>
+        <w:tc>
+          <w:tcPr>
+            <w:tcW w:type="dxa" w:w="2880"/>
+          </w:tcPr>
+          <w:p>
+            <w:r>
+              <w:rPr>
+                <w:sz w:val="18"/>
+              </w:rPr>
+              <w:t>BR-05</w:t>
+            </w:r>
+          </w:p>
+        </w:tc>
+        <w:tc>
+          <w:tcPr>
+            <w:tcW w:type="dxa" w:w="2880"/>
+          </w:tcPr>
+          <w:p>
+            <w:r>
+              <w:rPr>
+                <w:sz w:val="18"/>
+              </w:rPr>
+              <w:t>Business rule</w:t>
+            </w:r>
+          </w:p>
+        </w:tc>
+        <w:tc>
+          <w:tcPr>
+            <w:tcW w:type="dxa" w:w="2880"/>
+          </w:tcPr>
+          <w:p>
+            <w:r>
+              <w:rPr>
+                <w:sz w:val="18"/>
+              </w:rPr>
+              <w:t>5.5</w:t>
+            </w:r>
+          </w:p>
+        </w:tc>
+      </w:tr>
+      <w:tr>
+        <w:tc>
+          <w:tcPr>
+            <w:tcW w:type="dxa" w:w="2880"/>
+          </w:tcPr>
+          <w:p>
+            <w:r>
+              <w:rPr>
+                <w:sz w:val="18"/>
+              </w:rPr>
+              <w:t>BR-06</w:t>
+            </w:r>
+          </w:p>
+        </w:tc>
+        <w:tc>
+          <w:tcPr>
+            <w:tcW w:type="dxa" w:w="2880"/>
+          </w:tcPr>
+          <w:p>
+            <w:r>
+              <w:rPr>
+                <w:sz w:val="18"/>
+              </w:rPr>
+              <w:t>Business rule</w:t>
+            </w:r>
+          </w:p>
+        </w:tc>
+        <w:tc>
+          <w:tcPr>
+            <w:tcW w:type="dxa" w:w="2880"/>
+          </w:tcPr>
+          <w:p>
+            <w:r>
+              <w:rPr>
+                <w:sz w:val="18"/>
+              </w:rPr>
+              <w:t>5.5 and 2.2.3</w:t>
+            </w:r>
+          </w:p>
+        </w:tc>
+      </w:tr>
+      <w:tr>
+        <w:tc>
+          <w:tcPr>
+            <w:tcW w:type="dxa" w:w="2880"/>
+          </w:tcPr>
+          <w:p>
+            <w:r>
+              <w:rPr>
+                <w:sz w:val="18"/>
+              </w:rPr>
+              <w:t>BR-07</w:t>
+            </w:r>
+          </w:p>
+        </w:tc>
+        <w:tc>
+          <w:tcPr>
+            <w:tcW w:type="dxa" w:w="2880"/>
+          </w:tcPr>
+          <w:p>
+            <w:r>
+              <w:rPr>
+                <w:sz w:val="18"/>
+              </w:rPr>
+              <w:t>Business rule</w:t>
+            </w:r>
+          </w:p>
+        </w:tc>
+        <w:tc>
+          <w:tcPr>
+            <w:tcW w:type="dxa" w:w="2880"/>
+          </w:tcPr>
+          <w:p>
+            <w:r>
+              <w:rPr>
+                <w:sz w:val="18"/>
+              </w:rPr>
+              <w:t>5.7</w:t>
+            </w:r>
+          </w:p>
+        </w:tc>
+      </w:tr>
+      <w:tr>
+        <w:tc>
+          <w:tcPr>
+            <w:tcW w:type="dxa" w:w="2880"/>
+          </w:tcPr>
+          <w:p>
+            <w:r>
+              <w:rPr>
+                <w:sz w:val="18"/>
+              </w:rPr>
+              <w:t>BR-08</w:t>
+            </w:r>
+          </w:p>
+        </w:tc>
+        <w:tc>
+          <w:tcPr>
+            <w:tcW w:type="dxa" w:w="2880"/>
+          </w:tcPr>
+          <w:p>
+            <w:r>
+              <w:rPr>
+                <w:sz w:val="18"/>
+              </w:rPr>
+              <w:t>Business rule</w:t>
+            </w:r>
+          </w:p>
+        </w:tc>
+        <w:tc>
+          <w:tcPr>
+            <w:tcW w:type="dxa" w:w="2880"/>
+          </w:tcPr>
+          <w:p>
+            <w:r>
+              <w:rPr>
+                <w:sz w:val="18"/>
+              </w:rPr>
+              <w:t>Withdrawn, stated in section 5</w:t>
+            </w:r>
+          </w:p>
+        </w:tc>
+      </w:tr>
+      <w:tr>
+        <w:tc>
+          <w:tcPr>
+            <w:tcW w:type="dxa" w:w="2880"/>
+          </w:tcPr>
+          <w:p>
+            <w:r>
+              <w:rPr>
+                <w:sz w:val="18"/>
+              </w:rPr>
+              <w:t>BR-09</w:t>
+            </w:r>
+          </w:p>
+        </w:tc>
+        <w:tc>
+          <w:tcPr>
+            <w:tcW w:type="dxa" w:w="2880"/>
+          </w:tcPr>
+          <w:p>
+            <w:r>
+              <w:rPr>
+                <w:sz w:val="18"/>
+              </w:rPr>
+              <w:t>Business rule</w:t>
+            </w:r>
+          </w:p>
+        </w:tc>
+        <w:tc>
+          <w:tcPr>
+            <w:tcW w:type="dxa" w:w="2880"/>
+          </w:tcPr>
+          <w:p>
+            <w:r>
+              <w:rPr>
+                <w:sz w:val="18"/>
+              </w:rPr>
+              <w:t>5.13</w:t>
+            </w:r>
+          </w:p>
+        </w:tc>
+      </w:tr>
+      <w:tr>
+        <w:tc>
+          <w:tcPr>
+            <w:tcW w:type="dxa" w:w="2880"/>
+          </w:tcPr>
+          <w:p>
+            <w:r>
+              <w:rPr>
+                <w:sz w:val="18"/>
+              </w:rPr>
+              <w:t>BR-10</w:t>
+            </w:r>
+          </w:p>
+        </w:tc>
+        <w:tc>
+          <w:tcPr>
+            <w:tcW w:type="dxa" w:w="2880"/>
+          </w:tcPr>
+          <w:p>
+            <w:r>
+              <w:rPr>
+                <w:sz w:val="18"/>
+              </w:rPr>
+              <w:t>Business rule</w:t>
+            </w:r>
+          </w:p>
+        </w:tc>
+        <w:tc>
+          <w:tcPr>
+            <w:tcW w:type="dxa" w:w="2880"/>
+          </w:tcPr>
+          <w:p>
+            <w:r>
+              <w:rPr>
+                <w:sz w:val="18"/>
+              </w:rPr>
+              <w:t>5.7</w:t>
+            </w:r>
+          </w:p>
+        </w:tc>
+      </w:tr>
+      <w:tr>
+        <w:tc>
+          <w:tcPr>
+            <w:tcW w:type="dxa" w:w="2880"/>
+          </w:tcPr>
+          <w:p>
+            <w:r>
+              <w:rPr>
+                <w:sz w:val="18"/>
+              </w:rPr>
+              <w:t>BR-11</w:t>
+            </w:r>
+          </w:p>
+        </w:tc>
+        <w:tc>
+          <w:tcPr>
+            <w:tcW w:type="dxa" w:w="2880"/>
+          </w:tcPr>
+          <w:p>
+            <w:r>
+              <w:rPr>
+                <w:sz w:val="18"/>
+              </w:rPr>
+              <w:t>Business rule</w:t>
+            </w:r>
+          </w:p>
+        </w:tc>
+        <w:tc>
+          <w:tcPr>
+            <w:tcW w:type="dxa" w:w="2880"/>
+          </w:tcPr>
+          <w:p>
+            <w:r>
+              <w:rPr>
+                <w:sz w:val="18"/>
+              </w:rPr>
+              <w:t>5.12</w:t>
+            </w:r>
+          </w:p>
+        </w:tc>
+      </w:tr>
+      <w:tr>
+        <w:tc>
+          <w:tcPr>
+            <w:tcW w:type="dxa" w:w="2880"/>
+          </w:tcPr>
+          <w:p>
+            <w:r>
+              <w:rPr>
+                <w:sz w:val="18"/>
+              </w:rPr>
+              <w:t>BR-12</w:t>
+            </w:r>
+          </w:p>
+        </w:tc>
+        <w:tc>
+          <w:tcPr>
+            <w:tcW w:type="dxa" w:w="2880"/>
+          </w:tcPr>
+          <w:p>
+            <w:r>
+              <w:rPr>
+                <w:sz w:val="18"/>
+              </w:rPr>
+              <w:t>Business rule</w:t>
+            </w:r>
+          </w:p>
+        </w:tc>
+        <w:tc>
+          <w:tcPr>
+            <w:tcW w:type="dxa" w:w="2880"/>
+          </w:tcPr>
+          <w:p>
+            <w:r>
+              <w:rPr>
+                <w:sz w:val="18"/>
+              </w:rPr>
+              <w:t>7.1.3</w:t>
+            </w:r>
+          </w:p>
+        </w:tc>
+      </w:tr>
+      <w:tr>
+        <w:tc>
+          <w:tcPr>
+            <w:tcW w:type="dxa" w:w="2880"/>
+          </w:tcPr>
+          <w:p>
+            <w:r>
+              <w:rPr>
+                <w:sz w:val="18"/>
+              </w:rPr>
+              <w:t>BR-13</w:t>
+            </w:r>
+          </w:p>
+        </w:tc>
+        <w:tc>
+          <w:tcPr>
+            <w:tcW w:type="dxa" w:w="2880"/>
+          </w:tcPr>
+          <w:p>
+            <w:r>
+              <w:rPr>
+                <w:sz w:val="18"/>
+              </w:rPr>
+              <w:t>Business rule</w:t>
+            </w:r>
+          </w:p>
+        </w:tc>
+        <w:tc>
+          <w:tcPr>
+            <w:tcW w:type="dxa" w:w="2880"/>
+          </w:tcPr>
+          <w:p>
+            <w:r>
+              <w:rPr>
+                <w:sz w:val="18"/>
+              </w:rPr>
+              <w:t>6.3 and 7.1.3</w:t>
+            </w:r>
+          </w:p>
+        </w:tc>
+      </w:tr>
+      <w:tr>
+        <w:tc>
+          <w:tcPr>
+            <w:tcW w:type="dxa" w:w="2880"/>
+          </w:tcPr>
+          <w:p>
+            <w:r>
+              <w:rPr>
+                <w:sz w:val="18"/>
+              </w:rPr>
+              <w:t>BR-14</w:t>
+            </w:r>
+          </w:p>
+        </w:tc>
+        <w:tc>
+          <w:tcPr>
+            <w:tcW w:type="dxa" w:w="2880"/>
+          </w:tcPr>
+          <w:p>
+            <w:r>
+              <w:rPr>
+                <w:sz w:val="18"/>
+              </w:rPr>
+              <w:t>Business rule</w:t>
+            </w:r>
+          </w:p>
+        </w:tc>
+        <w:tc>
+          <w:tcPr>
+            <w:tcW w:type="dxa" w:w="2880"/>
+          </w:tcPr>
+          <w:p>
+            <w:r>
+              <w:rPr>
+                <w:sz w:val="18"/>
+              </w:rPr>
+              <w:t>5.2 and 5.12</w:t>
+            </w:r>
+          </w:p>
+        </w:tc>
+      </w:tr>
+      <w:tr>
+        <w:tc>
+          <w:tcPr>
+            <w:tcW w:type="dxa" w:w="2880"/>
+          </w:tcPr>
+          <w:p>
+            <w:r>
+              <w:rPr>
+                <w:sz w:val="18"/>
+              </w:rPr>
+              <w:t>NFR-01</w:t>
+            </w:r>
+          </w:p>
+        </w:tc>
+        <w:tc>
+          <w:tcPr>
+            <w:tcW w:type="dxa" w:w="2880"/>
+          </w:tcPr>
+          <w:p>
+            <w:r>
+              <w:rPr>
+                <w:sz w:val="18"/>
+              </w:rPr>
+              <w:t>Non-functional</w:t>
+            </w:r>
+          </w:p>
+        </w:tc>
+        <w:tc>
+          <w:tcPr>
+            <w:tcW w:type="dxa" w:w="2880"/>
+          </w:tcPr>
+          <w:p>
+            <w:r>
+              <w:rPr>
+                <w:sz w:val="18"/>
+              </w:rPr>
+              <w:t>2.1.4 and 7.1.3</w:t>
+            </w:r>
+          </w:p>
+        </w:tc>
+      </w:tr>
+      <w:tr>
+        <w:tc>
+          <w:tcPr>
+            <w:tcW w:type="dxa" w:w="2880"/>
+          </w:tcPr>
+          <w:p>
+            <w:r>
+              <w:rPr>
+                <w:sz w:val="18"/>
+              </w:rPr>
+              <w:t>NFR-02</w:t>
+            </w:r>
+          </w:p>
+        </w:tc>
+        <w:tc>
+          <w:tcPr>
+            <w:tcW w:type="dxa" w:w="2880"/>
+          </w:tcPr>
+          <w:p>
+            <w:r>
+              <w:rPr>
+                <w:sz w:val="18"/>
+              </w:rPr>
+              <w:t>Non-functional</w:t>
+            </w:r>
+          </w:p>
+        </w:tc>
+        <w:tc>
+          <w:tcPr>
+            <w:tcW w:type="dxa" w:w="2880"/>
+          </w:tcPr>
+          <w:p>
+            <w:r>
+              <w:rPr>
+                <w:sz w:val="18"/>
+              </w:rPr>
+              <w:t>2.1.5</w:t>
+            </w:r>
+          </w:p>
+        </w:tc>
+      </w:tr>
+      <w:tr>
+        <w:tc>
+          <w:tcPr>
+            <w:tcW w:type="dxa" w:w="2880"/>
+          </w:tcPr>
+          <w:p>
+            <w:r>
+              <w:rPr>
+                <w:sz w:val="18"/>
+              </w:rPr>
+              <w:t>NFR-03</w:t>
+            </w:r>
+          </w:p>
+        </w:tc>
+        <w:tc>
+          <w:tcPr>
+            <w:tcW w:type="dxa" w:w="2880"/>
+          </w:tcPr>
+          <w:p>
+            <w:r>
+              <w:rPr>
+                <w:sz w:val="18"/>
+              </w:rPr>
+              <w:t>Non-functional</w:t>
+            </w:r>
+          </w:p>
+        </w:tc>
+        <w:tc>
+          <w:tcPr>
+            <w:tcW w:type="dxa" w:w="2880"/>
+          </w:tcPr>
+          <w:p>
+            <w:r>
+              <w:rPr>
+                <w:sz w:val="18"/>
+              </w:rPr>
+              <w:t>7.1.3</w:t>
+            </w:r>
+          </w:p>
+        </w:tc>
+      </w:tr>
+      <w:tr>
+        <w:tc>
+          <w:tcPr>
+            <w:tcW w:type="dxa" w:w="2880"/>
+          </w:tcPr>
+          <w:p>
+            <w:r>
+              <w:rPr>
+                <w:sz w:val="18"/>
+              </w:rPr>
+              <w:t>NFR-04</w:t>
+            </w:r>
+          </w:p>
+        </w:tc>
+        <w:tc>
+          <w:tcPr>
+            <w:tcW w:type="dxa" w:w="2880"/>
+          </w:tcPr>
+          <w:p>
+            <w:r>
+              <w:rPr>
+                <w:sz w:val="18"/>
+              </w:rPr>
+              <w:t>Non-functional</w:t>
+            </w:r>
+          </w:p>
+        </w:tc>
+        <w:tc>
+          <w:tcPr>
+            <w:tcW w:type="dxa" w:w="2880"/>
+          </w:tcPr>
+          <w:p>
+            <w:r>
+              <w:rPr>
+                <w:sz w:val="18"/>
+              </w:rPr>
+              <w:t>7.2.5</w:t>
+            </w:r>
+          </w:p>
+        </w:tc>
+      </w:tr>
+      <w:tr>
+        <w:tc>
+          <w:tcPr>
+            <w:tcW w:type="dxa" w:w="2880"/>
+          </w:tcPr>
+          <w:p>
+            <w:r>
+              <w:rPr>
+                <w:sz w:val="18"/>
+              </w:rPr>
+              <w:t>NFR-05</w:t>
+            </w:r>
+          </w:p>
+        </w:tc>
+        <w:tc>
+          <w:tcPr>
+            <w:tcW w:type="dxa" w:w="2880"/>
+          </w:tcPr>
+          <w:p>
+            <w:r>
+              <w:rPr>
+                <w:sz w:val="18"/>
+              </w:rPr>
+              <w:t>Non-functional</w:t>
+            </w:r>
+          </w:p>
+        </w:tc>
+        <w:tc>
+          <w:tcPr>
+            <w:tcW w:type="dxa" w:w="2880"/>
+          </w:tcPr>
+          <w:p>
+            <w:r>
+              <w:rPr>
+                <w:sz w:val="18"/>
+              </w:rPr>
+              <w:t>7.1.3</w:t>
+            </w:r>
+          </w:p>
+        </w:tc>
+      </w:tr>
+      <w:tr>
+        <w:tc>
+          <w:tcPr>
+            <w:tcW w:type="dxa" w:w="2880"/>
+          </w:tcPr>
+          <w:p>
+            <w:r>
+              <w:rPr>
+                <w:sz w:val="18"/>
+              </w:rPr>
+              <w:t>NFR-06</w:t>
+            </w:r>
+          </w:p>
+        </w:tc>
+        <w:tc>
+          <w:tcPr>
+            <w:tcW w:type="dxa" w:w="2880"/>
+          </w:tcPr>
+          <w:p>
+            <w:r>
+              <w:rPr>
+                <w:sz w:val="18"/>
+              </w:rPr>
+              <w:t>Non-functional</w:t>
+            </w:r>
+          </w:p>
+        </w:tc>
+        <w:tc>
+          <w:tcPr>
+            <w:tcW w:type="dxa" w:w="2880"/>
+          </w:tcPr>
+          <w:p>
+            <w:r>
+              <w:rPr>
+                <w:sz w:val="18"/>
+              </w:rPr>
+              <w:t>4.1, 4.2 and 4.3</w:t>
+            </w:r>
+          </w:p>
+        </w:tc>
+      </w:tr>
+      <w:tr>
+        <w:tc>
+          <w:tcPr>
+            <w:tcW w:type="dxa" w:w="2880"/>
+          </w:tcPr>
+          <w:p>
+            <w:r>
+              <w:rPr>
+                <w:sz w:val="18"/>
+              </w:rPr>
+              <w:t>NFR-07</w:t>
+            </w:r>
+          </w:p>
+        </w:tc>
+        <w:tc>
+          <w:tcPr>
+            <w:tcW w:type="dxa" w:w="2880"/>
+          </w:tcPr>
+          <w:p>
+            <w:r>
+              <w:rPr>
+                <w:sz w:val="18"/>
+              </w:rPr>
+              <w:t>Non-functional</w:t>
+            </w:r>
+          </w:p>
+        </w:tc>
+        <w:tc>
+          <w:tcPr>
+            <w:tcW w:type="dxa" w:w="2880"/>
+          </w:tcPr>
+          <w:p>
+            <w:r>
+              <w:rPr>
+                <w:sz w:val="18"/>
+              </w:rPr>
+              <w:t>4.3</w:t>
+            </w:r>
+          </w:p>
+        </w:tc>
+      </w:tr>
+      <w:tr>
+        <w:tc>
+          <w:tcPr>
+            <w:tcW w:type="dxa" w:w="2880"/>
+          </w:tcPr>
+          <w:p>
+            <w:r>
+              <w:rPr>
+                <w:sz w:val="18"/>
+              </w:rPr>
+              <w:t>NFR-08</w:t>
+            </w:r>
+          </w:p>
+        </w:tc>
+        <w:tc>
+          <w:tcPr>
+            <w:tcW w:type="dxa" w:w="2880"/>
+          </w:tcPr>
+          <w:p>
+            <w:r>
+              <w:rPr>
+                <w:sz w:val="18"/>
+              </w:rPr>
+              <w:t>Non-functional</w:t>
+            </w:r>
+          </w:p>
+        </w:tc>
+        <w:tc>
+          <w:tcPr>
+            <w:tcW w:type="dxa" w:w="2880"/>
+          </w:tcPr>
+          <w:p>
+            <w:r>
+              <w:rPr>
+                <w:sz w:val="18"/>
+              </w:rPr>
+              <w:t>7.2.1</w:t>
+            </w:r>
+          </w:p>
+        </w:tc>
+      </w:tr>
+      <w:tr>
+        <w:tc>
+          <w:tcPr>
+            <w:tcW w:type="dxa" w:w="2880"/>
+          </w:tcPr>
+          <w:p>
+            <w:r>
+              <w:rPr>
+                <w:sz w:val="18"/>
+              </w:rPr>
+              <w:t>NFR-09</w:t>
+            </w:r>
+          </w:p>
+        </w:tc>
+        <w:tc>
+          <w:tcPr>
+            <w:tcW w:type="dxa" w:w="2880"/>
+          </w:tcPr>
+          <w:p>
+            <w:r>
+              <w:rPr>
+                <w:sz w:val="18"/>
+              </w:rPr>
+              <w:t>Non-functional</w:t>
+            </w:r>
+          </w:p>
+        </w:tc>
+        <w:tc>
+          <w:tcPr>
+            <w:tcW w:type="dxa" w:w="2880"/>
+          </w:tcPr>
+          <w:p>
+            <w:r>
+              <w:rPr>
+                <w:sz w:val="18"/>
+              </w:rPr>
+              <w:t>7.1 and 7.2.5</w:t>
+            </w:r>
+          </w:p>
+        </w:tc>
+      </w:tr>
+      <w:tr>
+        <w:tc>
+          <w:tcPr>
+            <w:tcW w:type="dxa" w:w="2880"/>
+          </w:tcPr>
+          <w:p>
+            <w:r>
+              <w:rPr>
+                <w:sz w:val="18"/>
+              </w:rPr>
+              <w:t>NFR-10</w:t>
+            </w:r>
+          </w:p>
+        </w:tc>
+        <w:tc>
+          <w:tcPr>
+            <w:tcW w:type="dxa" w:w="2880"/>
+          </w:tcPr>
+          <w:p>
+            <w:r>
+              <w:rPr>
+                <w:sz w:val="18"/>
+              </w:rPr>
+              <w:t>Non-functional</w:t>
+            </w:r>
+          </w:p>
+        </w:tc>
+        <w:tc>
+          <w:tcPr>
+            <w:tcW w:type="dxa" w:w="2880"/>
+          </w:tcPr>
+          <w:p>
+            <w:r>
+              <w:rPr>
+                <w:sz w:val="18"/>
+              </w:rPr>
+              <w:t>5.12</w:t>
+            </w:r>
+          </w:p>
+        </w:tc>
+      </w:tr>
+      <w:tr>
+        <w:tc>
+          <w:tcPr>
+            <w:tcW w:type="dxa" w:w="2880"/>
+          </w:tcPr>
+          <w:p>
+            <w:r>
+              <w:rPr>
+                <w:sz w:val="18"/>
+              </w:rPr>
+              <w:t>NFR-11</w:t>
+            </w:r>
+          </w:p>
+        </w:tc>
+        <w:tc>
+          <w:tcPr>
+            <w:tcW w:type="dxa" w:w="2880"/>
+          </w:tcPr>
+          <w:p>
+            <w:r>
+              <w:rPr>
+                <w:sz w:val="18"/>
+              </w:rPr>
+              <w:t>Non-functional</w:t>
+            </w:r>
+          </w:p>
+        </w:tc>
+        <w:tc>
+          <w:tcPr>
+            <w:tcW w:type="dxa" w:w="2880"/>
+          </w:tcPr>
+          <w:p>
+            <w:r>
+              <w:rPr>
+                <w:sz w:val="18"/>
+              </w:rPr>
+              <w:t>6.3 and 7.1.3</w:t>
+            </w:r>
+          </w:p>
+        </w:tc>
+      </w:tr>
+      <w:tr>
+        <w:tc>
+          <w:tcPr>
+            <w:tcW w:type="dxa" w:w="2880"/>
+          </w:tcPr>
+          <w:p>
+            <w:r>
+              <w:rPr>
+                <w:sz w:val="18"/>
+              </w:rPr>
+              <w:t>NFR-12</w:t>
+            </w:r>
+          </w:p>
+        </w:tc>
+        <w:tc>
+          <w:tcPr>
+            <w:tcW w:type="dxa" w:w="2880"/>
+          </w:tcPr>
+          <w:p>
+            <w:r>
+              <w:rPr>
+                <w:sz w:val="18"/>
+              </w:rPr>
+              <w:t>Non-functional</w:t>
+            </w:r>
+          </w:p>
+        </w:tc>
+        <w:tc>
+          <w:tcPr>
+            <w:tcW w:type="dxa" w:w="2880"/>
+          </w:tcPr>
+          <w:p>
+            <w:r>
+              <w:rPr>
+                <w:sz w:val="18"/>
+              </w:rPr>
+              <w:t>1.2.1 and 2.1.1</w:t>
+            </w:r>
+          </w:p>
+        </w:tc>
+      </w:tr>
+      <w:tr>
+        <w:tc>
+          <w:tcPr>
+            <w:tcW w:type="dxa" w:w="2880"/>
+          </w:tcPr>
+          <w:p>
+            <w:r>
+              <w:rPr>
+                <w:sz w:val="18"/>
+              </w:rPr>
+              <w:t>OP-01</w:t>
+            </w:r>
+          </w:p>
+        </w:tc>
+        <w:tc>
+          <w:tcPr>
+            <w:tcW w:type="dxa" w:w="2880"/>
+          </w:tcPr>
+          <w:p>
+            <w:r>
+              <w:rPr>
+                <w:sz w:val="18"/>
+              </w:rPr>
+              <w:t>Operational</w:t>
+            </w:r>
+          </w:p>
+        </w:tc>
+        <w:tc>
+          <w:tcPr>
+            <w:tcW w:type="dxa" w:w="2880"/>
+          </w:tcPr>
+          <w:p>
+            <w:r>
+              <w:rPr>
+                <w:sz w:val="18"/>
+              </w:rPr>
+              <w:t>7.1</w:t>
+            </w:r>
+          </w:p>
+        </w:tc>
+      </w:tr>
+      <w:tr>
+        <w:tc>
+          <w:tcPr>
+            <w:tcW w:type="dxa" w:w="2880"/>
+          </w:tcPr>
+          <w:p>
+            <w:r>
+              <w:rPr>
+                <w:sz w:val="18"/>
+              </w:rPr>
+              <w:t>OP-02</w:t>
+            </w:r>
+          </w:p>
+        </w:tc>
+        <w:tc>
+          <w:tcPr>
+            <w:tcW w:type="dxa" w:w="2880"/>
+          </w:tcPr>
+          <w:p>
+            <w:r>
+              <w:rPr>
+                <w:sz w:val="18"/>
+              </w:rPr>
+              <w:t>Operational</w:t>
+            </w:r>
+          </w:p>
+        </w:tc>
+        <w:tc>
+          <w:tcPr>
+            <w:tcW w:type="dxa" w:w="2880"/>
+          </w:tcPr>
+          <w:p>
+            <w:r>
+              <w:rPr>
+                <w:sz w:val="18"/>
+              </w:rPr>
+              <w:t>6.1 and 6.3</w:t>
+            </w:r>
+          </w:p>
+        </w:tc>
+      </w:tr>
+      <w:tr>
+        <w:tc>
+          <w:tcPr>
+            <w:tcW w:type="dxa" w:w="2880"/>
+          </w:tcPr>
+          <w:p>
+            <w:r>
+              <w:rPr>
+                <w:sz w:val="18"/>
+              </w:rPr>
+              <w:t>OP-03</w:t>
+            </w:r>
+          </w:p>
+        </w:tc>
+        <w:tc>
+          <w:tcPr>
+            <w:tcW w:type="dxa" w:w="2880"/>
+          </w:tcPr>
+          <w:p>
+            <w:r>
+              <w:rPr>
+                <w:sz w:val="18"/>
+              </w:rPr>
+              <w:t>Operational</w:t>
+            </w:r>
+          </w:p>
+        </w:tc>
+        <w:tc>
+          <w:tcPr>
+            <w:tcW w:type="dxa" w:w="2880"/>
+          </w:tcPr>
+          <w:p>
+            <w:r>
+              <w:rPr>
+                <w:sz w:val="18"/>
+              </w:rPr>
+              <w:t>7.2.5</w:t>
+            </w:r>
+          </w:p>
+        </w:tc>
+      </w:tr>
+      <w:tr>
+        <w:tc>
+          <w:tcPr>
+            <w:tcW w:type="dxa" w:w="2880"/>
+          </w:tcPr>
+          <w:p>
+            <w:r>
+              <w:rPr>
+                <w:sz w:val="18"/>
+              </w:rPr>
+              <w:t>OP-04</w:t>
+            </w:r>
+          </w:p>
+        </w:tc>
+        <w:tc>
+          <w:tcPr>
+            <w:tcW w:type="dxa" w:w="2880"/>
+          </w:tcPr>
+          <w:p>
+            <w:r>
+              <w:rPr>
+                <w:sz w:val="18"/>
+              </w:rPr>
+              <w:t>Operational</w:t>
+            </w:r>
+          </w:p>
+        </w:tc>
+        <w:tc>
+          <w:tcPr>
+            <w:tcW w:type="dxa" w:w="2880"/>
+          </w:tcPr>
+          <w:p>
+            <w:r>
+              <w:rPr>
+                <w:sz w:val="18"/>
+              </w:rPr>
+              <w:t>7.1.3</w:t>
+            </w:r>
+          </w:p>
+        </w:tc>
+      </w:tr>
+      <w:tr>
+        <w:tc>
+          <w:tcPr>
+            <w:tcW w:type="dxa" w:w="2880"/>
+          </w:tcPr>
+          <w:p>
+            <w:r>
+              <w:rPr>
+                <w:sz w:val="18"/>
+              </w:rPr>
+              <w:t>OP-05</w:t>
+            </w:r>
+          </w:p>
+        </w:tc>
+        <w:tc>
+          <w:tcPr>
+            <w:tcW w:type="dxa" w:w="2880"/>
+          </w:tcPr>
+          <w:p>
+            <w:r>
+              <w:rPr>
+                <w:sz w:val="18"/>
+              </w:rPr>
+              <w:t>Operational</w:t>
+            </w:r>
+          </w:p>
+        </w:tc>
+        <w:tc>
+          <w:tcPr>
+            <w:tcW w:type="dxa" w:w="2880"/>
+          </w:tcPr>
+          <w:p>
+            <w:r>
+              <w:rPr>
+                <w:sz w:val="18"/>
+              </w:rPr>
+              <w:t>2.1.3</w:t>
+            </w:r>
+          </w:p>
+        </w:tc>
+      </w:tr>
+      <w:tr>
+        <w:tc>
+          <w:tcPr>
+            <w:tcW w:type="dxa" w:w="2880"/>
+          </w:tcPr>
+          <w:p>
+            <w:r>
+              <w:rPr>
+                <w:sz w:val="18"/>
+              </w:rPr>
+              <w:t>OP-06</w:t>
+            </w:r>
+          </w:p>
+        </w:tc>
+        <w:tc>
+          <w:tcPr>
+            <w:tcW w:type="dxa" w:w="2880"/>
+          </w:tcPr>
+          <w:p>
+            <w:r>
+              <w:rPr>
+                <w:sz w:val="18"/>
+              </w:rPr>
+              <w:t>Operational</w:t>
+            </w:r>
+          </w:p>
+        </w:tc>
+        <w:tc>
+          <w:tcPr>
+            <w:tcW w:type="dxa" w:w="2880"/>
+          </w:tcPr>
+          <w:p>
+            <w:r>
+              <w:rPr>
+                <w:sz w:val="18"/>
+              </w:rPr>
+              <w:t>7.2.5</w:t>
+            </w:r>
+          </w:p>
+        </w:tc>
+      </w:tr>
+      <w:tr>
+        <w:tc>
+          <w:tcPr>
+            <w:tcW w:type="dxa" w:w="2880"/>
+          </w:tcPr>
+          <w:p>
+            <w:r>
+              <w:rPr>
+                <w:sz w:val="18"/>
+              </w:rPr>
+              <w:t>OP-07</w:t>
+            </w:r>
+          </w:p>
+        </w:tc>
+        <w:tc>
+          <w:tcPr>
+            <w:tcW w:type="dxa" w:w="2880"/>
+          </w:tcPr>
+          <w:p>
+            <w:r>
+              <w:rPr>
+                <w:sz w:val="18"/>
+              </w:rPr>
+              <w:t>Operational</w:t>
+            </w:r>
+          </w:p>
+        </w:tc>
+        <w:tc>
+          <w:tcPr>
+            <w:tcW w:type="dxa" w:w="2880"/>
+          </w:tcPr>
+          <w:p>
+            <w:r>
+              <w:rPr>
+                <w:sz w:val="18"/>
+              </w:rPr>
+              <w:t>5.2 and 5.12</w:t>
+            </w:r>
+          </w:p>
+        </w:tc>
+      </w:tr>
+      <w:tr>
+        <w:tc>
+          <w:tcPr>
+            <w:tcW w:type="dxa" w:w="2880"/>
+          </w:tcPr>
+          <w:p>
+            <w:r>
+              <w:rPr>
+                <w:sz w:val="18"/>
+              </w:rPr>
+              <w:t>OP-08</w:t>
+            </w:r>
+          </w:p>
+        </w:tc>
+        <w:tc>
+          <w:tcPr>
+            <w:tcW w:type="dxa" w:w="2880"/>
+          </w:tcPr>
+          <w:p>
+            <w:r>
+              <w:rPr>
+                <w:sz w:val="18"/>
+              </w:rPr>
+              <w:t>Operational</w:t>
+            </w:r>
+          </w:p>
+        </w:tc>
+        <w:tc>
+          <w:tcPr>
+            <w:tcW w:type="dxa" w:w="2880"/>
+          </w:tcPr>
+          <w:p>
+            <w:r>
+              <w:rPr>
+                <w:sz w:val="18"/>
+              </w:rPr>
+              <w:t>5.9</w:t>
+            </w:r>
+          </w:p>
+        </w:tc>
+      </w:tr>
+      <w:tr>
+        <w:tc>
+          <w:tcPr>
+            <w:tcW w:type="dxa" w:w="2880"/>
+          </w:tcPr>
+          <w:p>
+            <w:r>
+              <w:rPr>
+                <w:sz w:val="18"/>
+              </w:rPr>
+              <w:t>OP-09</w:t>
+            </w:r>
+          </w:p>
+        </w:tc>
+        <w:tc>
+          <w:tcPr>
+            <w:tcW w:type="dxa" w:w="2880"/>
+          </w:tcPr>
+          <w:p>
+            <w:r>
+              <w:rPr>
+                <w:sz w:val="18"/>
+              </w:rPr>
+              <w:t>Operational</w:t>
+            </w:r>
+          </w:p>
+        </w:tc>
+        <w:tc>
+          <w:tcPr>
+            <w:tcW w:type="dxa" w:w="2880"/>
+          </w:tcPr>
+          <w:p>
+            <w:r>
+              <w:rPr>
+                <w:sz w:val="18"/>
+              </w:rPr>
+              <w:t>5.7 and 5.6</w:t>
+            </w:r>
+          </w:p>
+        </w:tc>
+      </w:tr>
+      <w:tr>
+        <w:tc>
+          <w:tcPr>
+            <w:tcW w:type="dxa" w:w="2880"/>
+          </w:tcPr>
+          <w:p>
+            <w:r>
+              <w:rPr>
+                <w:sz w:val="18"/>
+              </w:rPr>
+              <w:t>OP-10</w:t>
+            </w:r>
+          </w:p>
+        </w:tc>
+        <w:tc>
+          <w:tcPr>
+            <w:tcW w:type="dxa" w:w="2880"/>
+          </w:tcPr>
+          <w:p>
+            <w:r>
+              <w:rPr>
+                <w:sz w:val="18"/>
+              </w:rPr>
+              <w:t>Operational</w:t>
+            </w:r>
+          </w:p>
+        </w:tc>
+        <w:tc>
+          <w:tcPr>
+            <w:tcW w:type="dxa" w:w="2880"/>
+          </w:tcPr>
+          <w:p>
+            <w:r>
+              <w:rPr>
+                <w:sz w:val="18"/>
+              </w:rPr>
+              <w:t>2.1.3</w:t>
+            </w:r>
+          </w:p>
+        </w:tc>
+      </w:tr>
+      <w:tr>
+        <w:tc>
+          <w:tcPr>
+            <w:tcW w:type="dxa" w:w="2880"/>
+          </w:tcPr>
+          <w:p>
+            <w:r>
+              <w:rPr>
+                <w:sz w:val="18"/>
+              </w:rPr>
+              <w:t>OP-11</w:t>
+            </w:r>
+          </w:p>
+        </w:tc>
+        <w:tc>
+          <w:tcPr>
+            <w:tcW w:type="dxa" w:w="2880"/>
+          </w:tcPr>
+          <w:p>
+            <w:r>
+              <w:rPr>
+                <w:sz w:val="18"/>
+              </w:rPr>
+              <w:t>Operational</w:t>
+            </w:r>
+          </w:p>
+        </w:tc>
+        <w:tc>
+          <w:tcPr>
+            <w:tcW w:type="dxa" w:w="2880"/>
+          </w:tcPr>
+          <w:p>
+            <w:r>
+              <w:rPr>
+                <w:sz w:val="18"/>
+              </w:rPr>
+              <w:t>2.1.2 and 2.1.4</w:t>
+            </w:r>
+          </w:p>
+        </w:tc>
+      </w:tr>
+      <w:tr>
+        <w:tc>
+          <w:tcPr>
+            <w:tcW w:type="dxa" w:w="2880"/>
+          </w:tcPr>
+          <w:p>
+            <w:r>
+              <w:rPr>
+                <w:sz w:val="18"/>
+              </w:rPr>
+              <w:t>OP-12</w:t>
+            </w:r>
+          </w:p>
+        </w:tc>
+        <w:tc>
+          <w:tcPr>
+            <w:tcW w:type="dxa" w:w="2880"/>
+          </w:tcPr>
+          <w:p>
+            <w:r>
+              <w:rPr>
+                <w:sz w:val="18"/>
+              </w:rPr>
+              <w:t>Operational</w:t>
+            </w:r>
+          </w:p>
+        </w:tc>
+        <w:tc>
+          <w:tcPr>
+            <w:tcW w:type="dxa" w:w="2880"/>
+          </w:tcPr>
+          <w:p>
+            <w:r>
+              <w:rPr>
+                <w:sz w:val="18"/>
+              </w:rPr>
+              <w:t>5.8</w:t>
+            </w:r>
+          </w:p>
+        </w:tc>
+      </w:tr>
+      <w:tr>
+        <w:tc>
+          <w:tcPr>
+            <w:tcW w:type="dxa" w:w="2880"/>
+          </w:tcPr>
+          <w:p>
+            <w:r>
+              <w:rPr>
+                <w:sz w:val="18"/>
+              </w:rPr>
+              <w:t>OP-13</w:t>
+            </w:r>
+          </w:p>
+        </w:tc>
+        <w:tc>
+          <w:tcPr>
+            <w:tcW w:type="dxa" w:w="2880"/>
+          </w:tcPr>
+          <w:p>
+            <w:r>
+              <w:rPr>
+                <w:sz w:val="18"/>
+              </w:rPr>
+              <w:t>Operational</w:t>
+            </w:r>
+          </w:p>
+        </w:tc>
+        <w:tc>
+          <w:tcPr>
+            <w:tcW w:type="dxa" w:w="2880"/>
+          </w:tcPr>
+          <w:p>
+            <w:r>
+              <w:rPr>
+                <w:sz w:val="18"/>
+              </w:rPr>
+              <w:t>7.1.3</w:t>
+            </w:r>
+          </w:p>
+        </w:tc>
+      </w:tr>
+      <w:tr>
+        <w:tc>
+          <w:tcPr>
+            <w:tcW w:type="dxa" w:w="2880"/>
+          </w:tcPr>
+          <w:p>
+            <w:r>
+              <w:rPr>
+                <w:sz w:val="18"/>
+              </w:rPr>
+              <w:t>OP-14</w:t>
+            </w:r>
+          </w:p>
+        </w:tc>
+        <w:tc>
+          <w:tcPr>
+            <w:tcW w:type="dxa" w:w="2880"/>
+          </w:tcPr>
+          <w:p>
+            <w:r>
+              <w:rPr>
+                <w:sz w:val="18"/>
+              </w:rPr>
+              <w:t>Operational</w:t>
+            </w:r>
+          </w:p>
+        </w:tc>
+        <w:tc>
+          <w:tcPr>
+            <w:tcW w:type="dxa" w:w="2880"/>
+          </w:tcPr>
+          <w:p>
+            <w:r>
+              <w:rPr>
+                <w:sz w:val="18"/>
+              </w:rPr>
+              <w:t>5.9</w:t>
+            </w:r>
+          </w:p>
+        </w:tc>
+      </w:tr>
+      <w:tr>
+        <w:tc>
+          <w:tcPr>
+            <w:tcW w:type="dxa" w:w="2880"/>
+          </w:tcPr>
+          <w:p>
+            <w:r>
+              <w:rPr>
+                <w:sz w:val="18"/>
+              </w:rPr>
+              <w:t>OP-15</w:t>
+            </w:r>
+          </w:p>
+        </w:tc>
+        <w:tc>
+          <w:tcPr>
+            <w:tcW w:type="dxa" w:w="2880"/>
+          </w:tcPr>
+          <w:p>
+            <w:r>
+              <w:rPr>
+                <w:sz w:val="18"/>
+              </w:rPr>
+              <w:t>Operational</w:t>
+            </w:r>
+          </w:p>
+        </w:tc>
+        <w:tc>
+          <w:tcPr>
+            <w:tcW w:type="dxa" w:w="2880"/>
+          </w:tcPr>
+          <w:p>
+            <w:r>
+              <w:rPr>
+                <w:sz w:val="18"/>
+              </w:rPr>
+              <w:t>1.2.1 and 2.1.1</w:t>
+            </w:r>
+          </w:p>
+        </w:tc>
+      </w:tr>
+      <w:tr>
+        <w:tc>
+          <w:tcPr>
+            <w:tcW w:type="dxa" w:w="2880"/>
+          </w:tcPr>
+          <w:p>
+            <w:r>
+              <w:rPr>
+                <w:sz w:val="18"/>
+              </w:rPr>
+              <w:t>OP-16</w:t>
+            </w:r>
+          </w:p>
+        </w:tc>
+        <w:tc>
+          <w:tcPr>
+            <w:tcW w:type="dxa" w:w="2880"/>
+          </w:tcPr>
+          <w:p>
+            <w:r>
+              <w:rPr>
+                <w:sz w:val="18"/>
+              </w:rPr>
+              <w:t>Operational</w:t>
+            </w:r>
+          </w:p>
+        </w:tc>
+        <w:tc>
+          <w:tcPr>
+            <w:tcW w:type="dxa" w:w="2880"/>
+          </w:tcPr>
+          <w:p>
+            <w:r>
+              <w:rPr>
+                <w:sz w:val="18"/>
+              </w:rPr>
+              <w:t>5.7</w:t>
+            </w:r>
+          </w:p>
+        </w:tc>
+      </w:tr>
+    </w:tbl>
     <w:sectPr>
       <w:pgSz w:w="12240" w:h="15840"/>
       <w:pgMar w:top="1440" w:right="1800" w:bottom="1440" w:left="1800" w:header="720" w:footer="720" w:gutter="0"/>
